--- a/claude/claude1_basics_or_fundamentals.docx
+++ b/claude/claude1_basics_or_fundamentals.docx
@@ -7,8 +7,8 @@
         <w:jc w:val="center"/>
         <w:rPr>
           <w:rFonts w:ascii="Calibri" w:hAnsi="Calibri" w:cs="Calibri"/>
-          <w:sz w:val="36"/>
-          <w:szCs w:val="36"/>
+          <w:sz w:val="34"/>
+          <w:szCs w:val="34"/>
         </w:rPr>
       </w:pPr>
       <w:r>
@@ -16,8 +16,8 @@
           <w:rFonts w:ascii="Calibri" w:hAnsi="Calibri" w:cs="Calibri"/>
           <w:b/>
           <w:bCs/>
-          <w:sz w:val="44"/>
-          <w:szCs w:val="44"/>
+          <w:sz w:val="42"/>
+          <w:szCs w:val="42"/>
         </w:rPr>
         <w:t>INDEX</w:t>
       </w:r>
@@ -314,15 +314,15 @@
       <w:pPr>
         <w:rPr>
           <w:rFonts w:ascii="Calibri" w:hAnsi="Calibri" w:cs="Calibri"/>
-          <w:sz w:val="36"/>
-          <w:szCs w:val="36"/>
-        </w:rPr>
-      </w:pPr>
-      <w:r>
-        <w:rPr>
-          <w:rFonts w:ascii="Calibri" w:hAnsi="Calibri" w:cs="Calibri"/>
-          <w:sz w:val="36"/>
-          <w:szCs w:val="36"/>
+          <w:sz w:val="32"/>
+          <w:szCs w:val="32"/>
+        </w:rPr>
+      </w:pPr>
+      <w:r>
+        <w:rPr>
+          <w:rFonts w:ascii="Calibri" w:hAnsi="Calibri" w:cs="Calibri"/>
+          <w:sz w:val="32"/>
+          <w:szCs w:val="32"/>
         </w:rPr>
         <w:br w:type="page"/>
       </w:r>
@@ -334,8 +334,8 @@
           <w:rFonts w:ascii="Calibri" w:hAnsi="Calibri" w:cs="Calibri"/>
           <w:b/>
           <w:bCs/>
-          <w:sz w:val="36"/>
-          <w:szCs w:val="36"/>
+          <w:sz w:val="34"/>
+          <w:szCs w:val="34"/>
         </w:rPr>
       </w:pPr>
       <w:r>
@@ -343,8 +343,8 @@
           <w:rFonts w:ascii="Calibri" w:hAnsi="Calibri" w:cs="Calibri"/>
           <w:b/>
           <w:bCs/>
-          <w:sz w:val="36"/>
-          <w:szCs w:val="36"/>
+          <w:sz w:val="34"/>
+          <w:szCs w:val="34"/>
         </w:rPr>
         <w:lastRenderedPageBreak/>
         <w:t>Claude Prompt Engineering:</w:t>
@@ -355,23 +355,23 @@
         <w:jc w:val="both"/>
         <w:rPr>
           <w:rFonts w:ascii="Calibri" w:hAnsi="Calibri" w:cs="Calibri"/>
-          <w:sz w:val="36"/>
-          <w:szCs w:val="36"/>
-        </w:rPr>
-      </w:pPr>
-      <w:r>
-        <w:rPr>
-          <w:rFonts w:ascii="Calibri" w:hAnsi="Calibri" w:cs="Calibri"/>
-          <w:sz w:val="36"/>
-          <w:szCs w:val="36"/>
+          <w:sz w:val="34"/>
+          <w:szCs w:val="34"/>
+        </w:rPr>
+      </w:pPr>
+      <w:r>
+        <w:rPr>
+          <w:rFonts w:ascii="Calibri" w:hAnsi="Calibri" w:cs="Calibri"/>
+          <w:sz w:val="34"/>
+          <w:szCs w:val="34"/>
         </w:rPr>
         <w:t># We can use the RTCRSOQ</w:t>
       </w:r>
       <w:r>
         <w:rPr>
           <w:rFonts w:ascii="Calibri" w:hAnsi="Calibri" w:cs="Calibri"/>
-          <w:sz w:val="36"/>
-          <w:szCs w:val="36"/>
+          <w:sz w:val="34"/>
+          <w:szCs w:val="34"/>
         </w:rPr>
         <w:t xml:space="preserve"> format or use Claude’s official prompt template. Which is:</w:t>
       </w:r>
@@ -381,15 +381,15 @@
         <w:jc w:val="both"/>
         <w:rPr>
           <w:rFonts w:ascii="Calibri" w:hAnsi="Calibri" w:cs="Calibri"/>
-          <w:sz w:val="36"/>
-          <w:szCs w:val="36"/>
-        </w:rPr>
-      </w:pPr>
-      <w:r>
-        <w:rPr>
-          <w:rFonts w:ascii="Calibri" w:hAnsi="Calibri" w:cs="Calibri"/>
-          <w:sz w:val="36"/>
-          <w:szCs w:val="36"/>
+          <w:sz w:val="34"/>
+          <w:szCs w:val="34"/>
+        </w:rPr>
+      </w:pPr>
+      <w:r>
+        <w:rPr>
+          <w:rFonts w:ascii="Calibri" w:hAnsi="Calibri" w:cs="Calibri"/>
+          <w:sz w:val="34"/>
+          <w:szCs w:val="34"/>
         </w:rPr>
         <w:t>Set Stage:</w:t>
       </w:r>
@@ -399,15 +399,15 @@
         <w:jc w:val="both"/>
         <w:rPr>
           <w:rFonts w:ascii="Calibri" w:hAnsi="Calibri" w:cs="Calibri"/>
-          <w:sz w:val="36"/>
-          <w:szCs w:val="36"/>
-        </w:rPr>
-      </w:pPr>
-      <w:r>
-        <w:rPr>
-          <w:rFonts w:ascii="Calibri" w:hAnsi="Calibri" w:cs="Calibri"/>
-          <w:sz w:val="36"/>
-          <w:szCs w:val="36"/>
+          <w:sz w:val="34"/>
+          <w:szCs w:val="34"/>
+        </w:rPr>
+      </w:pPr>
+      <w:r>
+        <w:rPr>
+          <w:rFonts w:ascii="Calibri" w:hAnsi="Calibri" w:cs="Calibri"/>
+          <w:sz w:val="34"/>
+          <w:szCs w:val="34"/>
         </w:rPr>
         <w:t>Define Task:</w:t>
       </w:r>
@@ -417,15 +417,15 @@
         <w:jc w:val="both"/>
         <w:rPr>
           <w:rFonts w:ascii="Calibri" w:hAnsi="Calibri" w:cs="Calibri"/>
-          <w:sz w:val="36"/>
-          <w:szCs w:val="36"/>
-        </w:rPr>
-      </w:pPr>
-      <w:r>
-        <w:rPr>
-          <w:rFonts w:ascii="Calibri" w:hAnsi="Calibri" w:cs="Calibri"/>
-          <w:sz w:val="36"/>
-          <w:szCs w:val="36"/>
+          <w:sz w:val="34"/>
+          <w:szCs w:val="34"/>
+        </w:rPr>
+      </w:pPr>
+      <w:r>
+        <w:rPr>
+          <w:rFonts w:ascii="Calibri" w:hAnsi="Calibri" w:cs="Calibri"/>
+          <w:sz w:val="34"/>
+          <w:szCs w:val="34"/>
         </w:rPr>
         <w:t>Specify Rules:</w:t>
       </w:r>
@@ -435,15 +435,15 @@
         <w:jc w:val="both"/>
         <w:rPr>
           <w:rFonts w:ascii="Calibri" w:hAnsi="Calibri" w:cs="Calibri"/>
-          <w:sz w:val="36"/>
-          <w:szCs w:val="36"/>
-        </w:rPr>
-      </w:pPr>
-      <w:r>
-        <w:rPr>
-          <w:rFonts w:ascii="Calibri" w:hAnsi="Calibri" w:cs="Calibri"/>
-          <w:sz w:val="36"/>
-          <w:szCs w:val="36"/>
+          <w:sz w:val="34"/>
+          <w:szCs w:val="34"/>
+        </w:rPr>
+      </w:pPr>
+      <w:r>
+        <w:rPr>
+          <w:rFonts w:ascii="Calibri" w:hAnsi="Calibri" w:cs="Calibri"/>
+          <w:sz w:val="34"/>
+          <w:szCs w:val="34"/>
         </w:rPr>
         <w:t># Explanation:</w:t>
       </w:r>
@@ -458,8 +458,8 @@
         <w:jc w:val="both"/>
         <w:rPr>
           <w:rFonts w:ascii="Calibri" w:hAnsi="Calibri" w:cs="Calibri"/>
-          <w:sz w:val="36"/>
-          <w:szCs w:val="36"/>
+          <w:sz w:val="34"/>
+          <w:szCs w:val="34"/>
         </w:rPr>
       </w:pPr>
       <w:r>
@@ -467,16 +467,16 @@
           <w:rFonts w:ascii="Calibri" w:hAnsi="Calibri" w:cs="Calibri"/>
           <w:b/>
           <w:bCs/>
-          <w:sz w:val="36"/>
-          <w:szCs w:val="36"/>
+          <w:sz w:val="34"/>
+          <w:szCs w:val="34"/>
         </w:rPr>
         <w:t>Setting the stage:</w:t>
       </w:r>
       <w:r>
         <w:rPr>
           <w:rFonts w:ascii="Calibri" w:hAnsi="Calibri" w:cs="Calibri"/>
-          <w:sz w:val="36"/>
-          <w:szCs w:val="36"/>
+          <w:sz w:val="34"/>
+          <w:szCs w:val="34"/>
         </w:rPr>
         <w:t xml:space="preserve"> What is our role and what are our objectives? Is there context about our work that Claude should know about?</w:t>
       </w:r>
@@ -491,8 +491,8 @@
         <w:jc w:val="both"/>
         <w:rPr>
           <w:rFonts w:ascii="Calibri" w:hAnsi="Calibri" w:cs="Calibri"/>
-          <w:sz w:val="36"/>
-          <w:szCs w:val="36"/>
+          <w:sz w:val="34"/>
+          <w:szCs w:val="34"/>
         </w:rPr>
       </w:pPr>
       <w:r>
@@ -500,16 +500,16 @@
           <w:rFonts w:ascii="Calibri" w:hAnsi="Calibri" w:cs="Calibri"/>
           <w:b/>
           <w:bCs/>
-          <w:sz w:val="36"/>
-          <w:szCs w:val="36"/>
+          <w:sz w:val="34"/>
+          <w:szCs w:val="34"/>
         </w:rPr>
         <w:t>Defining the task:</w:t>
       </w:r>
       <w:r>
         <w:rPr>
           <w:rFonts w:ascii="Calibri" w:hAnsi="Calibri" w:cs="Calibri"/>
-          <w:sz w:val="36"/>
-          <w:szCs w:val="36"/>
+          <w:sz w:val="34"/>
+          <w:szCs w:val="34"/>
         </w:rPr>
         <w:t xml:space="preserve"> What action do we want Claude to take? Do we want Claude to write, analyze, build, or something else?</w:t>
       </w:r>
@@ -524,8 +524,8 @@
         <w:jc w:val="both"/>
         <w:rPr>
           <w:rFonts w:ascii="Calibri" w:hAnsi="Calibri" w:cs="Calibri"/>
-          <w:sz w:val="36"/>
-          <w:szCs w:val="36"/>
+          <w:sz w:val="34"/>
+          <w:szCs w:val="34"/>
         </w:rPr>
       </w:pPr>
       <w:r>
@@ -533,16 +533,16 @@
           <w:rFonts w:ascii="Calibri" w:hAnsi="Calibri" w:cs="Calibri"/>
           <w:b/>
           <w:bCs/>
-          <w:sz w:val="36"/>
-          <w:szCs w:val="36"/>
+          <w:sz w:val="34"/>
+          <w:szCs w:val="34"/>
         </w:rPr>
         <w:t>Specifying rules:</w:t>
       </w:r>
       <w:r>
         <w:rPr>
           <w:rFonts w:ascii="Calibri" w:hAnsi="Calibri" w:cs="Calibri"/>
-          <w:sz w:val="36"/>
-          <w:szCs w:val="36"/>
+          <w:sz w:val="34"/>
+          <w:szCs w:val="34"/>
         </w:rPr>
         <w:t xml:space="preserve"> What's the style or tone we want Claude to use? Are there examples that we can attach to show Claude what we're looking for?</w:t>
       </w:r>
@@ -552,15 +552,15 @@
         <w:jc w:val="both"/>
         <w:rPr>
           <w:rFonts w:ascii="Calibri" w:hAnsi="Calibri" w:cs="Calibri"/>
-          <w:sz w:val="36"/>
-          <w:szCs w:val="36"/>
-        </w:rPr>
-      </w:pPr>
-      <w:r>
-        <w:rPr>
-          <w:rFonts w:ascii="Calibri" w:hAnsi="Calibri" w:cs="Calibri"/>
-          <w:sz w:val="36"/>
-          <w:szCs w:val="36"/>
+          <w:sz w:val="34"/>
+          <w:szCs w:val="34"/>
+        </w:rPr>
+      </w:pPr>
+      <w:r>
+        <w:rPr>
+          <w:rFonts w:ascii="Calibri" w:hAnsi="Calibri" w:cs="Calibri"/>
+          <w:sz w:val="34"/>
+          <w:szCs w:val="34"/>
         </w:rPr>
         <w:t># Example Prompt:</w:t>
       </w:r>
@@ -570,15 +570,15 @@
         <w:jc w:val="both"/>
         <w:rPr>
           <w:rFonts w:ascii="Calibri" w:hAnsi="Calibri" w:cs="Calibri"/>
-          <w:sz w:val="36"/>
-          <w:szCs w:val="36"/>
-        </w:rPr>
-      </w:pPr>
-      <w:r>
-        <w:rPr>
-          <w:rFonts w:ascii="Calibri" w:hAnsi="Calibri" w:cs="Calibri"/>
-          <w:sz w:val="36"/>
-          <w:szCs w:val="36"/>
+          <w:sz w:val="34"/>
+          <w:szCs w:val="34"/>
+        </w:rPr>
+      </w:pPr>
+      <w:r>
+        <w:rPr>
+          <w:rFonts w:ascii="Calibri" w:hAnsi="Calibri" w:cs="Calibri"/>
+          <w:sz w:val="34"/>
+          <w:szCs w:val="34"/>
         </w:rPr>
         <w:t>"I'm the marketing lead at an indie streaming startup, and we're preparing an investor pitch deck for Series A investors.</w:t>
       </w:r>
@@ -588,15 +588,15 @@
         <w:jc w:val="both"/>
         <w:rPr>
           <w:rFonts w:ascii="Calibri" w:hAnsi="Calibri" w:cs="Calibri"/>
-          <w:sz w:val="36"/>
-          <w:szCs w:val="36"/>
-        </w:rPr>
-      </w:pPr>
-      <w:r>
-        <w:rPr>
-          <w:rFonts w:ascii="Calibri" w:hAnsi="Calibri" w:cs="Calibri"/>
-          <w:sz w:val="36"/>
-          <w:szCs w:val="36"/>
+          <w:sz w:val="34"/>
+          <w:szCs w:val="34"/>
+        </w:rPr>
+      </w:pPr>
+      <w:r>
+        <w:rPr>
+          <w:rFonts w:ascii="Calibri" w:hAnsi="Calibri" w:cs="Calibri"/>
+          <w:sz w:val="34"/>
+          <w:szCs w:val="34"/>
         </w:rPr>
         <w:t>Can you research the current state of the independent film streaming market and identify key trends, competitor positioning, and growth opportunities?</w:t>
       </w:r>
@@ -606,35 +606,26 @@
         <w:jc w:val="both"/>
         <w:rPr>
           <w:rFonts w:ascii="Calibri" w:hAnsi="Calibri" w:cs="Calibri"/>
-          <w:sz w:val="36"/>
-          <w:szCs w:val="36"/>
-        </w:rPr>
-      </w:pPr>
-      <w:r>
-        <w:rPr>
-          <w:rFonts w:ascii="Calibri" w:hAnsi="Calibri" w:cs="Calibri"/>
-          <w:sz w:val="36"/>
-          <w:szCs w:val="36"/>
-        </w:rPr>
-        <w:t xml:space="preserve">Use current web research with citations and structure it as a professional report of up to 5 pages, with an executive </w:t>
-      </w:r>
-      <w:r>
-        <w:rPr>
-          <w:rFonts w:ascii="Calibri" w:hAnsi="Calibri" w:cs="Calibri"/>
-          <w:sz w:val="36"/>
-          <w:szCs w:val="36"/>
-        </w:rPr>
-        <w:lastRenderedPageBreak/>
-        <w:t>summary, market analysis, competitive landscape, and growth opportunities."</w:t>
-      </w:r>
-    </w:p>
-    <w:p>
-      <w:pPr>
-        <w:jc w:val="both"/>
-        <w:rPr>
-          <w:rFonts w:ascii="Calibri" w:hAnsi="Calibri" w:cs="Calibri"/>
-          <w:sz w:val="36"/>
-          <w:szCs w:val="36"/>
+          <w:sz w:val="34"/>
+          <w:szCs w:val="34"/>
+        </w:rPr>
+      </w:pPr>
+      <w:r>
+        <w:rPr>
+          <w:rFonts w:ascii="Calibri" w:hAnsi="Calibri" w:cs="Calibri"/>
+          <w:sz w:val="34"/>
+          <w:szCs w:val="34"/>
+        </w:rPr>
+        <w:t>Use current web research with citations and structure it as a professional report of up to 5 pages, with an executive summary, market analysis, competitive landscape, and growth opportunities."</w:t>
+      </w:r>
+    </w:p>
+    <w:p>
+      <w:pPr>
+        <w:jc w:val="both"/>
+        <w:rPr>
+          <w:rFonts w:ascii="Calibri" w:hAnsi="Calibri" w:cs="Calibri"/>
+          <w:sz w:val="34"/>
+          <w:szCs w:val="34"/>
         </w:rPr>
       </w:pPr>
     </w:p>
@@ -643,15 +634,15 @@
         <w:jc w:val="center"/>
         <w:rPr>
           <w:rFonts w:ascii="Calibri" w:hAnsi="Calibri" w:cs="Calibri"/>
-          <w:sz w:val="36"/>
-          <w:szCs w:val="36"/>
-        </w:rPr>
-      </w:pPr>
-      <w:r>
-        <w:rPr>
-          <w:rFonts w:ascii="Calibri" w:hAnsi="Calibri" w:cs="Calibri"/>
-          <w:sz w:val="36"/>
-          <w:szCs w:val="36"/>
+          <w:sz w:val="34"/>
+          <w:szCs w:val="34"/>
+        </w:rPr>
+      </w:pPr>
+      <w:r>
+        <w:rPr>
+          <w:rFonts w:ascii="Calibri" w:hAnsi="Calibri" w:cs="Calibri"/>
+          <w:sz w:val="34"/>
+          <w:szCs w:val="34"/>
         </w:rPr>
         <w:t>Break</w:t>
       </w:r>
@@ -661,8 +652,8 @@
         <w:jc w:val="both"/>
         <w:rPr>
           <w:rFonts w:ascii="Calibri" w:hAnsi="Calibri" w:cs="Calibri"/>
-          <w:sz w:val="36"/>
-          <w:szCs w:val="36"/>
+          <w:sz w:val="34"/>
+          <w:szCs w:val="34"/>
         </w:rPr>
       </w:pPr>
     </w:p>
@@ -673,8 +664,8 @@
           <w:rFonts w:ascii="Calibri" w:hAnsi="Calibri" w:cs="Calibri"/>
           <w:b/>
           <w:bCs/>
-          <w:sz w:val="36"/>
-          <w:szCs w:val="36"/>
+          <w:sz w:val="34"/>
+          <w:szCs w:val="34"/>
         </w:rPr>
       </w:pPr>
       <w:r>
@@ -682,8 +673,8 @@
           <w:rFonts w:ascii="Calibri" w:hAnsi="Calibri" w:cs="Calibri"/>
           <w:b/>
           <w:bCs/>
-          <w:sz w:val="36"/>
-          <w:szCs w:val="36"/>
+          <w:sz w:val="34"/>
+          <w:szCs w:val="34"/>
         </w:rPr>
         <w:t>Claude File Types Support:</w:t>
       </w:r>
@@ -693,15 +684,15 @@
         <w:jc w:val="both"/>
         <w:rPr>
           <w:rFonts w:ascii="Calibri" w:hAnsi="Calibri" w:cs="Calibri"/>
-          <w:sz w:val="36"/>
-          <w:szCs w:val="36"/>
-        </w:rPr>
-      </w:pPr>
-      <w:r>
-        <w:rPr>
-          <w:rFonts w:ascii="Calibri" w:hAnsi="Calibri" w:cs="Calibri"/>
-          <w:sz w:val="36"/>
-          <w:szCs w:val="36"/>
+          <w:sz w:val="34"/>
+          <w:szCs w:val="34"/>
+        </w:rPr>
+      </w:pPr>
+      <w:r>
+        <w:rPr>
+          <w:rFonts w:ascii="Calibri" w:hAnsi="Calibri" w:cs="Calibri"/>
+          <w:sz w:val="34"/>
+          <w:szCs w:val="34"/>
         </w:rPr>
         <w:t># It can support a lot of file types, read and write them too:</w:t>
       </w:r>
@@ -716,15 +707,15 @@
         <w:jc w:val="both"/>
         <w:rPr>
           <w:rFonts w:ascii="Calibri" w:hAnsi="Calibri" w:cs="Calibri"/>
-          <w:sz w:val="36"/>
-          <w:szCs w:val="36"/>
-        </w:rPr>
-      </w:pPr>
-      <w:r>
-        <w:rPr>
-          <w:rFonts w:ascii="Calibri" w:hAnsi="Calibri" w:cs="Calibri"/>
-          <w:sz w:val="36"/>
-          <w:szCs w:val="36"/>
+          <w:sz w:val="34"/>
+          <w:szCs w:val="34"/>
+        </w:rPr>
+      </w:pPr>
+      <w:r>
+        <w:rPr>
+          <w:rFonts w:ascii="Calibri" w:hAnsi="Calibri" w:cs="Calibri"/>
+          <w:sz w:val="34"/>
+          <w:szCs w:val="34"/>
         </w:rPr>
         <w:t>PDF</w:t>
       </w:r>
@@ -739,15 +730,15 @@
         <w:jc w:val="both"/>
         <w:rPr>
           <w:rFonts w:ascii="Calibri" w:hAnsi="Calibri" w:cs="Calibri"/>
-          <w:sz w:val="36"/>
-          <w:szCs w:val="36"/>
-        </w:rPr>
-      </w:pPr>
-      <w:r>
-        <w:rPr>
-          <w:rFonts w:ascii="Calibri" w:hAnsi="Calibri" w:cs="Calibri"/>
-          <w:sz w:val="36"/>
-          <w:szCs w:val="36"/>
+          <w:sz w:val="34"/>
+          <w:szCs w:val="34"/>
+        </w:rPr>
+      </w:pPr>
+      <w:r>
+        <w:rPr>
+          <w:rFonts w:ascii="Calibri" w:hAnsi="Calibri" w:cs="Calibri"/>
+          <w:sz w:val="34"/>
+          <w:szCs w:val="34"/>
         </w:rPr>
         <w:t>CSV</w:t>
       </w:r>
@@ -762,15 +753,15 @@
         <w:jc w:val="both"/>
         <w:rPr>
           <w:rFonts w:ascii="Calibri" w:hAnsi="Calibri" w:cs="Calibri"/>
-          <w:sz w:val="36"/>
-          <w:szCs w:val="36"/>
-        </w:rPr>
-      </w:pPr>
-      <w:r>
-        <w:rPr>
-          <w:rFonts w:ascii="Calibri" w:hAnsi="Calibri" w:cs="Calibri"/>
-          <w:sz w:val="36"/>
-          <w:szCs w:val="36"/>
+          <w:sz w:val="34"/>
+          <w:szCs w:val="34"/>
+        </w:rPr>
+      </w:pPr>
+      <w:r>
+        <w:rPr>
+          <w:rFonts w:ascii="Calibri" w:hAnsi="Calibri" w:cs="Calibri"/>
+          <w:sz w:val="34"/>
+          <w:szCs w:val="34"/>
         </w:rPr>
         <w:t>DOCX</w:t>
       </w:r>
@@ -785,15 +776,15 @@
         <w:jc w:val="both"/>
         <w:rPr>
           <w:rFonts w:ascii="Calibri" w:hAnsi="Calibri" w:cs="Calibri"/>
-          <w:sz w:val="36"/>
-          <w:szCs w:val="36"/>
-        </w:rPr>
-      </w:pPr>
-      <w:r>
-        <w:rPr>
-          <w:rFonts w:ascii="Calibri" w:hAnsi="Calibri" w:cs="Calibri"/>
-          <w:sz w:val="36"/>
-          <w:szCs w:val="36"/>
+          <w:sz w:val="34"/>
+          <w:szCs w:val="34"/>
+        </w:rPr>
+      </w:pPr>
+      <w:r>
+        <w:rPr>
+          <w:rFonts w:ascii="Calibri" w:hAnsi="Calibri" w:cs="Calibri"/>
+          <w:sz w:val="34"/>
+          <w:szCs w:val="34"/>
         </w:rPr>
         <w:t>TXT</w:t>
       </w:r>
@@ -808,15 +799,15 @@
         <w:jc w:val="both"/>
         <w:rPr>
           <w:rFonts w:ascii="Calibri" w:hAnsi="Calibri" w:cs="Calibri"/>
-          <w:sz w:val="36"/>
-          <w:szCs w:val="36"/>
-        </w:rPr>
-      </w:pPr>
-      <w:r>
-        <w:rPr>
-          <w:rFonts w:ascii="Calibri" w:hAnsi="Calibri" w:cs="Calibri"/>
-          <w:sz w:val="36"/>
-          <w:szCs w:val="36"/>
+          <w:sz w:val="34"/>
+          <w:szCs w:val="34"/>
+        </w:rPr>
+      </w:pPr>
+      <w:r>
+        <w:rPr>
+          <w:rFonts w:ascii="Calibri" w:hAnsi="Calibri" w:cs="Calibri"/>
+          <w:sz w:val="34"/>
+          <w:szCs w:val="34"/>
         </w:rPr>
         <w:t>HTML</w:t>
       </w:r>
@@ -831,15 +822,15 @@
         <w:jc w:val="both"/>
         <w:rPr>
           <w:rFonts w:ascii="Calibri" w:hAnsi="Calibri" w:cs="Calibri"/>
-          <w:sz w:val="36"/>
-          <w:szCs w:val="36"/>
-        </w:rPr>
-      </w:pPr>
-      <w:r>
-        <w:rPr>
-          <w:rFonts w:ascii="Calibri" w:hAnsi="Calibri" w:cs="Calibri"/>
-          <w:sz w:val="36"/>
-          <w:szCs w:val="36"/>
+          <w:sz w:val="34"/>
+          <w:szCs w:val="34"/>
+        </w:rPr>
+      </w:pPr>
+      <w:r>
+        <w:rPr>
+          <w:rFonts w:ascii="Calibri" w:hAnsi="Calibri" w:cs="Calibri"/>
+          <w:sz w:val="34"/>
+          <w:szCs w:val="34"/>
         </w:rPr>
         <w:t>ODT</w:t>
       </w:r>
@@ -854,15 +845,15 @@
         <w:jc w:val="both"/>
         <w:rPr>
           <w:rFonts w:ascii="Calibri" w:hAnsi="Calibri" w:cs="Calibri"/>
-          <w:sz w:val="36"/>
-          <w:szCs w:val="36"/>
-        </w:rPr>
-      </w:pPr>
-      <w:r>
-        <w:rPr>
-          <w:rFonts w:ascii="Calibri" w:hAnsi="Calibri" w:cs="Calibri"/>
-          <w:sz w:val="36"/>
-          <w:szCs w:val="36"/>
+          <w:sz w:val="34"/>
+          <w:szCs w:val="34"/>
+        </w:rPr>
+      </w:pPr>
+      <w:r>
+        <w:rPr>
+          <w:rFonts w:ascii="Calibri" w:hAnsi="Calibri" w:cs="Calibri"/>
+          <w:sz w:val="34"/>
+          <w:szCs w:val="34"/>
         </w:rPr>
         <w:t>RTF</w:t>
       </w:r>
@@ -877,15 +868,15 @@
         <w:jc w:val="both"/>
         <w:rPr>
           <w:rFonts w:ascii="Calibri" w:hAnsi="Calibri" w:cs="Calibri"/>
-          <w:sz w:val="36"/>
-          <w:szCs w:val="36"/>
-        </w:rPr>
-      </w:pPr>
-      <w:r>
-        <w:rPr>
-          <w:rFonts w:ascii="Calibri" w:hAnsi="Calibri" w:cs="Calibri"/>
-          <w:sz w:val="36"/>
-          <w:szCs w:val="36"/>
+          <w:sz w:val="34"/>
+          <w:szCs w:val="34"/>
+        </w:rPr>
+      </w:pPr>
+      <w:r>
+        <w:rPr>
+          <w:rFonts w:ascii="Calibri" w:hAnsi="Calibri" w:cs="Calibri"/>
+          <w:sz w:val="34"/>
+          <w:szCs w:val="34"/>
         </w:rPr>
         <w:t>EPUB</w:t>
       </w:r>
@@ -900,15 +891,15 @@
         <w:jc w:val="both"/>
         <w:rPr>
           <w:rFonts w:ascii="Calibri" w:hAnsi="Calibri" w:cs="Calibri"/>
-          <w:sz w:val="36"/>
-          <w:szCs w:val="36"/>
-        </w:rPr>
-      </w:pPr>
-      <w:r>
-        <w:rPr>
-          <w:rFonts w:ascii="Calibri" w:hAnsi="Calibri" w:cs="Calibri"/>
-          <w:sz w:val="36"/>
-          <w:szCs w:val="36"/>
+          <w:sz w:val="34"/>
+          <w:szCs w:val="34"/>
+        </w:rPr>
+      </w:pPr>
+      <w:r>
+        <w:rPr>
+          <w:rFonts w:ascii="Calibri" w:hAnsi="Calibri" w:cs="Calibri"/>
+          <w:sz w:val="34"/>
+          <w:szCs w:val="34"/>
         </w:rPr>
         <w:t>JSON</w:t>
       </w:r>
@@ -923,15 +914,15 @@
         <w:jc w:val="both"/>
         <w:rPr>
           <w:rFonts w:ascii="Calibri" w:hAnsi="Calibri" w:cs="Calibri"/>
-          <w:sz w:val="36"/>
-          <w:szCs w:val="36"/>
-        </w:rPr>
-      </w:pPr>
-      <w:r>
-        <w:rPr>
-          <w:rFonts w:ascii="Calibri" w:hAnsi="Calibri" w:cs="Calibri"/>
-          <w:sz w:val="36"/>
-          <w:szCs w:val="36"/>
+          <w:sz w:val="34"/>
+          <w:szCs w:val="34"/>
+        </w:rPr>
+      </w:pPr>
+      <w:r>
+        <w:rPr>
+          <w:rFonts w:ascii="Calibri" w:hAnsi="Calibri" w:cs="Calibri"/>
+          <w:sz w:val="34"/>
+          <w:szCs w:val="34"/>
         </w:rPr>
         <w:t>XLSX</w:t>
       </w:r>
@@ -941,8 +932,8 @@
         <w:jc w:val="both"/>
         <w:rPr>
           <w:rFonts w:ascii="Calibri" w:hAnsi="Calibri" w:cs="Calibri"/>
-          <w:sz w:val="36"/>
-          <w:szCs w:val="36"/>
+          <w:sz w:val="34"/>
+          <w:szCs w:val="34"/>
         </w:rPr>
       </w:pPr>
     </w:p>
@@ -951,15 +942,15 @@
         <w:jc w:val="center"/>
         <w:rPr>
           <w:rFonts w:ascii="Calibri" w:hAnsi="Calibri" w:cs="Calibri"/>
-          <w:sz w:val="36"/>
-          <w:szCs w:val="36"/>
-        </w:rPr>
-      </w:pPr>
-      <w:r>
-        <w:rPr>
-          <w:rFonts w:ascii="Calibri" w:hAnsi="Calibri" w:cs="Calibri"/>
-          <w:sz w:val="36"/>
-          <w:szCs w:val="36"/>
+          <w:sz w:val="34"/>
+          <w:szCs w:val="34"/>
+        </w:rPr>
+      </w:pPr>
+      <w:r>
+        <w:rPr>
+          <w:rFonts w:ascii="Calibri" w:hAnsi="Calibri" w:cs="Calibri"/>
+          <w:sz w:val="34"/>
+          <w:szCs w:val="34"/>
         </w:rPr>
         <w:t>Break</w:t>
       </w:r>
@@ -969,18 +960,18 @@
         <w:jc w:val="both"/>
         <w:rPr>
           <w:rFonts w:ascii="Calibri" w:hAnsi="Calibri" w:cs="Calibri"/>
-          <w:sz w:val="36"/>
-          <w:szCs w:val="36"/>
-        </w:rPr>
-      </w:pPr>
-    </w:p>
-    <w:p>
-      <w:pPr>
-        <w:jc w:val="both"/>
-        <w:rPr>
-          <w:rFonts w:ascii="Calibri" w:hAnsi="Calibri" w:cs="Calibri"/>
-          <w:sz w:val="36"/>
-          <w:szCs w:val="36"/>
+          <w:sz w:val="34"/>
+          <w:szCs w:val="34"/>
+        </w:rPr>
+      </w:pPr>
+    </w:p>
+    <w:p>
+      <w:pPr>
+        <w:jc w:val="both"/>
+        <w:rPr>
+          <w:rFonts w:ascii="Calibri" w:hAnsi="Calibri" w:cs="Calibri"/>
+          <w:sz w:val="34"/>
+          <w:szCs w:val="34"/>
         </w:rPr>
       </w:pPr>
     </w:p>
@@ -991,8 +982,8 @@
           <w:rFonts w:ascii="Calibri" w:hAnsi="Calibri" w:cs="Calibri"/>
           <w:b/>
           <w:bCs/>
-          <w:sz w:val="36"/>
-          <w:szCs w:val="36"/>
+          <w:sz w:val="34"/>
+          <w:szCs w:val="34"/>
         </w:rPr>
       </w:pPr>
       <w:r>
@@ -1000,8 +991,8 @@
           <w:rFonts w:ascii="Calibri" w:hAnsi="Calibri" w:cs="Calibri"/>
           <w:b/>
           <w:bCs/>
-          <w:sz w:val="36"/>
-          <w:szCs w:val="36"/>
+          <w:sz w:val="34"/>
+          <w:szCs w:val="34"/>
         </w:rPr>
         <w:t>Claude Desktop App Modes:</w:t>
       </w:r>
@@ -1011,15 +1002,15 @@
         <w:jc w:val="both"/>
         <w:rPr>
           <w:rFonts w:ascii="Calibri" w:hAnsi="Calibri" w:cs="Calibri"/>
-          <w:sz w:val="36"/>
-          <w:szCs w:val="36"/>
-        </w:rPr>
-      </w:pPr>
-      <w:r>
-        <w:rPr>
-          <w:rFonts w:ascii="Calibri" w:hAnsi="Calibri" w:cs="Calibri"/>
-          <w:sz w:val="36"/>
-          <w:szCs w:val="36"/>
+          <w:sz w:val="34"/>
+          <w:szCs w:val="34"/>
+        </w:rPr>
+      </w:pPr>
+      <w:r>
+        <w:rPr>
+          <w:rFonts w:ascii="Calibri" w:hAnsi="Calibri" w:cs="Calibri"/>
+          <w:sz w:val="34"/>
+          <w:szCs w:val="34"/>
         </w:rPr>
         <w:t># There are three modes of Claude:</w:t>
       </w:r>
@@ -1050,17 +1041,16 @@
               <w:jc w:val="both"/>
               <w:rPr>
                 <w:rFonts w:ascii="Calibri" w:hAnsi="Calibri" w:cs="Calibri"/>
-                <w:sz w:val="36"/>
-                <w:szCs w:val="36"/>
+                <w:sz w:val="34"/>
+                <w:szCs w:val="34"/>
               </w:rPr>
             </w:pPr>
             <w:r>
               <w:rPr>
                 <w:rFonts w:ascii="Calibri" w:hAnsi="Calibri" w:cs="Calibri"/>
-                <w:sz w:val="36"/>
-                <w:szCs w:val="36"/>
+                <w:sz w:val="34"/>
+                <w:szCs w:val="34"/>
               </w:rPr>
-              <w:lastRenderedPageBreak/>
               <w:t xml:space="preserve"> </w:t>
             </w:r>
           </w:p>
@@ -1075,15 +1065,15 @@
               <w:cnfStyle w:val="100000000000" w:firstRow="1" w:lastRow="0" w:firstColumn="0" w:lastColumn="0" w:oddVBand="0" w:evenVBand="0" w:oddHBand="0" w:evenHBand="0" w:firstRowFirstColumn="0" w:firstRowLastColumn="0" w:lastRowFirstColumn="0" w:lastRowLastColumn="0"/>
               <w:rPr>
                 <w:rFonts w:ascii="Calibri" w:hAnsi="Calibri" w:cs="Calibri"/>
-                <w:sz w:val="36"/>
-                <w:szCs w:val="36"/>
+                <w:sz w:val="34"/>
+                <w:szCs w:val="34"/>
               </w:rPr>
             </w:pPr>
             <w:r>
               <w:rPr>
                 <w:rFonts w:ascii="Calibri" w:hAnsi="Calibri" w:cs="Calibri"/>
-                <w:sz w:val="36"/>
-                <w:szCs w:val="36"/>
+                <w:sz w:val="34"/>
+                <w:szCs w:val="34"/>
               </w:rPr>
               <w:t xml:space="preserve">Chat </w:t>
             </w:r>
@@ -1099,18 +1089,20 @@
               <w:cnfStyle w:val="100000000000" w:firstRow="1" w:lastRow="0" w:firstColumn="0" w:lastColumn="0" w:oddVBand="0" w:evenVBand="0" w:oddHBand="0" w:evenHBand="0" w:firstRowFirstColumn="0" w:firstRowLastColumn="0" w:lastRowFirstColumn="0" w:lastRowLastColumn="0"/>
               <w:rPr>
                 <w:rFonts w:ascii="Calibri" w:hAnsi="Calibri" w:cs="Calibri"/>
-                <w:sz w:val="36"/>
-                <w:szCs w:val="36"/>
+                <w:sz w:val="34"/>
+                <w:szCs w:val="34"/>
               </w:rPr>
             </w:pPr>
+            <w:proofErr w:type="spellStart"/>
             <w:r>
               <w:rPr>
                 <w:rFonts w:ascii="Calibri" w:hAnsi="Calibri" w:cs="Calibri"/>
-                <w:sz w:val="36"/>
-                <w:szCs w:val="36"/>
+                <w:sz w:val="34"/>
+                <w:szCs w:val="34"/>
               </w:rPr>
               <w:t>Cowork</w:t>
             </w:r>
+            <w:proofErr w:type="spellEnd"/>
           </w:p>
         </w:tc>
         <w:tc>
@@ -1123,15 +1115,15 @@
               <w:cnfStyle w:val="100000000000" w:firstRow="1" w:lastRow="0" w:firstColumn="0" w:lastColumn="0" w:oddVBand="0" w:evenVBand="0" w:oddHBand="0" w:evenHBand="0" w:firstRowFirstColumn="0" w:firstRowLastColumn="0" w:lastRowFirstColumn="0" w:lastRowLastColumn="0"/>
               <w:rPr>
                 <w:rFonts w:ascii="Calibri" w:hAnsi="Calibri" w:cs="Calibri"/>
-                <w:sz w:val="36"/>
-                <w:szCs w:val="36"/>
+                <w:sz w:val="34"/>
+                <w:szCs w:val="34"/>
               </w:rPr>
             </w:pPr>
             <w:r>
               <w:rPr>
                 <w:rFonts w:ascii="Calibri" w:hAnsi="Calibri" w:cs="Calibri"/>
-                <w:sz w:val="36"/>
-                <w:szCs w:val="36"/>
+                <w:sz w:val="34"/>
+                <w:szCs w:val="34"/>
               </w:rPr>
               <w:t>Code</w:t>
             </w:r>
@@ -1152,15 +1144,15 @@
               <w:jc w:val="both"/>
               <w:rPr>
                 <w:rFonts w:ascii="Calibri" w:hAnsi="Calibri" w:cs="Calibri"/>
-                <w:sz w:val="36"/>
-                <w:szCs w:val="36"/>
+                <w:sz w:val="34"/>
+                <w:szCs w:val="34"/>
               </w:rPr>
             </w:pPr>
             <w:r>
               <w:rPr>
                 <w:rFonts w:ascii="Calibri" w:hAnsi="Calibri" w:cs="Calibri"/>
-                <w:sz w:val="36"/>
-                <w:szCs w:val="36"/>
+                <w:sz w:val="34"/>
+                <w:szCs w:val="34"/>
               </w:rPr>
               <w:t>Optimized For</w:t>
             </w:r>
@@ -1176,17 +1168,26 @@
               <w:cnfStyle w:val="000000100000" w:firstRow="0" w:lastRow="0" w:firstColumn="0" w:lastColumn="0" w:oddVBand="0" w:evenVBand="0" w:oddHBand="1" w:evenHBand="0" w:firstRowFirstColumn="0" w:firstRowLastColumn="0" w:lastRowFirstColumn="0" w:lastRowLastColumn="0"/>
               <w:rPr>
                 <w:rFonts w:ascii="Calibri" w:hAnsi="Calibri" w:cs="Calibri"/>
-                <w:sz w:val="36"/>
-                <w:szCs w:val="36"/>
+                <w:sz w:val="34"/>
+                <w:szCs w:val="34"/>
               </w:rPr>
             </w:pPr>
             <w:r>
               <w:rPr>
                 <w:rFonts w:ascii="Calibri" w:hAnsi="Calibri" w:cs="Calibri"/>
-                <w:sz w:val="28"/>
-                <w:szCs w:val="28"/>
+                <w:sz w:val="26"/>
+                <w:szCs w:val="26"/>
               </w:rPr>
-              <w:t>Quicker exchanges: exploring ideas, iterative drafting, quick answers, learning through dialogue</w:t>
+              <w:t xml:space="preserve">Quicker exchanges: exploring ideas, iterative drafting, quick answers, </w:t>
+            </w:r>
+            <w:r>
+              <w:rPr>
+                <w:rFonts w:ascii="Calibri" w:hAnsi="Calibri" w:cs="Calibri"/>
+                <w:sz w:val="26"/>
+                <w:szCs w:val="26"/>
+              </w:rPr>
+              <w:lastRenderedPageBreak/>
+              <w:t>learning through dialogue</w:t>
             </w:r>
           </w:p>
         </w:tc>
@@ -1200,17 +1201,27 @@
               <w:cnfStyle w:val="000000100000" w:firstRow="0" w:lastRow="0" w:firstColumn="0" w:lastColumn="0" w:oddVBand="0" w:evenVBand="0" w:oddHBand="1" w:evenHBand="0" w:firstRowFirstColumn="0" w:firstRowLastColumn="0" w:lastRowFirstColumn="0" w:lastRowLastColumn="0"/>
               <w:rPr>
                 <w:rFonts w:ascii="Calibri" w:hAnsi="Calibri" w:cs="Calibri"/>
-                <w:sz w:val="28"/>
-                <w:szCs w:val="28"/>
+                <w:sz w:val="26"/>
+                <w:szCs w:val="26"/>
               </w:rPr>
             </w:pPr>
             <w:r>
               <w:rPr>
                 <w:rFonts w:ascii="Calibri" w:hAnsi="Calibri" w:cs="Calibri"/>
-                <w:sz w:val="28"/>
-                <w:szCs w:val="28"/>
+                <w:sz w:val="26"/>
+                <w:szCs w:val="26"/>
               </w:rPr>
-              <w:t>Complex or sustained work: research, analysis, file organization, producing finished documents and deliverables</w:t>
+              <w:lastRenderedPageBreak/>
+              <w:t xml:space="preserve">Complex or sustained work: research, analysis, file organization, </w:t>
+            </w:r>
+            <w:r>
+              <w:rPr>
+                <w:rFonts w:ascii="Calibri" w:hAnsi="Calibri" w:cs="Calibri"/>
+                <w:sz w:val="26"/>
+                <w:szCs w:val="26"/>
+              </w:rPr>
+              <w:lastRenderedPageBreak/>
+              <w:t>producing finished documents and deliverables</w:t>
             </w:r>
           </w:p>
         </w:tc>
@@ -1224,16 +1235,17 @@
               <w:cnfStyle w:val="000000100000" w:firstRow="0" w:lastRow="0" w:firstColumn="0" w:lastColumn="0" w:oddVBand="0" w:evenVBand="0" w:oddHBand="1" w:evenHBand="0" w:firstRowFirstColumn="0" w:firstRowLastColumn="0" w:lastRowFirstColumn="0" w:lastRowLastColumn="0"/>
               <w:rPr>
                 <w:rFonts w:ascii="Calibri" w:hAnsi="Calibri" w:cs="Calibri"/>
-                <w:sz w:val="28"/>
-                <w:szCs w:val="28"/>
+                <w:sz w:val="26"/>
+                <w:szCs w:val="26"/>
               </w:rPr>
             </w:pPr>
             <w:r>
               <w:rPr>
                 <w:rFonts w:ascii="Calibri" w:hAnsi="Calibri" w:cs="Calibri"/>
-                <w:sz w:val="28"/>
-                <w:szCs w:val="28"/>
+                <w:sz w:val="26"/>
+                <w:szCs w:val="26"/>
               </w:rPr>
+              <w:lastRenderedPageBreak/>
               <w:t>Building software: writing, testing, running and deploying code</w:t>
             </w:r>
           </w:p>
@@ -1250,15 +1262,15 @@
               <w:jc w:val="both"/>
               <w:rPr>
                 <w:rFonts w:ascii="Calibri" w:hAnsi="Calibri" w:cs="Calibri"/>
-                <w:sz w:val="36"/>
-                <w:szCs w:val="36"/>
+                <w:sz w:val="34"/>
+                <w:szCs w:val="34"/>
               </w:rPr>
             </w:pPr>
             <w:r>
               <w:rPr>
                 <w:rFonts w:ascii="Calibri" w:hAnsi="Calibri" w:cs="Calibri"/>
-                <w:sz w:val="36"/>
-                <w:szCs w:val="36"/>
+                <w:sz w:val="34"/>
+                <w:szCs w:val="34"/>
               </w:rPr>
               <w:t>Key Features</w:t>
             </w:r>
@@ -1274,15 +1286,15 @@
               <w:cnfStyle w:val="000000000000" w:firstRow="0" w:lastRow="0" w:firstColumn="0" w:lastColumn="0" w:oddVBand="0" w:evenVBand="0" w:oddHBand="0" w:evenHBand="0" w:firstRowFirstColumn="0" w:firstRowLastColumn="0" w:lastRowFirstColumn="0" w:lastRowLastColumn="0"/>
               <w:rPr>
                 <w:rFonts w:ascii="Calibri" w:hAnsi="Calibri" w:cs="Calibri"/>
-                <w:sz w:val="28"/>
-                <w:szCs w:val="28"/>
+                <w:sz w:val="26"/>
+                <w:szCs w:val="26"/>
               </w:rPr>
             </w:pPr>
             <w:r>
               <w:rPr>
                 <w:rFonts w:ascii="Calibri" w:hAnsi="Calibri" w:cs="Calibri"/>
-                <w:sz w:val="28"/>
-                <w:szCs w:val="28"/>
+                <w:sz w:val="26"/>
+                <w:szCs w:val="26"/>
               </w:rPr>
               <w:t>Quick entry, dictation</w:t>
             </w:r>
@@ -1298,15 +1310,15 @@
               <w:cnfStyle w:val="000000000000" w:firstRow="0" w:lastRow="0" w:firstColumn="0" w:lastColumn="0" w:oddVBand="0" w:evenVBand="0" w:oddHBand="0" w:evenHBand="0" w:firstRowFirstColumn="0" w:firstRowLastColumn="0" w:lastRowFirstColumn="0" w:lastRowLastColumn="0"/>
               <w:rPr>
                 <w:rFonts w:ascii="Calibri" w:hAnsi="Calibri" w:cs="Calibri"/>
-                <w:sz w:val="28"/>
-                <w:szCs w:val="28"/>
+                <w:sz w:val="26"/>
+                <w:szCs w:val="26"/>
               </w:rPr>
             </w:pPr>
             <w:r>
               <w:rPr>
                 <w:rFonts w:ascii="Calibri" w:hAnsi="Calibri" w:cs="Calibri"/>
-                <w:sz w:val="28"/>
-                <w:szCs w:val="28"/>
+                <w:sz w:val="26"/>
+                <w:szCs w:val="26"/>
               </w:rPr>
               <w:t>Work from local folders, plugins, subagents, scheduled tasks</w:t>
             </w:r>
@@ -1322,23 +1334,23 @@
               <w:cnfStyle w:val="000000000000" w:firstRow="0" w:lastRow="0" w:firstColumn="0" w:lastColumn="0" w:oddVBand="0" w:evenVBand="0" w:oddHBand="0" w:evenHBand="0" w:firstRowFirstColumn="0" w:firstRowLastColumn="0" w:lastRowFirstColumn="0" w:lastRowLastColumn="0"/>
               <w:rPr>
                 <w:rFonts w:ascii="Calibri" w:hAnsi="Calibri" w:cs="Calibri"/>
-                <w:sz w:val="28"/>
-                <w:szCs w:val="28"/>
+                <w:sz w:val="26"/>
+                <w:szCs w:val="26"/>
               </w:rPr>
             </w:pPr>
             <w:r>
               <w:rPr>
                 <w:rFonts w:ascii="Calibri" w:hAnsi="Calibri" w:cs="Calibri"/>
-                <w:sz w:val="28"/>
-                <w:szCs w:val="28"/>
+                <w:sz w:val="26"/>
+                <w:szCs w:val="26"/>
               </w:rPr>
               <w:t>Ask/Code/Plan modes, visual diffs, git integration, local and remote environments</w:t>
             </w:r>
             <w:r>
               <w:rPr>
                 <w:rFonts w:ascii="Calibri" w:hAnsi="Calibri" w:cs="Calibri"/>
-                <w:sz w:val="28"/>
-                <w:szCs w:val="28"/>
+                <w:sz w:val="26"/>
+                <w:szCs w:val="26"/>
               </w:rPr>
               <w:t xml:space="preserve"> (directly in GitHub Repo)</w:t>
             </w:r>
@@ -1359,15 +1371,15 @@
               <w:jc w:val="both"/>
               <w:rPr>
                 <w:rFonts w:ascii="Calibri" w:hAnsi="Calibri" w:cs="Calibri"/>
-                <w:sz w:val="36"/>
-                <w:szCs w:val="36"/>
+                <w:sz w:val="34"/>
+                <w:szCs w:val="34"/>
               </w:rPr>
             </w:pPr>
             <w:r>
               <w:rPr>
                 <w:rFonts w:ascii="Calibri" w:hAnsi="Calibri" w:cs="Calibri"/>
-                <w:sz w:val="36"/>
-                <w:szCs w:val="36"/>
+                <w:sz w:val="34"/>
+                <w:szCs w:val="34"/>
               </w:rPr>
               <w:t>Tools and extensions</w:t>
             </w:r>
@@ -1383,15 +1395,15 @@
               <w:cnfStyle w:val="000000100000" w:firstRow="0" w:lastRow="0" w:firstColumn="0" w:lastColumn="0" w:oddVBand="0" w:evenVBand="0" w:oddHBand="1" w:evenHBand="0" w:firstRowFirstColumn="0" w:firstRowLastColumn="0" w:lastRowFirstColumn="0" w:lastRowLastColumn="0"/>
               <w:rPr>
                 <w:rFonts w:ascii="Calibri" w:hAnsi="Calibri" w:cs="Calibri"/>
-                <w:sz w:val="28"/>
-                <w:szCs w:val="28"/>
+                <w:sz w:val="26"/>
+                <w:szCs w:val="26"/>
               </w:rPr>
             </w:pPr>
             <w:r>
               <w:rPr>
                 <w:rFonts w:ascii="Calibri" w:hAnsi="Calibri" w:cs="Calibri"/>
-                <w:sz w:val="28"/>
-                <w:szCs w:val="28"/>
+                <w:sz w:val="26"/>
+                <w:szCs w:val="26"/>
               </w:rPr>
               <w:t>Connectors, Skills, Claude in Chrome</w:t>
             </w:r>
@@ -1407,15 +1419,15 @@
               <w:cnfStyle w:val="000000100000" w:firstRow="0" w:lastRow="0" w:firstColumn="0" w:lastColumn="0" w:oddVBand="0" w:evenVBand="0" w:oddHBand="1" w:evenHBand="0" w:firstRowFirstColumn="0" w:firstRowLastColumn="0" w:lastRowFirstColumn="0" w:lastRowLastColumn="0"/>
               <w:rPr>
                 <w:rFonts w:ascii="Calibri" w:hAnsi="Calibri" w:cs="Calibri"/>
-                <w:sz w:val="28"/>
-                <w:szCs w:val="28"/>
+                <w:sz w:val="26"/>
+                <w:szCs w:val="26"/>
               </w:rPr>
             </w:pPr>
             <w:r>
               <w:rPr>
                 <w:rFonts w:ascii="Calibri" w:hAnsi="Calibri" w:cs="Calibri"/>
-                <w:sz w:val="28"/>
-                <w:szCs w:val="28"/>
+                <w:sz w:val="26"/>
+                <w:szCs w:val="26"/>
               </w:rPr>
               <w:t>Connectors (local and remote), Skills, Claude in Chrome, Plugins, Computer Use</w:t>
             </w:r>
@@ -1431,15 +1443,15 @@
               <w:cnfStyle w:val="000000100000" w:firstRow="0" w:lastRow="0" w:firstColumn="0" w:lastColumn="0" w:oddVBand="0" w:evenVBand="0" w:oddHBand="1" w:evenHBand="0" w:firstRowFirstColumn="0" w:firstRowLastColumn="0" w:lastRowFirstColumn="0" w:lastRowLastColumn="0"/>
               <w:rPr>
                 <w:rFonts w:ascii="Calibri" w:hAnsi="Calibri" w:cs="Calibri"/>
-                <w:sz w:val="28"/>
-                <w:szCs w:val="28"/>
+                <w:sz w:val="26"/>
+                <w:szCs w:val="26"/>
               </w:rPr>
             </w:pPr>
             <w:r>
               <w:rPr>
                 <w:rFonts w:ascii="Calibri" w:hAnsi="Calibri" w:cs="Calibri"/>
-                <w:sz w:val="28"/>
-                <w:szCs w:val="28"/>
+                <w:sz w:val="26"/>
+                <w:szCs w:val="26"/>
               </w:rPr>
               <w:t>Connectors, Skills, Claude in Chrome, Plugins, Hooks</w:t>
             </w:r>
@@ -1452,25 +1464,25 @@
         <w:jc w:val="both"/>
         <w:rPr>
           <w:rFonts w:ascii="Calibri" w:hAnsi="Calibri" w:cs="Calibri"/>
-          <w:sz w:val="36"/>
-          <w:szCs w:val="36"/>
-        </w:rPr>
-      </w:pPr>
-    </w:p>
-    <w:p>
-      <w:pPr>
-        <w:jc w:val="both"/>
-        <w:rPr>
-          <w:rFonts w:ascii="Calibri" w:hAnsi="Calibri" w:cs="Calibri"/>
-          <w:sz w:val="36"/>
-          <w:szCs w:val="36"/>
-        </w:rPr>
-      </w:pPr>
-      <w:r>
-        <w:rPr>
-          <w:rFonts w:ascii="Calibri" w:hAnsi="Calibri" w:cs="Calibri"/>
-          <w:sz w:val="36"/>
-          <w:szCs w:val="36"/>
+          <w:sz w:val="34"/>
+          <w:szCs w:val="34"/>
+        </w:rPr>
+      </w:pPr>
+    </w:p>
+    <w:p>
+      <w:pPr>
+        <w:jc w:val="both"/>
+        <w:rPr>
+          <w:rFonts w:ascii="Calibri" w:hAnsi="Calibri" w:cs="Calibri"/>
+          <w:sz w:val="34"/>
+          <w:szCs w:val="34"/>
+        </w:rPr>
+      </w:pPr>
+      <w:r>
+        <w:rPr>
+          <w:rFonts w:ascii="Calibri" w:hAnsi="Calibri" w:cs="Calibri"/>
+          <w:sz w:val="34"/>
+          <w:szCs w:val="34"/>
         </w:rPr>
         <w:t xml:space="preserve"># In </w:t>
       </w:r>
@@ -1479,24 +1491,24 @@
           <w:rFonts w:ascii="Calibri" w:hAnsi="Calibri" w:cs="Calibri"/>
           <w:b/>
           <w:bCs/>
-          <w:sz w:val="36"/>
-          <w:szCs w:val="36"/>
+          <w:sz w:val="34"/>
+          <w:szCs w:val="34"/>
         </w:rPr>
         <w:t>code</w:t>
       </w:r>
       <w:r>
         <w:rPr>
           <w:rFonts w:ascii="Calibri" w:hAnsi="Calibri" w:cs="Calibri"/>
-          <w:sz w:val="36"/>
-          <w:szCs w:val="36"/>
+          <w:sz w:val="34"/>
+          <w:szCs w:val="34"/>
         </w:rPr>
         <w:t xml:space="preserve"> mode we can choose where work happens</w:t>
       </w:r>
       <w:r>
         <w:rPr>
           <w:rFonts w:ascii="Calibri" w:hAnsi="Calibri" w:cs="Calibri"/>
-          <w:sz w:val="36"/>
-          <w:szCs w:val="36"/>
+          <w:sz w:val="34"/>
+          <w:szCs w:val="34"/>
         </w:rPr>
         <w:t>:</w:t>
       </w:r>
@@ -1511,8 +1523,8 @@
         <w:jc w:val="both"/>
         <w:rPr>
           <w:rFonts w:ascii="Calibri" w:hAnsi="Calibri" w:cs="Calibri"/>
-          <w:sz w:val="36"/>
-          <w:szCs w:val="36"/>
+          <w:sz w:val="34"/>
+          <w:szCs w:val="34"/>
         </w:rPr>
       </w:pPr>
       <w:r>
@@ -1520,16 +1532,16 @@
           <w:rFonts w:ascii="Calibri" w:hAnsi="Calibri" w:cs="Calibri"/>
           <w:b/>
           <w:bCs/>
-          <w:sz w:val="36"/>
-          <w:szCs w:val="36"/>
+          <w:sz w:val="34"/>
+          <w:szCs w:val="34"/>
         </w:rPr>
         <w:t>Local:</w:t>
       </w:r>
       <w:r>
         <w:rPr>
           <w:rFonts w:ascii="Calibri" w:hAnsi="Calibri" w:cs="Calibri"/>
-          <w:sz w:val="36"/>
-          <w:szCs w:val="36"/>
+          <w:sz w:val="34"/>
+          <w:szCs w:val="34"/>
         </w:rPr>
         <w:t xml:space="preserve"> Select a folder on our computer and Claude works directly with those files. Because it runs on our machine, Claude can read our project, access local tools, and run a development server we can preview in our browser.</w:t>
       </w:r>
@@ -1544,8 +1556,8 @@
         <w:jc w:val="both"/>
         <w:rPr>
           <w:rFonts w:ascii="Calibri" w:hAnsi="Calibri" w:cs="Calibri"/>
-          <w:sz w:val="36"/>
-          <w:szCs w:val="36"/>
+          <w:sz w:val="34"/>
+          <w:szCs w:val="34"/>
         </w:rPr>
       </w:pPr>
       <w:r>
@@ -1553,16 +1565,16 @@
           <w:rFonts w:ascii="Calibri" w:hAnsi="Calibri" w:cs="Calibri"/>
           <w:b/>
           <w:bCs/>
-          <w:sz w:val="36"/>
-          <w:szCs w:val="36"/>
+          <w:sz w:val="34"/>
+          <w:szCs w:val="34"/>
         </w:rPr>
         <w:t>Remote:</w:t>
       </w:r>
       <w:r>
         <w:rPr>
           <w:rFonts w:ascii="Calibri" w:hAnsi="Calibri" w:cs="Calibri"/>
-          <w:sz w:val="36"/>
-          <w:szCs w:val="36"/>
+          <w:sz w:val="34"/>
+          <w:szCs w:val="34"/>
         </w:rPr>
         <w:t xml:space="preserve"> We connect a GitHub repository and Claude works in a cloud environment. Sessions continue even if we close the app, so we can start a big refactor and check back later. Good for larger codebases or when we want to keep development off our local machine.</w:t>
       </w:r>
@@ -1572,8 +1584,8 @@
         <w:jc w:val="both"/>
         <w:rPr>
           <w:rFonts w:ascii="Calibri" w:hAnsi="Calibri" w:cs="Calibri"/>
-          <w:sz w:val="36"/>
-          <w:szCs w:val="36"/>
+          <w:sz w:val="34"/>
+          <w:szCs w:val="34"/>
         </w:rPr>
       </w:pPr>
     </w:p>
@@ -1582,15 +1594,15 @@
         <w:jc w:val="center"/>
         <w:rPr>
           <w:rFonts w:ascii="Calibri" w:hAnsi="Calibri" w:cs="Calibri"/>
-          <w:sz w:val="36"/>
-          <w:szCs w:val="36"/>
-        </w:rPr>
-      </w:pPr>
-      <w:r>
-        <w:rPr>
-          <w:rFonts w:ascii="Calibri" w:hAnsi="Calibri" w:cs="Calibri"/>
-          <w:sz w:val="36"/>
-          <w:szCs w:val="36"/>
+          <w:sz w:val="34"/>
+          <w:szCs w:val="34"/>
+        </w:rPr>
+      </w:pPr>
+      <w:r>
+        <w:rPr>
+          <w:rFonts w:ascii="Calibri" w:hAnsi="Calibri" w:cs="Calibri"/>
+          <w:sz w:val="34"/>
+          <w:szCs w:val="34"/>
         </w:rPr>
         <w:t>Break</w:t>
       </w:r>
@@ -1600,18 +1612,18 @@
         <w:jc w:val="both"/>
         <w:rPr>
           <w:rFonts w:ascii="Calibri" w:hAnsi="Calibri" w:cs="Calibri"/>
-          <w:sz w:val="36"/>
-          <w:szCs w:val="36"/>
-        </w:rPr>
-      </w:pPr>
-    </w:p>
-    <w:p>
-      <w:pPr>
-        <w:jc w:val="both"/>
-        <w:rPr>
-          <w:rFonts w:ascii="Calibri" w:hAnsi="Calibri" w:cs="Calibri"/>
-          <w:sz w:val="36"/>
-          <w:szCs w:val="36"/>
+          <w:sz w:val="34"/>
+          <w:szCs w:val="34"/>
+        </w:rPr>
+      </w:pPr>
+    </w:p>
+    <w:p>
+      <w:pPr>
+        <w:jc w:val="both"/>
+        <w:rPr>
+          <w:rFonts w:ascii="Calibri" w:hAnsi="Calibri" w:cs="Calibri"/>
+          <w:sz w:val="34"/>
+          <w:szCs w:val="34"/>
         </w:rPr>
       </w:pPr>
     </w:p>
@@ -1622,8 +1634,8 @@
           <w:rFonts w:ascii="Calibri" w:hAnsi="Calibri" w:cs="Calibri"/>
           <w:b/>
           <w:bCs/>
-          <w:sz w:val="36"/>
-          <w:szCs w:val="36"/>
+          <w:sz w:val="34"/>
+          <w:szCs w:val="34"/>
         </w:rPr>
       </w:pPr>
       <w:r>
@@ -1631,8 +1643,8 @@
           <w:rFonts w:ascii="Calibri" w:hAnsi="Calibri" w:cs="Calibri"/>
           <w:b/>
           <w:bCs/>
-          <w:sz w:val="36"/>
-          <w:szCs w:val="36"/>
+          <w:sz w:val="34"/>
+          <w:szCs w:val="34"/>
         </w:rPr>
         <w:t>Claude Projects:</w:t>
       </w:r>
@@ -1642,16 +1654,17 @@
         <w:jc w:val="both"/>
         <w:rPr>
           <w:rFonts w:ascii="Calibri" w:hAnsi="Calibri" w:cs="Calibri"/>
-          <w:sz w:val="36"/>
-          <w:szCs w:val="36"/>
-        </w:rPr>
-      </w:pPr>
-      <w:r>
-        <w:rPr>
-          <w:rFonts w:ascii="Calibri" w:hAnsi="Calibri" w:cs="Calibri"/>
-          <w:sz w:val="36"/>
-          <w:szCs w:val="36"/>
-        </w:rPr>
+          <w:sz w:val="34"/>
+          <w:szCs w:val="34"/>
+        </w:rPr>
+      </w:pPr>
+      <w:r>
+        <w:rPr>
+          <w:rFonts w:ascii="Calibri" w:hAnsi="Calibri" w:cs="Calibri"/>
+          <w:sz w:val="34"/>
+          <w:szCs w:val="34"/>
+        </w:rPr>
+        <w:lastRenderedPageBreak/>
         <w:t># Projects are ideal for storing knowledge Claude should reference, organizing related chats around a specific topic or work area, and collaborating with team members who need access to the same shared context.</w:t>
       </w:r>
     </w:p>
@@ -1660,25 +1673,25 @@
         <w:jc w:val="both"/>
         <w:rPr>
           <w:rFonts w:ascii="Calibri" w:hAnsi="Calibri" w:cs="Calibri"/>
-          <w:sz w:val="36"/>
-          <w:szCs w:val="36"/>
-        </w:rPr>
-      </w:pPr>
-    </w:p>
-    <w:p>
-      <w:pPr>
-        <w:jc w:val="both"/>
-        <w:rPr>
-          <w:rFonts w:ascii="Calibri" w:hAnsi="Calibri" w:cs="Calibri"/>
-          <w:sz w:val="36"/>
-          <w:szCs w:val="36"/>
-        </w:rPr>
-      </w:pPr>
-      <w:r>
-        <w:rPr>
-          <w:rFonts w:ascii="Calibri" w:hAnsi="Calibri" w:cs="Calibri"/>
-          <w:sz w:val="36"/>
-          <w:szCs w:val="36"/>
+          <w:sz w:val="34"/>
+          <w:szCs w:val="34"/>
+        </w:rPr>
+      </w:pPr>
+    </w:p>
+    <w:p>
+      <w:pPr>
+        <w:jc w:val="both"/>
+        <w:rPr>
+          <w:rFonts w:ascii="Calibri" w:hAnsi="Calibri" w:cs="Calibri"/>
+          <w:sz w:val="34"/>
+          <w:szCs w:val="34"/>
+        </w:rPr>
+      </w:pPr>
+      <w:r>
+        <w:rPr>
+          <w:rFonts w:ascii="Calibri" w:hAnsi="Calibri" w:cs="Calibri"/>
+          <w:sz w:val="34"/>
+          <w:szCs w:val="34"/>
         </w:rPr>
         <w:t>When to use Projects:</w:t>
       </w:r>
@@ -1688,15 +1701,15 @@
         <w:jc w:val="both"/>
         <w:rPr>
           <w:rFonts w:ascii="Calibri" w:hAnsi="Calibri" w:cs="Calibri"/>
-          <w:sz w:val="36"/>
-          <w:szCs w:val="36"/>
-        </w:rPr>
-      </w:pPr>
-      <w:r>
-        <w:rPr>
-          <w:rFonts w:ascii="Calibri" w:hAnsi="Calibri" w:cs="Calibri"/>
-          <w:sz w:val="36"/>
-          <w:szCs w:val="36"/>
+          <w:sz w:val="34"/>
+          <w:szCs w:val="34"/>
+        </w:rPr>
+      </w:pPr>
+      <w:r>
+        <w:rPr>
+          <w:rFonts w:ascii="Calibri" w:hAnsi="Calibri" w:cs="Calibri"/>
+          <w:sz w:val="34"/>
+          <w:szCs w:val="34"/>
         </w:rPr>
         <w:t># Projects are not just a one-off question. Consider creating a project when we have a workflow with:</w:t>
       </w:r>
@@ -1711,15 +1724,15 @@
         <w:jc w:val="both"/>
         <w:rPr>
           <w:rFonts w:ascii="Calibri" w:hAnsi="Calibri" w:cs="Calibri"/>
-          <w:sz w:val="36"/>
-          <w:szCs w:val="36"/>
-        </w:rPr>
-      </w:pPr>
-      <w:r>
-        <w:rPr>
-          <w:rFonts w:ascii="Calibri" w:hAnsi="Calibri" w:cs="Calibri"/>
-          <w:sz w:val="36"/>
-          <w:szCs w:val="36"/>
+          <w:sz w:val="34"/>
+          <w:szCs w:val="34"/>
+        </w:rPr>
+      </w:pPr>
+      <w:r>
+        <w:rPr>
+          <w:rFonts w:ascii="Calibri" w:hAnsi="Calibri" w:cs="Calibri"/>
+          <w:sz w:val="34"/>
+          <w:szCs w:val="34"/>
         </w:rPr>
         <w:t>Reference materials we'll use repeatedly (meeting notes, survey results, reports, historical data, etc.)</w:t>
       </w:r>
@@ -1734,15 +1747,15 @@
         <w:jc w:val="both"/>
         <w:rPr>
           <w:rFonts w:ascii="Calibri" w:hAnsi="Calibri" w:cs="Calibri"/>
-          <w:sz w:val="36"/>
-          <w:szCs w:val="36"/>
-        </w:rPr>
-      </w:pPr>
-      <w:r>
-        <w:rPr>
-          <w:rFonts w:ascii="Calibri" w:hAnsi="Calibri" w:cs="Calibri"/>
-          <w:sz w:val="36"/>
-          <w:szCs w:val="36"/>
+          <w:sz w:val="34"/>
+          <w:szCs w:val="34"/>
+        </w:rPr>
+      </w:pPr>
+      <w:r>
+        <w:rPr>
+          <w:rFonts w:ascii="Calibri" w:hAnsi="Calibri" w:cs="Calibri"/>
+          <w:sz w:val="34"/>
+          <w:szCs w:val="34"/>
         </w:rPr>
         <w:t>Consistent requirements for how Claude should respond (always use formal language, always cite sources, always follow our template)</w:t>
       </w:r>
@@ -1757,15 +1770,15 @@
         <w:jc w:val="both"/>
         <w:rPr>
           <w:rFonts w:ascii="Calibri" w:hAnsi="Calibri" w:cs="Calibri"/>
-          <w:sz w:val="36"/>
-          <w:szCs w:val="36"/>
-        </w:rPr>
-      </w:pPr>
-      <w:r>
-        <w:rPr>
-          <w:rFonts w:ascii="Calibri" w:hAnsi="Calibri" w:cs="Calibri"/>
-          <w:sz w:val="36"/>
-          <w:szCs w:val="36"/>
+          <w:sz w:val="34"/>
+          <w:szCs w:val="34"/>
+        </w:rPr>
+      </w:pPr>
+      <w:r>
+        <w:rPr>
+          <w:rFonts w:ascii="Calibri" w:hAnsi="Calibri" w:cs="Calibri"/>
+          <w:sz w:val="34"/>
+          <w:szCs w:val="34"/>
         </w:rPr>
         <w:t>Team collaboration needs where multiple people should work from the same foundation</w:t>
       </w:r>
@@ -1775,25 +1788,25 @@
         <w:jc w:val="both"/>
         <w:rPr>
           <w:rFonts w:ascii="Calibri" w:hAnsi="Calibri" w:cs="Calibri"/>
-          <w:sz w:val="36"/>
-          <w:szCs w:val="36"/>
-        </w:rPr>
-      </w:pPr>
-    </w:p>
-    <w:p>
-      <w:pPr>
-        <w:jc w:val="both"/>
-        <w:rPr>
-          <w:rFonts w:ascii="Calibri" w:hAnsi="Calibri" w:cs="Calibri"/>
-          <w:sz w:val="36"/>
-          <w:szCs w:val="36"/>
-        </w:rPr>
-      </w:pPr>
-      <w:r>
-        <w:rPr>
-          <w:rFonts w:ascii="Calibri" w:hAnsi="Calibri" w:cs="Calibri"/>
-          <w:sz w:val="36"/>
-          <w:szCs w:val="36"/>
+          <w:sz w:val="34"/>
+          <w:szCs w:val="34"/>
+        </w:rPr>
+      </w:pPr>
+    </w:p>
+    <w:p>
+      <w:pPr>
+        <w:jc w:val="both"/>
+        <w:rPr>
+          <w:rFonts w:ascii="Calibri" w:hAnsi="Calibri" w:cs="Calibri"/>
+          <w:sz w:val="34"/>
+          <w:szCs w:val="34"/>
+        </w:rPr>
+      </w:pPr>
+      <w:r>
+        <w:rPr>
+          <w:rFonts w:ascii="Calibri" w:hAnsi="Calibri" w:cs="Calibri"/>
+          <w:sz w:val="34"/>
+          <w:szCs w:val="34"/>
         </w:rPr>
         <w:t>Features of Projects:</w:t>
       </w:r>
@@ -1803,15 +1816,15 @@
         <w:jc w:val="both"/>
         <w:rPr>
           <w:rFonts w:ascii="Calibri" w:hAnsi="Calibri" w:cs="Calibri"/>
-          <w:sz w:val="36"/>
-          <w:szCs w:val="36"/>
-        </w:rPr>
-      </w:pPr>
-      <w:r>
-        <w:rPr>
-          <w:rFonts w:ascii="Calibri" w:hAnsi="Calibri" w:cs="Calibri"/>
-          <w:sz w:val="36"/>
-          <w:szCs w:val="36"/>
+          <w:sz w:val="34"/>
+          <w:szCs w:val="34"/>
+        </w:rPr>
+      </w:pPr>
+      <w:r>
+        <w:rPr>
+          <w:rFonts w:ascii="Calibri" w:hAnsi="Calibri" w:cs="Calibri"/>
+          <w:sz w:val="34"/>
+          <w:szCs w:val="34"/>
         </w:rPr>
         <w:t># There are three features:</w:t>
       </w:r>
@@ -1826,8 +1839,8 @@
         <w:jc w:val="both"/>
         <w:rPr>
           <w:rFonts w:ascii="Calibri" w:hAnsi="Calibri" w:cs="Calibri"/>
-          <w:sz w:val="36"/>
-          <w:szCs w:val="36"/>
+          <w:sz w:val="34"/>
+          <w:szCs w:val="34"/>
         </w:rPr>
       </w:pPr>
       <w:r>
@@ -1835,17 +1848,16 @@
           <w:rFonts w:ascii="Calibri" w:hAnsi="Calibri" w:cs="Calibri"/>
           <w:b/>
           <w:bCs/>
-          <w:sz w:val="36"/>
-          <w:szCs w:val="36"/>
-        </w:rPr>
-        <w:lastRenderedPageBreak/>
+          <w:sz w:val="34"/>
+          <w:szCs w:val="34"/>
+        </w:rPr>
         <w:t xml:space="preserve">Memory: </w:t>
       </w:r>
       <w:r>
         <w:rPr>
           <w:rFonts w:ascii="Calibri" w:hAnsi="Calibri" w:cs="Calibri"/>
-          <w:sz w:val="36"/>
-          <w:szCs w:val="36"/>
+          <w:sz w:val="34"/>
+          <w:szCs w:val="34"/>
         </w:rPr>
         <w:t>Auto generated after a few chats and can be edited</w:t>
       </w:r>
@@ -1860,8 +1872,8 @@
         <w:jc w:val="both"/>
         <w:rPr>
           <w:rFonts w:ascii="Calibri" w:hAnsi="Calibri" w:cs="Calibri"/>
-          <w:sz w:val="36"/>
-          <w:szCs w:val="36"/>
+          <w:sz w:val="34"/>
+          <w:szCs w:val="34"/>
         </w:rPr>
       </w:pPr>
       <w:r>
@@ -1869,16 +1881,16 @@
           <w:rFonts w:ascii="Calibri" w:hAnsi="Calibri" w:cs="Calibri"/>
           <w:b/>
           <w:bCs/>
-          <w:sz w:val="36"/>
-          <w:szCs w:val="36"/>
+          <w:sz w:val="34"/>
+          <w:szCs w:val="34"/>
         </w:rPr>
         <w:t xml:space="preserve">Instructions: </w:t>
       </w:r>
       <w:r>
         <w:rPr>
           <w:rFonts w:ascii="Calibri" w:hAnsi="Calibri" w:cs="Calibri"/>
-          <w:sz w:val="36"/>
-          <w:szCs w:val="36"/>
+          <w:sz w:val="34"/>
+          <w:szCs w:val="34"/>
         </w:rPr>
         <w:t>Here we can provide Claude with:</w:t>
       </w:r>
@@ -1893,15 +1905,15 @@
         <w:jc w:val="both"/>
         <w:rPr>
           <w:rFonts w:ascii="Calibri" w:hAnsi="Calibri" w:cs="Calibri"/>
-          <w:sz w:val="36"/>
-          <w:szCs w:val="36"/>
-        </w:rPr>
-      </w:pPr>
-      <w:r>
-        <w:rPr>
-          <w:rFonts w:ascii="Calibri" w:hAnsi="Calibri" w:cs="Calibri"/>
-          <w:sz w:val="36"/>
-          <w:szCs w:val="36"/>
+          <w:sz w:val="34"/>
+          <w:szCs w:val="34"/>
+        </w:rPr>
+      </w:pPr>
+      <w:r>
+        <w:rPr>
+          <w:rFonts w:ascii="Calibri" w:hAnsi="Calibri" w:cs="Calibri"/>
+          <w:sz w:val="34"/>
+          <w:szCs w:val="34"/>
         </w:rPr>
         <w:t>Relevant instructions, preferences (like how we need Claude to respond), information.</w:t>
       </w:r>
@@ -1916,15 +1928,15 @@
         <w:jc w:val="both"/>
         <w:rPr>
           <w:rFonts w:ascii="Calibri" w:hAnsi="Calibri" w:cs="Calibri"/>
-          <w:sz w:val="36"/>
-          <w:szCs w:val="36"/>
-        </w:rPr>
-      </w:pPr>
-      <w:r>
-        <w:rPr>
-          <w:rFonts w:ascii="Calibri" w:hAnsi="Calibri" w:cs="Calibri"/>
-          <w:sz w:val="36"/>
-          <w:szCs w:val="36"/>
+          <w:sz w:val="34"/>
+          <w:szCs w:val="34"/>
+        </w:rPr>
+      </w:pPr>
+      <w:r>
+        <w:rPr>
+          <w:rFonts w:ascii="Calibri" w:hAnsi="Calibri" w:cs="Calibri"/>
+          <w:sz w:val="34"/>
+          <w:szCs w:val="34"/>
         </w:rPr>
         <w:t>Set tones and behaviors of Claude (like be more formal)</w:t>
       </w:r>
@@ -1939,15 +1951,15 @@
         <w:jc w:val="both"/>
         <w:rPr>
           <w:rFonts w:ascii="Calibri" w:hAnsi="Calibri" w:cs="Calibri"/>
-          <w:sz w:val="36"/>
-          <w:szCs w:val="36"/>
-        </w:rPr>
-      </w:pPr>
-      <w:r>
-        <w:rPr>
-          <w:rFonts w:ascii="Calibri" w:hAnsi="Calibri" w:cs="Calibri"/>
-          <w:sz w:val="36"/>
-          <w:szCs w:val="36"/>
+          <w:sz w:val="34"/>
+          <w:szCs w:val="34"/>
+        </w:rPr>
+      </w:pPr>
+      <w:r>
+        <w:rPr>
+          <w:rFonts w:ascii="Calibri" w:hAnsi="Calibri" w:cs="Calibri"/>
+          <w:sz w:val="34"/>
+          <w:szCs w:val="34"/>
         </w:rPr>
         <w:t>Or simply give more context for what we want to achieve in this Project. These will be persisted/available across chats in the Project (So we don’t have to start from scratch every time)</w:t>
       </w:r>
@@ -1962,8 +1974,8 @@
         <w:jc w:val="both"/>
         <w:rPr>
           <w:rFonts w:ascii="Calibri" w:hAnsi="Calibri" w:cs="Calibri"/>
-          <w:sz w:val="36"/>
-          <w:szCs w:val="36"/>
+          <w:sz w:val="34"/>
+          <w:szCs w:val="34"/>
         </w:rPr>
       </w:pPr>
       <w:r>
@@ -1971,16 +1983,17 @@
           <w:rFonts w:ascii="Calibri" w:hAnsi="Calibri" w:cs="Calibri"/>
           <w:b/>
           <w:bCs/>
-          <w:sz w:val="36"/>
-          <w:szCs w:val="36"/>
-        </w:rPr>
+          <w:sz w:val="34"/>
+          <w:szCs w:val="34"/>
+        </w:rPr>
+        <w:lastRenderedPageBreak/>
         <w:t>Files:</w:t>
       </w:r>
       <w:r>
         <w:rPr>
           <w:rFonts w:ascii="Calibri" w:hAnsi="Calibri" w:cs="Calibri"/>
-          <w:sz w:val="36"/>
-          <w:szCs w:val="36"/>
+          <w:sz w:val="34"/>
+          <w:szCs w:val="34"/>
         </w:rPr>
         <w:t xml:space="preserve"> For adding knowledge base in our Project. Anything uploaded in this space will be used across all of our chats within this Project. We can upload files, add text content, add GitHub links and Google Drive. Claude will reference these and analyze for context</w:t>
       </w:r>
@@ -1990,25 +2003,25 @@
         <w:jc w:val="both"/>
         <w:rPr>
           <w:rFonts w:ascii="Calibri" w:hAnsi="Calibri" w:cs="Calibri"/>
-          <w:sz w:val="36"/>
-          <w:szCs w:val="36"/>
-        </w:rPr>
-      </w:pPr>
-    </w:p>
-    <w:p>
-      <w:pPr>
-        <w:jc w:val="both"/>
-        <w:rPr>
-          <w:rFonts w:ascii="Calibri" w:hAnsi="Calibri" w:cs="Calibri"/>
-          <w:sz w:val="36"/>
-          <w:szCs w:val="36"/>
-        </w:rPr>
-      </w:pPr>
-      <w:r>
-        <w:rPr>
-          <w:rFonts w:ascii="Calibri" w:hAnsi="Calibri" w:cs="Calibri"/>
-          <w:sz w:val="36"/>
-          <w:szCs w:val="36"/>
+          <w:sz w:val="34"/>
+          <w:szCs w:val="34"/>
+        </w:rPr>
+      </w:pPr>
+    </w:p>
+    <w:p>
+      <w:pPr>
+        <w:jc w:val="both"/>
+        <w:rPr>
+          <w:rFonts w:ascii="Calibri" w:hAnsi="Calibri" w:cs="Calibri"/>
+          <w:sz w:val="34"/>
+          <w:szCs w:val="34"/>
+        </w:rPr>
+      </w:pPr>
+      <w:r>
+        <w:rPr>
+          <w:rFonts w:ascii="Calibri" w:hAnsi="Calibri" w:cs="Calibri"/>
+          <w:sz w:val="34"/>
+          <w:szCs w:val="34"/>
         </w:rPr>
         <w:t>Visibility of Project:</w:t>
       </w:r>
@@ -2018,15 +2031,15 @@
         <w:jc w:val="both"/>
         <w:rPr>
           <w:rFonts w:ascii="Calibri" w:hAnsi="Calibri" w:cs="Calibri"/>
-          <w:sz w:val="36"/>
-          <w:szCs w:val="36"/>
-        </w:rPr>
-      </w:pPr>
-      <w:r>
-        <w:rPr>
-          <w:rFonts w:ascii="Calibri" w:hAnsi="Calibri" w:cs="Calibri"/>
-          <w:sz w:val="36"/>
-          <w:szCs w:val="36"/>
+          <w:sz w:val="34"/>
+          <w:szCs w:val="34"/>
+        </w:rPr>
+      </w:pPr>
+      <w:r>
+        <w:rPr>
+          <w:rFonts w:ascii="Calibri" w:hAnsi="Calibri" w:cs="Calibri"/>
+          <w:sz w:val="34"/>
+          <w:szCs w:val="34"/>
         </w:rPr>
         <w:t># We can control the visibility of the Project. Share it between team members and manage who can only view or edit it</w:t>
       </w:r>
@@ -2036,25 +2049,25 @@
         <w:jc w:val="both"/>
         <w:rPr>
           <w:rFonts w:ascii="Calibri" w:hAnsi="Calibri" w:cs="Calibri"/>
-          <w:sz w:val="36"/>
-          <w:szCs w:val="36"/>
-        </w:rPr>
-      </w:pPr>
-    </w:p>
-    <w:p>
-      <w:pPr>
-        <w:jc w:val="both"/>
-        <w:rPr>
-          <w:rFonts w:ascii="Calibri" w:hAnsi="Calibri" w:cs="Calibri"/>
-          <w:sz w:val="36"/>
-          <w:szCs w:val="36"/>
-        </w:rPr>
-      </w:pPr>
-      <w:r>
-        <w:rPr>
-          <w:rFonts w:ascii="Calibri" w:hAnsi="Calibri" w:cs="Calibri"/>
-          <w:sz w:val="36"/>
-          <w:szCs w:val="36"/>
+          <w:sz w:val="34"/>
+          <w:szCs w:val="34"/>
+        </w:rPr>
+      </w:pPr>
+    </w:p>
+    <w:p>
+      <w:pPr>
+        <w:jc w:val="both"/>
+        <w:rPr>
+          <w:rFonts w:ascii="Calibri" w:hAnsi="Calibri" w:cs="Calibri"/>
+          <w:sz w:val="34"/>
+          <w:szCs w:val="34"/>
+        </w:rPr>
+      </w:pPr>
+      <w:r>
+        <w:rPr>
+          <w:rFonts w:ascii="Calibri" w:hAnsi="Calibri" w:cs="Calibri"/>
+          <w:sz w:val="34"/>
+          <w:szCs w:val="34"/>
         </w:rPr>
         <w:t>Context Limits in Project:</w:t>
       </w:r>
@@ -2064,15 +2077,15 @@
         <w:jc w:val="both"/>
         <w:rPr>
           <w:rFonts w:ascii="Calibri" w:hAnsi="Calibri" w:cs="Calibri"/>
-          <w:sz w:val="36"/>
-          <w:szCs w:val="36"/>
-        </w:rPr>
-      </w:pPr>
-      <w:r>
-        <w:rPr>
-          <w:rFonts w:ascii="Calibri" w:hAnsi="Calibri" w:cs="Calibri"/>
-          <w:sz w:val="36"/>
-          <w:szCs w:val="36"/>
+          <w:sz w:val="34"/>
+          <w:szCs w:val="34"/>
+        </w:rPr>
+      </w:pPr>
+      <w:r>
+        <w:rPr>
+          <w:rFonts w:ascii="Calibri" w:hAnsi="Calibri" w:cs="Calibri"/>
+          <w:sz w:val="34"/>
+          <w:szCs w:val="34"/>
         </w:rPr>
         <w:t># When Project knowledge base approaches context limits, Claude seamlessly enables RAG (Retrieval Augmented Generation) mode to expand capacity by up to 10x</w:t>
       </w:r>
@@ -2082,8 +2095,8 @@
         <w:jc w:val="both"/>
         <w:rPr>
           <w:rFonts w:ascii="Calibri" w:hAnsi="Calibri" w:cs="Calibri"/>
-          <w:sz w:val="36"/>
-          <w:szCs w:val="36"/>
+          <w:sz w:val="34"/>
+          <w:szCs w:val="34"/>
         </w:rPr>
       </w:pPr>
     </w:p>
@@ -2092,17 +2105,16 @@
         <w:jc w:val="center"/>
         <w:rPr>
           <w:rFonts w:ascii="Calibri" w:hAnsi="Calibri" w:cs="Calibri"/>
-          <w:sz w:val="36"/>
-          <w:szCs w:val="36"/>
-        </w:rPr>
-      </w:pPr>
-      <w:r>
-        <w:rPr>
-          <w:rFonts w:ascii="Calibri" w:hAnsi="Calibri" w:cs="Calibri"/>
-          <w:sz w:val="36"/>
-          <w:szCs w:val="36"/>
-        </w:rPr>
-        <w:lastRenderedPageBreak/>
+          <w:sz w:val="34"/>
+          <w:szCs w:val="34"/>
+        </w:rPr>
+      </w:pPr>
+      <w:r>
+        <w:rPr>
+          <w:rFonts w:ascii="Calibri" w:hAnsi="Calibri" w:cs="Calibri"/>
+          <w:sz w:val="34"/>
+          <w:szCs w:val="34"/>
+        </w:rPr>
         <w:t>Break</w:t>
       </w:r>
     </w:p>
@@ -2111,8 +2123,8 @@
         <w:jc w:val="both"/>
         <w:rPr>
           <w:rFonts w:ascii="Calibri" w:hAnsi="Calibri" w:cs="Calibri"/>
-          <w:sz w:val="36"/>
-          <w:szCs w:val="36"/>
+          <w:sz w:val="34"/>
+          <w:szCs w:val="34"/>
         </w:rPr>
       </w:pPr>
     </w:p>
@@ -2123,8 +2135,8 @@
           <w:rFonts w:ascii="Calibri" w:hAnsi="Calibri" w:cs="Calibri"/>
           <w:b/>
           <w:bCs/>
-          <w:sz w:val="36"/>
-          <w:szCs w:val="36"/>
+          <w:sz w:val="34"/>
+          <w:szCs w:val="34"/>
         </w:rPr>
       </w:pPr>
       <w:r>
@@ -2132,8 +2144,8 @@
           <w:rFonts w:ascii="Calibri" w:hAnsi="Calibri" w:cs="Calibri"/>
           <w:b/>
           <w:bCs/>
-          <w:sz w:val="36"/>
-          <w:szCs w:val="36"/>
+          <w:sz w:val="34"/>
+          <w:szCs w:val="34"/>
         </w:rPr>
         <w:t>Claude Artifacts:</w:t>
       </w:r>
@@ -2143,15 +2155,15 @@
         <w:jc w:val="both"/>
         <w:rPr>
           <w:rFonts w:ascii="Calibri" w:hAnsi="Calibri" w:cs="Calibri"/>
-          <w:sz w:val="36"/>
-          <w:szCs w:val="36"/>
-        </w:rPr>
-      </w:pPr>
-      <w:r>
-        <w:rPr>
-          <w:rFonts w:ascii="Calibri" w:hAnsi="Calibri" w:cs="Calibri"/>
-          <w:sz w:val="36"/>
-          <w:szCs w:val="36"/>
+          <w:sz w:val="34"/>
+          <w:szCs w:val="34"/>
+        </w:rPr>
+      </w:pPr>
+      <w:r>
+        <w:rPr>
+          <w:rFonts w:ascii="Calibri" w:hAnsi="Calibri" w:cs="Calibri"/>
+          <w:sz w:val="34"/>
+          <w:szCs w:val="34"/>
         </w:rPr>
         <w:t># An Artifact is a live output like:</w:t>
       </w:r>
@@ -2166,15 +2178,15 @@
         <w:jc w:val="both"/>
         <w:rPr>
           <w:rFonts w:ascii="Calibri" w:hAnsi="Calibri" w:cs="Calibri"/>
-          <w:sz w:val="36"/>
-          <w:szCs w:val="36"/>
-        </w:rPr>
-      </w:pPr>
-      <w:r>
-        <w:rPr>
-          <w:rFonts w:ascii="Calibri" w:hAnsi="Calibri" w:cs="Calibri"/>
-          <w:sz w:val="36"/>
-          <w:szCs w:val="36"/>
+          <w:sz w:val="34"/>
+          <w:szCs w:val="34"/>
+        </w:rPr>
+      </w:pPr>
+      <w:r>
+        <w:rPr>
+          <w:rFonts w:ascii="Calibri" w:hAnsi="Calibri" w:cs="Calibri"/>
+          <w:sz w:val="34"/>
+          <w:szCs w:val="34"/>
         </w:rPr>
         <w:t>A code we can run</w:t>
       </w:r>
@@ -2189,15 +2201,15 @@
         <w:jc w:val="both"/>
         <w:rPr>
           <w:rFonts w:ascii="Calibri" w:hAnsi="Calibri" w:cs="Calibri"/>
-          <w:sz w:val="36"/>
-          <w:szCs w:val="36"/>
-        </w:rPr>
-      </w:pPr>
-      <w:r>
-        <w:rPr>
-          <w:rFonts w:ascii="Calibri" w:hAnsi="Calibri" w:cs="Calibri"/>
-          <w:sz w:val="36"/>
-          <w:szCs w:val="36"/>
+          <w:sz w:val="34"/>
+          <w:szCs w:val="34"/>
+        </w:rPr>
+      </w:pPr>
+      <w:r>
+        <w:rPr>
+          <w:rFonts w:ascii="Calibri" w:hAnsi="Calibri" w:cs="Calibri"/>
+          <w:sz w:val="34"/>
+          <w:szCs w:val="34"/>
         </w:rPr>
         <w:t>A document we can edit</w:t>
       </w:r>
@@ -2212,15 +2224,15 @@
         <w:jc w:val="both"/>
         <w:rPr>
           <w:rFonts w:ascii="Calibri" w:hAnsi="Calibri" w:cs="Calibri"/>
-          <w:sz w:val="36"/>
-          <w:szCs w:val="36"/>
-        </w:rPr>
-      </w:pPr>
-      <w:r>
-        <w:rPr>
-          <w:rFonts w:ascii="Calibri" w:hAnsi="Calibri" w:cs="Calibri"/>
-          <w:sz w:val="36"/>
-          <w:szCs w:val="36"/>
+          <w:sz w:val="34"/>
+          <w:szCs w:val="34"/>
+        </w:rPr>
+      </w:pPr>
+      <w:r>
+        <w:rPr>
+          <w:rFonts w:ascii="Calibri" w:hAnsi="Calibri" w:cs="Calibri"/>
+          <w:sz w:val="34"/>
+          <w:szCs w:val="34"/>
         </w:rPr>
         <w:t xml:space="preserve">A diagram that renders right inside our conversation </w:t>
       </w:r>
@@ -2230,33 +2242,54 @@
         <w:jc w:val="both"/>
         <w:rPr>
           <w:rFonts w:ascii="Calibri" w:hAnsi="Calibri" w:cs="Calibri"/>
-          <w:sz w:val="36"/>
-          <w:szCs w:val="36"/>
-        </w:rPr>
-      </w:pPr>
-      <w:r>
-        <w:rPr>
-          <w:rFonts w:ascii="Calibri" w:hAnsi="Calibri" w:cs="Calibri"/>
-          <w:sz w:val="36"/>
-          <w:szCs w:val="36"/>
-        </w:rPr>
-        <w:t xml:space="preserve"># Like need a report or proposal, Claude writes it as a clean formatted document (not buried in a chat) which can be downloaded. Also, Claude can build a working micro-app with UI, inputs and logic (like the </w:t>
-      </w:r>
+          <w:sz w:val="34"/>
+          <w:szCs w:val="34"/>
+        </w:rPr>
+      </w:pPr>
+      <w:r>
+        <w:rPr>
+          <w:rFonts w:ascii="Calibri" w:hAnsi="Calibri" w:cs="Calibri"/>
+          <w:sz w:val="34"/>
+          <w:szCs w:val="34"/>
+        </w:rPr>
+        <w:t xml:space="preserve"># Like need a report or proposal, Claude writes it as a clean formatted document (not buried in a chat) which can be </w:t>
+      </w:r>
+      <w:r>
+        <w:rPr>
+          <w:rFonts w:ascii="Calibri" w:hAnsi="Calibri" w:cs="Calibri"/>
+          <w:sz w:val="34"/>
+          <w:szCs w:val="34"/>
+        </w:rPr>
+        <w:lastRenderedPageBreak/>
+        <w:t xml:space="preserve">downloaded. Also, Claude can build a working micro-app with UI, inputs and logic (like the </w:t>
+      </w:r>
+      <w:proofErr w:type="spellStart"/>
       <w:r>
         <w:rPr>
           <w:rFonts w:ascii="Calibri" w:hAnsi="Calibri" w:cs="Calibri"/>
           <w:b/>
           <w:bCs/>
-          <w:sz w:val="36"/>
-          <w:szCs w:val="36"/>
-        </w:rPr>
-        <w:t xml:space="preserve">AnimatedSize </w:t>
-      </w:r>
-      <w:r>
-        <w:rPr>
-          <w:rFonts w:ascii="Calibri" w:hAnsi="Calibri" w:cs="Calibri"/>
-          <w:sz w:val="36"/>
-          <w:szCs w:val="36"/>
+          <w:sz w:val="34"/>
+          <w:szCs w:val="34"/>
+        </w:rPr>
+        <w:t>AnimatedSize</w:t>
+      </w:r>
+      <w:proofErr w:type="spellEnd"/>
+      <w:r>
+        <w:rPr>
+          <w:rFonts w:ascii="Calibri" w:hAnsi="Calibri" w:cs="Calibri"/>
+          <w:b/>
+          <w:bCs/>
+          <w:sz w:val="34"/>
+          <w:szCs w:val="34"/>
+        </w:rPr>
+        <w:t xml:space="preserve"> </w:t>
+      </w:r>
+      <w:r>
+        <w:rPr>
+          <w:rFonts w:ascii="Calibri" w:hAnsi="Calibri" w:cs="Calibri"/>
+          <w:sz w:val="34"/>
+          <w:szCs w:val="34"/>
         </w:rPr>
         <w:t>chats conversation)</w:t>
       </w:r>
@@ -2266,15 +2299,15 @@
         <w:jc w:val="both"/>
         <w:rPr>
           <w:rFonts w:ascii="Calibri" w:hAnsi="Calibri" w:cs="Calibri"/>
-          <w:sz w:val="36"/>
-          <w:szCs w:val="36"/>
-        </w:rPr>
-      </w:pPr>
-      <w:r>
-        <w:rPr>
-          <w:rFonts w:ascii="Calibri" w:hAnsi="Calibri" w:cs="Calibri"/>
-          <w:sz w:val="36"/>
-          <w:szCs w:val="36"/>
+          <w:sz w:val="34"/>
+          <w:szCs w:val="34"/>
+        </w:rPr>
+      </w:pPr>
+      <w:r>
+        <w:rPr>
+          <w:rFonts w:ascii="Calibri" w:hAnsi="Calibri" w:cs="Calibri"/>
+          <w:sz w:val="34"/>
+          <w:szCs w:val="34"/>
         </w:rPr>
         <w:t># These are Claude Artifacts. Common examples of artifact content include:</w:t>
       </w:r>
@@ -2289,15 +2322,15 @@
         <w:jc w:val="both"/>
         <w:rPr>
           <w:rFonts w:ascii="Calibri" w:hAnsi="Calibri" w:cs="Calibri"/>
-          <w:sz w:val="36"/>
-          <w:szCs w:val="36"/>
-        </w:rPr>
-      </w:pPr>
-      <w:r>
-        <w:rPr>
-          <w:rFonts w:ascii="Calibri" w:hAnsi="Calibri" w:cs="Calibri"/>
-          <w:sz w:val="36"/>
-          <w:szCs w:val="36"/>
+          <w:sz w:val="34"/>
+          <w:szCs w:val="34"/>
+        </w:rPr>
+      </w:pPr>
+      <w:r>
+        <w:rPr>
+          <w:rFonts w:ascii="Calibri" w:hAnsi="Calibri" w:cs="Calibri"/>
+          <w:sz w:val="34"/>
+          <w:szCs w:val="34"/>
         </w:rPr>
         <w:t>Documents (Markdown or plain text)</w:t>
       </w:r>
@@ -2312,15 +2345,15 @@
         <w:jc w:val="both"/>
         <w:rPr>
           <w:rFonts w:ascii="Calibri" w:hAnsi="Calibri" w:cs="Calibri"/>
-          <w:sz w:val="36"/>
-          <w:szCs w:val="36"/>
-        </w:rPr>
-      </w:pPr>
-      <w:r>
-        <w:rPr>
-          <w:rFonts w:ascii="Calibri" w:hAnsi="Calibri" w:cs="Calibri"/>
-          <w:sz w:val="36"/>
-          <w:szCs w:val="36"/>
+          <w:sz w:val="34"/>
+          <w:szCs w:val="34"/>
+        </w:rPr>
+      </w:pPr>
+      <w:r>
+        <w:rPr>
+          <w:rFonts w:ascii="Calibri" w:hAnsi="Calibri" w:cs="Calibri"/>
+          <w:sz w:val="34"/>
+          <w:szCs w:val="34"/>
         </w:rPr>
         <w:t>Code snippets</w:t>
       </w:r>
@@ -2335,15 +2368,15 @@
         <w:jc w:val="both"/>
         <w:rPr>
           <w:rFonts w:ascii="Calibri" w:hAnsi="Calibri" w:cs="Calibri"/>
-          <w:sz w:val="36"/>
-          <w:szCs w:val="36"/>
-        </w:rPr>
-      </w:pPr>
-      <w:r>
-        <w:rPr>
-          <w:rFonts w:ascii="Calibri" w:hAnsi="Calibri" w:cs="Calibri"/>
-          <w:sz w:val="36"/>
-          <w:szCs w:val="36"/>
+          <w:sz w:val="34"/>
+          <w:szCs w:val="34"/>
+        </w:rPr>
+      </w:pPr>
+      <w:r>
+        <w:rPr>
+          <w:rFonts w:ascii="Calibri" w:hAnsi="Calibri" w:cs="Calibri"/>
+          <w:sz w:val="34"/>
+          <w:szCs w:val="34"/>
         </w:rPr>
         <w:t>Single-page HTML websites</w:t>
       </w:r>
@@ -2358,15 +2391,15 @@
         <w:jc w:val="both"/>
         <w:rPr>
           <w:rFonts w:ascii="Calibri" w:hAnsi="Calibri" w:cs="Calibri"/>
-          <w:sz w:val="36"/>
-          <w:szCs w:val="36"/>
-        </w:rPr>
-      </w:pPr>
-      <w:r>
-        <w:rPr>
-          <w:rFonts w:ascii="Calibri" w:hAnsi="Calibri" w:cs="Calibri"/>
-          <w:sz w:val="36"/>
-          <w:szCs w:val="36"/>
+          <w:sz w:val="34"/>
+          <w:szCs w:val="34"/>
+        </w:rPr>
+      </w:pPr>
+      <w:r>
+        <w:rPr>
+          <w:rFonts w:ascii="Calibri" w:hAnsi="Calibri" w:cs="Calibri"/>
+          <w:sz w:val="34"/>
+          <w:szCs w:val="34"/>
         </w:rPr>
         <w:t>SVG images</w:t>
       </w:r>
@@ -2381,15 +2414,15 @@
         <w:jc w:val="both"/>
         <w:rPr>
           <w:rFonts w:ascii="Calibri" w:hAnsi="Calibri" w:cs="Calibri"/>
-          <w:sz w:val="36"/>
-          <w:szCs w:val="36"/>
-        </w:rPr>
-      </w:pPr>
-      <w:r>
-        <w:rPr>
-          <w:rFonts w:ascii="Calibri" w:hAnsi="Calibri" w:cs="Calibri"/>
-          <w:sz w:val="36"/>
-          <w:szCs w:val="36"/>
+          <w:sz w:val="34"/>
+          <w:szCs w:val="34"/>
+        </w:rPr>
+      </w:pPr>
+      <w:r>
+        <w:rPr>
+          <w:rFonts w:ascii="Calibri" w:hAnsi="Calibri" w:cs="Calibri"/>
+          <w:sz w:val="34"/>
+          <w:szCs w:val="34"/>
         </w:rPr>
         <w:t>Diagrams and flowcharts</w:t>
       </w:r>
@@ -2404,33 +2437,35 @@
         <w:jc w:val="both"/>
         <w:rPr>
           <w:rFonts w:ascii="Calibri" w:hAnsi="Calibri" w:cs="Calibri"/>
-          <w:sz w:val="36"/>
-          <w:szCs w:val="36"/>
-        </w:rPr>
-      </w:pPr>
-      <w:r>
-        <w:rPr>
-          <w:rFonts w:ascii="Calibri" w:hAnsi="Calibri" w:cs="Calibri"/>
-          <w:sz w:val="36"/>
-          <w:szCs w:val="36"/>
+          <w:sz w:val="34"/>
+          <w:szCs w:val="34"/>
+        </w:rPr>
+      </w:pPr>
+      <w:r>
+        <w:rPr>
+          <w:rFonts w:ascii="Calibri" w:hAnsi="Calibri" w:cs="Calibri"/>
+          <w:sz w:val="34"/>
+          <w:szCs w:val="34"/>
         </w:rPr>
         <w:t xml:space="preserve">Interactive React components (Saw during </w:t>
       </w:r>
+      <w:proofErr w:type="spellStart"/>
       <w:r>
         <w:rPr>
           <w:rFonts w:ascii="Calibri" w:hAnsi="Calibri" w:cs="Calibri"/>
           <w:b/>
           <w:bCs/>
-          <w:sz w:val="36"/>
-          <w:szCs w:val="36"/>
+          <w:sz w:val="34"/>
+          <w:szCs w:val="34"/>
         </w:rPr>
         <w:t>AnimatedSize</w:t>
       </w:r>
-      <w:r>
-        <w:rPr>
-          <w:rFonts w:ascii="Calibri" w:hAnsi="Calibri" w:cs="Calibri"/>
-          <w:sz w:val="36"/>
-          <w:szCs w:val="36"/>
+      <w:proofErr w:type="spellEnd"/>
+      <w:r>
+        <w:rPr>
+          <w:rFonts w:ascii="Calibri" w:hAnsi="Calibri" w:cs="Calibri"/>
+          <w:sz w:val="34"/>
+          <w:szCs w:val="34"/>
         </w:rPr>
         <w:t>)</w:t>
       </w:r>
@@ -2440,15 +2475,15 @@
         <w:jc w:val="both"/>
         <w:rPr>
           <w:rFonts w:ascii="Calibri" w:hAnsi="Calibri" w:cs="Calibri"/>
-          <w:sz w:val="36"/>
-          <w:szCs w:val="36"/>
-        </w:rPr>
-      </w:pPr>
-      <w:r>
-        <w:rPr>
-          <w:rFonts w:ascii="Calibri" w:hAnsi="Calibri" w:cs="Calibri"/>
-          <w:sz w:val="36"/>
-          <w:szCs w:val="36"/>
+          <w:sz w:val="34"/>
+          <w:szCs w:val="34"/>
+        </w:rPr>
+      </w:pPr>
+      <w:r>
+        <w:rPr>
+          <w:rFonts w:ascii="Calibri" w:hAnsi="Calibri" w:cs="Calibri"/>
+          <w:sz w:val="34"/>
+          <w:szCs w:val="34"/>
         </w:rPr>
         <w:t># If Claude doesn't automatically create an artifact when we expect one, we can explicitly ask: "Create this as an artifact" or "Show me this in an artifact."</w:t>
       </w:r>
@@ -2458,8 +2493,8 @@
         <w:jc w:val="both"/>
         <w:rPr>
           <w:rFonts w:ascii="Calibri" w:hAnsi="Calibri" w:cs="Calibri"/>
-          <w:sz w:val="36"/>
-          <w:szCs w:val="36"/>
+          <w:sz w:val="34"/>
+          <w:szCs w:val="34"/>
         </w:rPr>
       </w:pPr>
     </w:p>
@@ -2468,15 +2503,15 @@
         <w:jc w:val="center"/>
         <w:rPr>
           <w:rFonts w:ascii="Calibri" w:hAnsi="Calibri" w:cs="Calibri"/>
-          <w:sz w:val="36"/>
-          <w:szCs w:val="36"/>
-        </w:rPr>
-      </w:pPr>
-      <w:r>
-        <w:rPr>
-          <w:rFonts w:ascii="Calibri" w:hAnsi="Calibri" w:cs="Calibri"/>
-          <w:sz w:val="36"/>
-          <w:szCs w:val="36"/>
+          <w:sz w:val="34"/>
+          <w:szCs w:val="34"/>
+        </w:rPr>
+      </w:pPr>
+      <w:r>
+        <w:rPr>
+          <w:rFonts w:ascii="Calibri" w:hAnsi="Calibri" w:cs="Calibri"/>
+          <w:sz w:val="34"/>
+          <w:szCs w:val="34"/>
         </w:rPr>
         <w:t>Break</w:t>
       </w:r>
@@ -2486,8 +2521,8 @@
         <w:jc w:val="both"/>
         <w:rPr>
           <w:rFonts w:ascii="Calibri" w:hAnsi="Calibri" w:cs="Calibri"/>
-          <w:sz w:val="36"/>
-          <w:szCs w:val="36"/>
+          <w:sz w:val="34"/>
+          <w:szCs w:val="34"/>
         </w:rPr>
       </w:pPr>
     </w:p>
@@ -2498,8 +2533,8 @@
           <w:rFonts w:ascii="Calibri" w:hAnsi="Calibri" w:cs="Calibri"/>
           <w:b/>
           <w:bCs/>
-          <w:sz w:val="36"/>
-          <w:szCs w:val="36"/>
+          <w:sz w:val="34"/>
+          <w:szCs w:val="34"/>
         </w:rPr>
       </w:pPr>
       <w:r>
@@ -2507,8 +2542,8 @@
           <w:rFonts w:ascii="Calibri" w:hAnsi="Calibri" w:cs="Calibri"/>
           <w:b/>
           <w:bCs/>
-          <w:sz w:val="36"/>
-          <w:szCs w:val="36"/>
+          <w:sz w:val="34"/>
+          <w:szCs w:val="34"/>
         </w:rPr>
         <w:t>Claude Skills:</w:t>
       </w:r>
@@ -2518,23 +2553,23 @@
         <w:jc w:val="both"/>
         <w:rPr>
           <w:rFonts w:ascii="Calibri" w:hAnsi="Calibri" w:cs="Calibri"/>
-          <w:sz w:val="36"/>
-          <w:szCs w:val="36"/>
-        </w:rPr>
-      </w:pPr>
-      <w:r>
-        <w:rPr>
-          <w:rFonts w:ascii="Calibri" w:hAnsi="Calibri" w:cs="Calibri"/>
-          <w:sz w:val="36"/>
-          <w:szCs w:val="36"/>
+          <w:sz w:val="34"/>
+          <w:szCs w:val="34"/>
+        </w:rPr>
+      </w:pPr>
+      <w:r>
+        <w:rPr>
+          <w:rFonts w:ascii="Calibri" w:hAnsi="Calibri" w:cs="Calibri"/>
+          <w:sz w:val="34"/>
+          <w:szCs w:val="34"/>
         </w:rPr>
         <w:t xml:space="preserve"># </w:t>
       </w:r>
       <w:r>
         <w:rPr>
           <w:rFonts w:ascii="Calibri" w:hAnsi="Calibri" w:cs="Calibri"/>
-          <w:sz w:val="36"/>
-          <w:szCs w:val="36"/>
+          <w:sz w:val="34"/>
+          <w:szCs w:val="34"/>
         </w:rPr>
         <w:t>Custom Skills is only for Pro and Enterprise plans (NOT included in Free)</w:t>
       </w:r>
@@ -2544,15 +2579,15 @@
         <w:jc w:val="both"/>
         <w:rPr>
           <w:rFonts w:ascii="Calibri" w:hAnsi="Calibri" w:cs="Calibri"/>
-          <w:sz w:val="36"/>
-          <w:szCs w:val="36"/>
-        </w:rPr>
-      </w:pPr>
-      <w:r>
-        <w:rPr>
-          <w:rFonts w:ascii="Calibri" w:hAnsi="Calibri" w:cs="Calibri"/>
-          <w:sz w:val="36"/>
-          <w:szCs w:val="36"/>
+          <w:sz w:val="34"/>
+          <w:szCs w:val="34"/>
+        </w:rPr>
+      </w:pPr>
+      <w:r>
+        <w:rPr>
+          <w:rFonts w:ascii="Calibri" w:hAnsi="Calibri" w:cs="Calibri"/>
+          <w:sz w:val="34"/>
+          <w:szCs w:val="34"/>
         </w:rPr>
         <w:t># Skills are folders of instructions, scripts, and resources that Claude loads to improve performance on specialized tasks. Think of them as expertise packages, they teach Claude how to complete specific tasks in a repeatable way.</w:t>
       </w:r>
@@ -2562,57 +2597,66 @@
         <w:jc w:val="both"/>
         <w:rPr>
           <w:rFonts w:ascii="Calibri" w:hAnsi="Calibri" w:cs="Calibri"/>
-          <w:sz w:val="36"/>
-          <w:szCs w:val="36"/>
-        </w:rPr>
-      </w:pPr>
-      <w:r>
-        <w:rPr>
-          <w:rFonts w:ascii="Calibri" w:hAnsi="Calibri" w:cs="Calibri"/>
-          <w:sz w:val="36"/>
-          <w:szCs w:val="36"/>
-        </w:rPr>
-        <w:t># Claude creates Excel spreadsheets, MS word DOCX using Skills (ANTHROPIC’s). But Skills go far beyond document creation. Custom Skills can codify entire repeatable workflows like a compliance checklist so Claude follows the same rigorous steps every time.</w:t>
-      </w:r>
-    </w:p>
-    <w:p>
-      <w:pPr>
-        <w:jc w:val="both"/>
-        <w:rPr>
-          <w:rFonts w:ascii="Calibri" w:hAnsi="Calibri" w:cs="Calibri"/>
-          <w:sz w:val="36"/>
-          <w:szCs w:val="36"/>
-        </w:rPr>
-      </w:pPr>
-      <w:r>
-        <w:rPr>
-          <w:rFonts w:ascii="Calibri" w:hAnsi="Calibri" w:cs="Calibri"/>
-          <w:sz w:val="36"/>
-          <w:szCs w:val="36"/>
+          <w:sz w:val="34"/>
+          <w:szCs w:val="34"/>
+        </w:rPr>
+      </w:pPr>
+      <w:r>
+        <w:rPr>
+          <w:rFonts w:ascii="Calibri" w:hAnsi="Calibri" w:cs="Calibri"/>
+          <w:sz w:val="34"/>
+          <w:szCs w:val="34"/>
+        </w:rPr>
+        <w:t xml:space="preserve"># Claude creates Excel spreadsheets, MS word DOCX using Skills (ANTHROPIC’s). But Skills go far beyond document creation. </w:t>
+      </w:r>
+      <w:r>
+        <w:rPr>
+          <w:rFonts w:ascii="Calibri" w:hAnsi="Calibri" w:cs="Calibri"/>
+          <w:sz w:val="34"/>
+          <w:szCs w:val="34"/>
+        </w:rPr>
+        <w:lastRenderedPageBreak/>
+        <w:t>Custom Skills can codify entire repeatable workflows like a compliance checklist so Claude follows the same rigorous steps every time.</w:t>
+      </w:r>
+    </w:p>
+    <w:p>
+      <w:pPr>
+        <w:jc w:val="both"/>
+        <w:rPr>
+          <w:rFonts w:ascii="Calibri" w:hAnsi="Calibri" w:cs="Calibri"/>
+          <w:sz w:val="34"/>
+          <w:szCs w:val="34"/>
+        </w:rPr>
+      </w:pPr>
+      <w:r>
+        <w:rPr>
+          <w:rFonts w:ascii="Calibri" w:hAnsi="Calibri" w:cs="Calibri"/>
+          <w:sz w:val="34"/>
+          <w:szCs w:val="34"/>
         </w:rPr>
         <w:t xml:space="preserve"># </w:t>
       </w:r>
       <w:r>
         <w:rPr>
           <w:rFonts w:ascii="Calibri" w:hAnsi="Calibri" w:cs="Calibri"/>
-          <w:sz w:val="36"/>
-          <w:szCs w:val="36"/>
+          <w:sz w:val="34"/>
+          <w:szCs w:val="34"/>
         </w:rPr>
         <w:t>Basically,</w:t>
       </w:r>
       <w:r>
         <w:rPr>
           <w:rFonts w:ascii="Calibri" w:hAnsi="Calibri" w:cs="Calibri"/>
-          <w:sz w:val="36"/>
-          <w:szCs w:val="36"/>
+          <w:sz w:val="34"/>
+          <w:szCs w:val="34"/>
         </w:rPr>
         <w:t xml:space="preserve"> we specify steps or rules or procedures for Claude to do a Task which can be repeatedly used instead of </w:t>
       </w:r>
       <w:r>
         <w:rPr>
           <w:rFonts w:ascii="Calibri" w:hAnsi="Calibri" w:cs="Calibri"/>
-          <w:sz w:val="36"/>
-          <w:szCs w:val="36"/>
+          <w:sz w:val="34"/>
+          <w:szCs w:val="34"/>
         </w:rPr>
         <w:t>specifying it to Claude again and again</w:t>
       </w:r>
@@ -2622,25 +2666,25 @@
         <w:jc w:val="both"/>
         <w:rPr>
           <w:rFonts w:ascii="Calibri" w:hAnsi="Calibri" w:cs="Calibri"/>
-          <w:sz w:val="36"/>
-          <w:szCs w:val="36"/>
-        </w:rPr>
-      </w:pPr>
-    </w:p>
-    <w:p>
-      <w:pPr>
-        <w:jc w:val="both"/>
-        <w:rPr>
-          <w:rFonts w:ascii="Calibri" w:hAnsi="Calibri" w:cs="Calibri"/>
-          <w:sz w:val="36"/>
-          <w:szCs w:val="36"/>
-        </w:rPr>
-      </w:pPr>
-      <w:r>
-        <w:rPr>
-          <w:rFonts w:ascii="Calibri" w:hAnsi="Calibri" w:cs="Calibri"/>
-          <w:sz w:val="36"/>
-          <w:szCs w:val="36"/>
+          <w:sz w:val="34"/>
+          <w:szCs w:val="34"/>
+        </w:rPr>
+      </w:pPr>
+    </w:p>
+    <w:p>
+      <w:pPr>
+        <w:jc w:val="both"/>
+        <w:rPr>
+          <w:rFonts w:ascii="Calibri" w:hAnsi="Calibri" w:cs="Calibri"/>
+          <w:sz w:val="34"/>
+          <w:szCs w:val="34"/>
+        </w:rPr>
+      </w:pPr>
+      <w:r>
+        <w:rPr>
+          <w:rFonts w:ascii="Calibri" w:hAnsi="Calibri" w:cs="Calibri"/>
+          <w:sz w:val="34"/>
+          <w:szCs w:val="34"/>
         </w:rPr>
         <w:t>Types of Skills:</w:t>
       </w:r>
@@ -2650,15 +2694,15 @@
         <w:jc w:val="both"/>
         <w:rPr>
           <w:rFonts w:ascii="Calibri" w:hAnsi="Calibri" w:cs="Calibri"/>
-          <w:sz w:val="36"/>
-          <w:szCs w:val="36"/>
-        </w:rPr>
-      </w:pPr>
-      <w:r>
-        <w:rPr>
-          <w:rFonts w:ascii="Calibri" w:hAnsi="Calibri" w:cs="Calibri"/>
-          <w:sz w:val="36"/>
-          <w:szCs w:val="36"/>
+          <w:sz w:val="34"/>
+          <w:szCs w:val="34"/>
+        </w:rPr>
+      </w:pPr>
+      <w:r>
+        <w:rPr>
+          <w:rFonts w:ascii="Calibri" w:hAnsi="Calibri" w:cs="Calibri"/>
+          <w:sz w:val="34"/>
+          <w:szCs w:val="34"/>
         </w:rPr>
         <w:t># There are two categories of Skills:</w:t>
       </w:r>
@@ -2673,8 +2717,8 @@
         <w:jc w:val="both"/>
         <w:rPr>
           <w:rFonts w:ascii="Calibri" w:hAnsi="Calibri" w:cs="Calibri"/>
-          <w:sz w:val="36"/>
-          <w:szCs w:val="36"/>
+          <w:sz w:val="34"/>
+          <w:szCs w:val="34"/>
         </w:rPr>
       </w:pPr>
       <w:r>
@@ -2682,27 +2726,18 @@
           <w:rFonts w:ascii="Calibri" w:hAnsi="Calibri" w:cs="Calibri"/>
           <w:b/>
           <w:bCs/>
-          <w:sz w:val="36"/>
-          <w:szCs w:val="36"/>
+          <w:sz w:val="34"/>
+          <w:szCs w:val="34"/>
         </w:rPr>
         <w:t>Anthropic Skills:</w:t>
       </w:r>
       <w:r>
         <w:rPr>
           <w:rFonts w:ascii="Calibri" w:hAnsi="Calibri" w:cs="Calibri"/>
-          <w:sz w:val="36"/>
-          <w:szCs w:val="36"/>
-        </w:rPr>
-        <w:t xml:space="preserve">  They’re created and maintained by Anthropic. These include enhanced document creation capabilities for Excel, Word, PowerPoint, and PDF files. Anthropic Skills are available to all paid (and free) users and </w:t>
-      </w:r>
-      <w:r>
-        <w:rPr>
-          <w:rFonts w:ascii="Calibri" w:hAnsi="Calibri" w:cs="Calibri"/>
-          <w:sz w:val="36"/>
-          <w:szCs w:val="36"/>
-        </w:rPr>
-        <w:lastRenderedPageBreak/>
-        <w:t>Claude invokes them automatically when relevant, don't need to do anything special to use them.</w:t>
+          <w:sz w:val="34"/>
+          <w:szCs w:val="34"/>
+        </w:rPr>
+        <w:t xml:space="preserve">  They’re created and maintained by Anthropic. These include enhanced document creation capabilities for Excel, Word, PowerPoint, and PDF files. Anthropic Skills are available to all paid (and free) users and Claude invokes them automatically when relevant, don't need to do anything special to use them.</w:t>
       </w:r>
     </w:p>
     <w:p>
@@ -2715,8 +2750,8 @@
         <w:jc w:val="both"/>
         <w:rPr>
           <w:rFonts w:ascii="Calibri" w:hAnsi="Calibri" w:cs="Calibri"/>
-          <w:sz w:val="36"/>
-          <w:szCs w:val="36"/>
+          <w:sz w:val="34"/>
+          <w:szCs w:val="34"/>
         </w:rPr>
       </w:pPr>
       <w:r>
@@ -2724,16 +2759,16 @@
           <w:rFonts w:ascii="Calibri" w:hAnsi="Calibri" w:cs="Calibri"/>
           <w:b/>
           <w:bCs/>
-          <w:sz w:val="36"/>
-          <w:szCs w:val="36"/>
+          <w:sz w:val="34"/>
+          <w:szCs w:val="34"/>
         </w:rPr>
         <w:t>Custom Skills:</w:t>
       </w:r>
       <w:r>
         <w:rPr>
           <w:rFonts w:ascii="Calibri" w:hAnsi="Calibri" w:cs="Calibri"/>
-          <w:sz w:val="36"/>
-          <w:szCs w:val="36"/>
+          <w:sz w:val="34"/>
+          <w:szCs w:val="34"/>
         </w:rPr>
         <w:t xml:space="preserve"> They’re ones created for specialized workflows and domain-specific tasks. For example, create a skill that applies our company's brand guidelines to presentations, structures meeting notes in a specific format, or executes our organization's data analysis workflows.</w:t>
       </w:r>
@@ -2743,25 +2778,25 @@
         <w:jc w:val="both"/>
         <w:rPr>
           <w:rFonts w:ascii="Calibri" w:hAnsi="Calibri" w:cs="Calibri"/>
-          <w:sz w:val="36"/>
-          <w:szCs w:val="36"/>
-        </w:rPr>
-      </w:pPr>
-    </w:p>
-    <w:p>
-      <w:pPr>
-        <w:jc w:val="both"/>
-        <w:rPr>
-          <w:rFonts w:ascii="Calibri" w:hAnsi="Calibri" w:cs="Calibri"/>
-          <w:sz w:val="36"/>
-          <w:szCs w:val="36"/>
-        </w:rPr>
-      </w:pPr>
-      <w:r>
-        <w:rPr>
-          <w:rFonts w:ascii="Calibri" w:hAnsi="Calibri" w:cs="Calibri"/>
-          <w:sz w:val="36"/>
-          <w:szCs w:val="36"/>
+          <w:sz w:val="34"/>
+          <w:szCs w:val="34"/>
+        </w:rPr>
+      </w:pPr>
+    </w:p>
+    <w:p>
+      <w:pPr>
+        <w:jc w:val="both"/>
+        <w:rPr>
+          <w:rFonts w:ascii="Calibri" w:hAnsi="Calibri" w:cs="Calibri"/>
+          <w:sz w:val="34"/>
+          <w:szCs w:val="34"/>
+        </w:rPr>
+      </w:pPr>
+      <w:r>
+        <w:rPr>
+          <w:rFonts w:ascii="Calibri" w:hAnsi="Calibri" w:cs="Calibri"/>
+          <w:sz w:val="34"/>
+          <w:szCs w:val="34"/>
         </w:rPr>
         <w:t>Enabling Skills:</w:t>
       </w:r>
@@ -2771,15 +2806,15 @@
         <w:jc w:val="both"/>
         <w:rPr>
           <w:rFonts w:ascii="Calibri" w:hAnsi="Calibri" w:cs="Calibri"/>
-          <w:sz w:val="36"/>
-          <w:szCs w:val="36"/>
-        </w:rPr>
-      </w:pPr>
-      <w:r>
-        <w:rPr>
-          <w:rFonts w:ascii="Calibri" w:hAnsi="Calibri" w:cs="Calibri"/>
-          <w:sz w:val="36"/>
-          <w:szCs w:val="36"/>
+          <w:sz w:val="34"/>
+          <w:szCs w:val="34"/>
+        </w:rPr>
+      </w:pPr>
+      <w:r>
+        <w:rPr>
+          <w:rFonts w:ascii="Calibri" w:hAnsi="Calibri" w:cs="Calibri"/>
+          <w:sz w:val="34"/>
+          <w:szCs w:val="34"/>
         </w:rPr>
         <w:t># Skills are currently available as a feature preview for users on Pro, Max, Team, and Enterprise plans. To use Skills, we'll need to have Code execution and file creation enabled, since Skills require Claude's secure sandboxed computing environment to function.</w:t>
       </w:r>
@@ -2789,47 +2824,48 @@
         <w:jc w:val="both"/>
         <w:rPr>
           <w:rFonts w:ascii="Calibri" w:hAnsi="Calibri" w:cs="Calibri"/>
-          <w:sz w:val="36"/>
-          <w:szCs w:val="36"/>
-        </w:rPr>
-      </w:pPr>
-      <w:r>
-        <w:rPr>
-          <w:rFonts w:ascii="Calibri" w:hAnsi="Calibri" w:cs="Calibri"/>
-          <w:sz w:val="36"/>
-          <w:szCs w:val="36"/>
-        </w:rPr>
+          <w:sz w:val="34"/>
+          <w:szCs w:val="34"/>
+        </w:rPr>
+      </w:pPr>
+      <w:r>
+        <w:rPr>
+          <w:rFonts w:ascii="Calibri" w:hAnsi="Calibri" w:cs="Calibri"/>
+          <w:sz w:val="34"/>
+          <w:szCs w:val="34"/>
+        </w:rPr>
+        <w:lastRenderedPageBreak/>
         <w:t xml:space="preserve"># Go to Settings </w:t>
       </w:r>
       <w:r>
         <w:rPr>
           <w:rFonts w:ascii="Calibri" w:hAnsi="Calibri" w:cs="Calibri"/>
-          <w:sz w:val="36"/>
-          <w:szCs w:val="36"/>
+          <w:sz w:val="34"/>
+          <w:szCs w:val="34"/>
         </w:rPr>
         <w:sym w:font="Wingdings" w:char="F0E0"/>
       </w:r>
       <w:r>
         <w:rPr>
           <w:rFonts w:ascii="Calibri" w:hAnsi="Calibri" w:cs="Calibri"/>
-          <w:sz w:val="36"/>
-          <w:szCs w:val="36"/>
+          <w:sz w:val="34"/>
+          <w:szCs w:val="34"/>
         </w:rPr>
         <w:t xml:space="preserve"> Capabilities </w:t>
       </w:r>
       <w:r>
         <w:rPr>
           <w:rFonts w:ascii="Calibri" w:hAnsi="Calibri" w:cs="Calibri"/>
-          <w:sz w:val="36"/>
-          <w:szCs w:val="36"/>
+          <w:sz w:val="34"/>
+          <w:szCs w:val="34"/>
         </w:rPr>
         <w:sym w:font="Wingdings" w:char="F0E0"/>
       </w:r>
       <w:r>
         <w:rPr>
           <w:rFonts w:ascii="Calibri" w:hAnsi="Calibri" w:cs="Calibri"/>
-          <w:sz w:val="36"/>
-          <w:szCs w:val="36"/>
+          <w:sz w:val="34"/>
+          <w:szCs w:val="34"/>
         </w:rPr>
         <w:t xml:space="preserve"> Code execution and file creation (toggled on). Go to customize then Skills</w:t>
       </w:r>
@@ -2839,25 +2875,25 @@
         <w:jc w:val="both"/>
         <w:rPr>
           <w:rFonts w:ascii="Calibri" w:hAnsi="Calibri" w:cs="Calibri"/>
-          <w:sz w:val="36"/>
-          <w:szCs w:val="36"/>
-        </w:rPr>
-      </w:pPr>
-    </w:p>
-    <w:p>
-      <w:pPr>
-        <w:jc w:val="both"/>
-        <w:rPr>
-          <w:rFonts w:ascii="Calibri" w:hAnsi="Calibri" w:cs="Calibri"/>
-          <w:sz w:val="36"/>
-          <w:szCs w:val="36"/>
-        </w:rPr>
-      </w:pPr>
-      <w:r>
-        <w:rPr>
-          <w:rFonts w:ascii="Calibri" w:hAnsi="Calibri" w:cs="Calibri"/>
-          <w:sz w:val="36"/>
-          <w:szCs w:val="36"/>
+          <w:sz w:val="34"/>
+          <w:szCs w:val="34"/>
+        </w:rPr>
+      </w:pPr>
+    </w:p>
+    <w:p>
+      <w:pPr>
+        <w:jc w:val="both"/>
+        <w:rPr>
+          <w:rFonts w:ascii="Calibri" w:hAnsi="Calibri" w:cs="Calibri"/>
+          <w:sz w:val="34"/>
+          <w:szCs w:val="34"/>
+        </w:rPr>
+      </w:pPr>
+      <w:r>
+        <w:rPr>
+          <w:rFonts w:ascii="Calibri" w:hAnsi="Calibri" w:cs="Calibri"/>
+          <w:sz w:val="34"/>
+          <w:szCs w:val="34"/>
         </w:rPr>
         <w:t>Skills vs Projects:</w:t>
       </w:r>
@@ -2867,15 +2903,15 @@
         <w:jc w:val="both"/>
         <w:rPr>
           <w:rFonts w:ascii="Calibri" w:hAnsi="Calibri" w:cs="Calibri"/>
-          <w:sz w:val="36"/>
-          <w:szCs w:val="36"/>
-        </w:rPr>
-      </w:pPr>
-      <w:r>
-        <w:rPr>
-          <w:rFonts w:ascii="Calibri" w:hAnsi="Calibri" w:cs="Calibri"/>
-          <w:sz w:val="36"/>
-          <w:szCs w:val="36"/>
+          <w:sz w:val="34"/>
+          <w:szCs w:val="34"/>
+        </w:rPr>
+      </w:pPr>
+      <w:r>
+        <w:rPr>
+          <w:rFonts w:ascii="Calibri" w:hAnsi="Calibri" w:cs="Calibri"/>
+          <w:sz w:val="34"/>
+          <w:szCs w:val="34"/>
         </w:rPr>
         <w:t># Projects store knowledge while Skills perform tasks.</w:t>
       </w:r>
@@ -2885,15 +2921,15 @@
         <w:jc w:val="both"/>
         <w:rPr>
           <w:rFonts w:ascii="Calibri" w:hAnsi="Calibri" w:cs="Calibri"/>
-          <w:sz w:val="36"/>
-          <w:szCs w:val="36"/>
-        </w:rPr>
-      </w:pPr>
-      <w:r>
-        <w:rPr>
-          <w:rFonts w:ascii="Calibri" w:hAnsi="Calibri" w:cs="Calibri"/>
-          <w:sz w:val="36"/>
-          <w:szCs w:val="36"/>
+          <w:sz w:val="34"/>
+          <w:szCs w:val="34"/>
+        </w:rPr>
+      </w:pPr>
+      <w:r>
+        <w:rPr>
+          <w:rFonts w:ascii="Calibri" w:hAnsi="Calibri" w:cs="Calibri"/>
+          <w:sz w:val="34"/>
+          <w:szCs w:val="34"/>
         </w:rPr>
         <w:t># Projects are knowledge hubs. They hold the reference materials Claude needs to understand our work. When a file is uploaded to a Project, Claude draws on that information across every conversation within that project</w:t>
       </w:r>
@@ -2903,32 +2939,31 @@
         <w:jc w:val="both"/>
         <w:rPr>
           <w:rFonts w:ascii="Calibri" w:hAnsi="Calibri" w:cs="Calibri"/>
-          <w:sz w:val="36"/>
-          <w:szCs w:val="36"/>
-        </w:rPr>
-      </w:pPr>
-      <w:r>
-        <w:rPr>
-          <w:rFonts w:ascii="Calibri" w:hAnsi="Calibri" w:cs="Calibri"/>
-          <w:sz w:val="36"/>
-          <w:szCs w:val="36"/>
-        </w:rPr>
-        <w:lastRenderedPageBreak/>
+          <w:sz w:val="34"/>
+          <w:szCs w:val="34"/>
+        </w:rPr>
+      </w:pPr>
+      <w:r>
+        <w:rPr>
+          <w:rFonts w:ascii="Calibri" w:hAnsi="Calibri" w:cs="Calibri"/>
+          <w:sz w:val="34"/>
+          <w:szCs w:val="34"/>
+        </w:rPr>
         <w:t xml:space="preserve"># Skills are procedural machines (Step-by-step). They encode how Claude should execute a task. The specific steps, order of operations, and methodology we want followed every time. Skills shine when we have repeatable </w:t>
       </w:r>
       <w:r>
         <w:rPr>
           <w:rFonts w:ascii="Calibri" w:hAnsi="Calibri" w:cs="Calibri"/>
-          <w:sz w:val="36"/>
-          <w:szCs w:val="36"/>
+          <w:sz w:val="34"/>
+          <w:szCs w:val="34"/>
         </w:rPr>
         <w:t>workflows,</w:t>
       </w:r>
       <w:r>
         <w:rPr>
           <w:rFonts w:ascii="Calibri" w:hAnsi="Calibri" w:cs="Calibri"/>
-          <w:sz w:val="36"/>
-          <w:szCs w:val="36"/>
+          <w:sz w:val="34"/>
+          <w:szCs w:val="34"/>
         </w:rPr>
         <w:t xml:space="preserve"> we want Claude to run consistently.</w:t>
       </w:r>
@@ -2938,8 +2973,8 @@
         <w:jc w:val="both"/>
         <w:rPr>
           <w:rFonts w:ascii="Calibri" w:hAnsi="Calibri" w:cs="Calibri"/>
-          <w:sz w:val="36"/>
-          <w:szCs w:val="36"/>
+          <w:sz w:val="34"/>
+          <w:szCs w:val="34"/>
         </w:rPr>
       </w:pPr>
     </w:p>
@@ -2948,15 +2983,15 @@
         <w:jc w:val="center"/>
         <w:rPr>
           <w:rFonts w:ascii="Calibri" w:hAnsi="Calibri" w:cs="Calibri"/>
-          <w:sz w:val="36"/>
-          <w:szCs w:val="36"/>
-        </w:rPr>
-      </w:pPr>
-      <w:r>
-        <w:rPr>
-          <w:rFonts w:ascii="Calibri" w:hAnsi="Calibri" w:cs="Calibri"/>
-          <w:sz w:val="36"/>
-          <w:szCs w:val="36"/>
+          <w:sz w:val="34"/>
+          <w:szCs w:val="34"/>
+        </w:rPr>
+      </w:pPr>
+      <w:r>
+        <w:rPr>
+          <w:rFonts w:ascii="Calibri" w:hAnsi="Calibri" w:cs="Calibri"/>
+          <w:sz w:val="34"/>
+          <w:szCs w:val="34"/>
         </w:rPr>
         <w:t>Break</w:t>
       </w:r>
@@ -2966,18 +3001,18 @@
         <w:jc w:val="both"/>
         <w:rPr>
           <w:rFonts w:ascii="Calibri" w:hAnsi="Calibri" w:cs="Calibri"/>
-          <w:sz w:val="36"/>
-          <w:szCs w:val="36"/>
-        </w:rPr>
-      </w:pPr>
-    </w:p>
-    <w:p>
-      <w:pPr>
-        <w:jc w:val="both"/>
-        <w:rPr>
-          <w:rFonts w:ascii="Calibri" w:hAnsi="Calibri" w:cs="Calibri"/>
-          <w:sz w:val="36"/>
-          <w:szCs w:val="36"/>
+          <w:sz w:val="34"/>
+          <w:szCs w:val="34"/>
+        </w:rPr>
+      </w:pPr>
+    </w:p>
+    <w:p>
+      <w:pPr>
+        <w:jc w:val="both"/>
+        <w:rPr>
+          <w:rFonts w:ascii="Calibri" w:hAnsi="Calibri" w:cs="Calibri"/>
+          <w:sz w:val="34"/>
+          <w:szCs w:val="34"/>
         </w:rPr>
       </w:pPr>
     </w:p>
@@ -2988,8 +3023,8 @@
           <w:rFonts w:ascii="Calibri" w:hAnsi="Calibri" w:cs="Calibri"/>
           <w:b/>
           <w:bCs/>
-          <w:sz w:val="36"/>
-          <w:szCs w:val="36"/>
+          <w:sz w:val="34"/>
+          <w:szCs w:val="34"/>
         </w:rPr>
       </w:pPr>
       <w:r>
@@ -2997,8 +3032,8 @@
           <w:rFonts w:ascii="Calibri" w:hAnsi="Calibri" w:cs="Calibri"/>
           <w:b/>
           <w:bCs/>
-          <w:sz w:val="36"/>
-          <w:szCs w:val="36"/>
+          <w:sz w:val="34"/>
+          <w:szCs w:val="34"/>
         </w:rPr>
         <w:t>Claude Connectors:</w:t>
       </w:r>
@@ -3008,15 +3043,15 @@
         <w:jc w:val="both"/>
         <w:rPr>
           <w:rFonts w:ascii="Calibri" w:hAnsi="Calibri" w:cs="Calibri"/>
-          <w:sz w:val="36"/>
-          <w:szCs w:val="36"/>
-        </w:rPr>
-      </w:pPr>
-      <w:r>
-        <w:rPr>
-          <w:rFonts w:ascii="Calibri" w:hAnsi="Calibri" w:cs="Calibri"/>
-          <w:sz w:val="36"/>
-          <w:szCs w:val="36"/>
+          <w:sz w:val="34"/>
+          <w:szCs w:val="34"/>
+        </w:rPr>
+      </w:pPr>
+      <w:r>
+        <w:rPr>
+          <w:rFonts w:ascii="Calibri" w:hAnsi="Calibri" w:cs="Calibri"/>
+          <w:sz w:val="34"/>
+          <w:szCs w:val="34"/>
         </w:rPr>
         <w:t># Connectors gives Claude access to the same tools, data and context that we use every day. Instead of starting every conversation from scratch, Claude can work directly with our actual information.</w:t>
       </w:r>
@@ -3026,43 +3061,52 @@
         <w:jc w:val="both"/>
         <w:rPr>
           <w:rFonts w:ascii="Calibri" w:hAnsi="Calibri" w:cs="Calibri"/>
-          <w:sz w:val="36"/>
-          <w:szCs w:val="36"/>
-        </w:rPr>
-      </w:pPr>
-      <w:r>
-        <w:rPr>
-          <w:rFonts w:ascii="Calibri" w:hAnsi="Calibri" w:cs="Calibri"/>
-          <w:sz w:val="36"/>
-          <w:szCs w:val="36"/>
-        </w:rPr>
-        <w:t># Depending on the connector and permissions we grant, Claude can search our files, retrieve documents, analyze data, create new content, update records, and execute tasks across our connected applications, all from within our conversation.</w:t>
-      </w:r>
-    </w:p>
-    <w:p>
-      <w:pPr>
-        <w:jc w:val="both"/>
-        <w:rPr>
-          <w:rFonts w:ascii="Calibri" w:hAnsi="Calibri" w:cs="Calibri"/>
-          <w:sz w:val="36"/>
-          <w:szCs w:val="36"/>
-        </w:rPr>
-      </w:pPr>
-    </w:p>
-    <w:p>
-      <w:pPr>
-        <w:jc w:val="both"/>
-        <w:rPr>
-          <w:rFonts w:ascii="Calibri" w:hAnsi="Calibri" w:cs="Calibri"/>
-          <w:sz w:val="36"/>
-          <w:szCs w:val="36"/>
-        </w:rPr>
-      </w:pPr>
-      <w:r>
-        <w:rPr>
-          <w:rFonts w:ascii="Calibri" w:hAnsi="Calibri" w:cs="Calibri"/>
-          <w:sz w:val="36"/>
-          <w:szCs w:val="36"/>
+          <w:sz w:val="34"/>
+          <w:szCs w:val="34"/>
+        </w:rPr>
+      </w:pPr>
+      <w:r>
+        <w:rPr>
+          <w:rFonts w:ascii="Calibri" w:hAnsi="Calibri" w:cs="Calibri"/>
+          <w:sz w:val="34"/>
+          <w:szCs w:val="34"/>
+        </w:rPr>
+        <w:t xml:space="preserve"># Depending on the connector and permissions we grant, Claude can search our files, retrieve documents, analyze data, create new </w:t>
+      </w:r>
+      <w:r>
+        <w:rPr>
+          <w:rFonts w:ascii="Calibri" w:hAnsi="Calibri" w:cs="Calibri"/>
+          <w:sz w:val="34"/>
+          <w:szCs w:val="34"/>
+        </w:rPr>
+        <w:lastRenderedPageBreak/>
+        <w:t>content, update records, and execute tasks across our connected applications, all from within our conversation.</w:t>
+      </w:r>
+    </w:p>
+    <w:p>
+      <w:pPr>
+        <w:jc w:val="both"/>
+        <w:rPr>
+          <w:rFonts w:ascii="Calibri" w:hAnsi="Calibri" w:cs="Calibri"/>
+          <w:sz w:val="34"/>
+          <w:szCs w:val="34"/>
+        </w:rPr>
+      </w:pPr>
+    </w:p>
+    <w:p>
+      <w:pPr>
+        <w:jc w:val="both"/>
+        <w:rPr>
+          <w:rFonts w:ascii="Calibri" w:hAnsi="Calibri" w:cs="Calibri"/>
+          <w:sz w:val="34"/>
+          <w:szCs w:val="34"/>
+        </w:rPr>
+      </w:pPr>
+      <w:r>
+        <w:rPr>
+          <w:rFonts w:ascii="Calibri" w:hAnsi="Calibri" w:cs="Calibri"/>
+          <w:sz w:val="34"/>
+          <w:szCs w:val="34"/>
         </w:rPr>
         <w:t>MCP (Model Context Protocol) in Connectors:</w:t>
       </w:r>
@@ -3072,52 +3116,43 @@
         <w:jc w:val="both"/>
         <w:rPr>
           <w:rFonts w:ascii="Calibri" w:hAnsi="Calibri" w:cs="Calibri"/>
-          <w:sz w:val="36"/>
-          <w:szCs w:val="36"/>
-        </w:rPr>
-      </w:pPr>
-      <w:r>
-        <w:rPr>
-          <w:rFonts w:ascii="Calibri" w:hAnsi="Calibri" w:cs="Calibri"/>
-          <w:sz w:val="36"/>
-          <w:szCs w:val="36"/>
-        </w:rPr>
-        <w:t xml:space="preserve"># The Model Context Protocol (MCP) powers connectors. Think of MCP like USB-C for AI, a universal standard that allows Claude to connect to many different applications through a single, consistent interface. This open standard means </w:t>
-      </w:r>
-      <w:r>
-        <w:rPr>
-          <w:rFonts w:ascii="Calibri" w:hAnsi="Calibri" w:cs="Calibri"/>
-          <w:sz w:val="36"/>
-          <w:szCs w:val="36"/>
-        </w:rPr>
-        <w:lastRenderedPageBreak/>
-        <w:t>developers can build connectors for any tool, and those connectors work seamlessly with Claude.</w:t>
-      </w:r>
-    </w:p>
-    <w:p>
-      <w:pPr>
-        <w:jc w:val="both"/>
-        <w:rPr>
-          <w:rFonts w:ascii="Calibri" w:hAnsi="Calibri" w:cs="Calibri"/>
-          <w:sz w:val="36"/>
-          <w:szCs w:val="36"/>
-        </w:rPr>
-      </w:pPr>
-    </w:p>
-    <w:p>
-      <w:pPr>
-        <w:jc w:val="both"/>
-        <w:rPr>
-          <w:rFonts w:ascii="Calibri" w:hAnsi="Calibri" w:cs="Calibri"/>
-          <w:sz w:val="36"/>
-          <w:szCs w:val="36"/>
-        </w:rPr>
-      </w:pPr>
-      <w:r>
-        <w:rPr>
-          <w:rFonts w:ascii="Calibri" w:hAnsi="Calibri" w:cs="Calibri"/>
-          <w:sz w:val="36"/>
-          <w:szCs w:val="36"/>
+          <w:sz w:val="34"/>
+          <w:szCs w:val="34"/>
+        </w:rPr>
+      </w:pPr>
+      <w:r>
+        <w:rPr>
+          <w:rFonts w:ascii="Calibri" w:hAnsi="Calibri" w:cs="Calibri"/>
+          <w:sz w:val="34"/>
+          <w:szCs w:val="34"/>
+        </w:rPr>
+        <w:t># The Model Context Protocol (MCP) powers connectors. Think of MCP like USB-C for AI, a universal standard that allows Claude to connect to many different applications through a single, consistent interface. This open standard means developers can build connectors for any tool, and those connectors work seamlessly with Claude.</w:t>
+      </w:r>
+    </w:p>
+    <w:p>
+      <w:pPr>
+        <w:jc w:val="both"/>
+        <w:rPr>
+          <w:rFonts w:ascii="Calibri" w:hAnsi="Calibri" w:cs="Calibri"/>
+          <w:sz w:val="34"/>
+          <w:szCs w:val="34"/>
+        </w:rPr>
+      </w:pPr>
+    </w:p>
+    <w:p>
+      <w:pPr>
+        <w:jc w:val="both"/>
+        <w:rPr>
+          <w:rFonts w:ascii="Calibri" w:hAnsi="Calibri" w:cs="Calibri"/>
+          <w:sz w:val="34"/>
+          <w:szCs w:val="34"/>
+        </w:rPr>
+      </w:pPr>
+      <w:r>
+        <w:rPr>
+          <w:rFonts w:ascii="Calibri" w:hAnsi="Calibri" w:cs="Calibri"/>
+          <w:sz w:val="34"/>
+          <w:szCs w:val="34"/>
         </w:rPr>
         <w:t>Types of Connectors:</w:t>
       </w:r>
@@ -3127,15 +3162,15 @@
         <w:jc w:val="both"/>
         <w:rPr>
           <w:rFonts w:ascii="Calibri" w:hAnsi="Calibri" w:cs="Calibri"/>
-          <w:sz w:val="36"/>
-          <w:szCs w:val="36"/>
-        </w:rPr>
-      </w:pPr>
-      <w:r>
-        <w:rPr>
-          <w:rFonts w:ascii="Calibri" w:hAnsi="Calibri" w:cs="Calibri"/>
-          <w:sz w:val="36"/>
-          <w:szCs w:val="36"/>
+          <w:sz w:val="34"/>
+          <w:szCs w:val="34"/>
+        </w:rPr>
+      </w:pPr>
+      <w:r>
+        <w:rPr>
+          <w:rFonts w:ascii="Calibri" w:hAnsi="Calibri" w:cs="Calibri"/>
+          <w:sz w:val="34"/>
+          <w:szCs w:val="34"/>
         </w:rPr>
         <w:t># There are two types of connectors:</w:t>
       </w:r>
@@ -3150,8 +3185,8 @@
         <w:jc w:val="both"/>
         <w:rPr>
           <w:rFonts w:ascii="Calibri" w:hAnsi="Calibri" w:cs="Calibri"/>
-          <w:sz w:val="36"/>
-          <w:szCs w:val="36"/>
+          <w:sz w:val="34"/>
+          <w:szCs w:val="34"/>
         </w:rPr>
       </w:pPr>
       <w:r>
@@ -3159,16 +3194,16 @@
           <w:rFonts w:ascii="Calibri" w:hAnsi="Calibri" w:cs="Calibri"/>
           <w:b/>
           <w:bCs/>
-          <w:sz w:val="36"/>
-          <w:szCs w:val="36"/>
+          <w:sz w:val="34"/>
+          <w:szCs w:val="34"/>
         </w:rPr>
         <w:t xml:space="preserve">Web Connectors: </w:t>
       </w:r>
       <w:r>
         <w:rPr>
           <w:rFonts w:ascii="Calibri" w:hAnsi="Calibri" w:cs="Calibri"/>
-          <w:sz w:val="36"/>
-          <w:szCs w:val="36"/>
+          <w:sz w:val="34"/>
+          <w:szCs w:val="34"/>
         </w:rPr>
         <w:t>Cloud services and applications (Gmail, Notion, Slack, Asana, Linear, Stripe and many more)</w:t>
       </w:r>
@@ -3183,8 +3218,8 @@
         <w:jc w:val="both"/>
         <w:rPr>
           <w:rFonts w:ascii="Calibri" w:hAnsi="Calibri" w:cs="Calibri"/>
-          <w:sz w:val="36"/>
-          <w:szCs w:val="36"/>
+          <w:sz w:val="34"/>
+          <w:szCs w:val="34"/>
         </w:rPr>
       </w:pPr>
       <w:r>
@@ -3192,16 +3227,16 @@
           <w:rFonts w:ascii="Calibri" w:hAnsi="Calibri" w:cs="Calibri"/>
           <w:b/>
           <w:bCs/>
-          <w:sz w:val="36"/>
-          <w:szCs w:val="36"/>
+          <w:sz w:val="34"/>
+          <w:szCs w:val="34"/>
         </w:rPr>
         <w:t>Desktop extensions:</w:t>
       </w:r>
       <w:r>
         <w:rPr>
           <w:rFonts w:ascii="Calibri" w:hAnsi="Calibri" w:cs="Calibri"/>
-          <w:sz w:val="36"/>
-          <w:szCs w:val="36"/>
+          <w:sz w:val="34"/>
+          <w:szCs w:val="34"/>
         </w:rPr>
         <w:t xml:space="preserve"> Local tools that run on our computer through the Claude Desktop app</w:t>
       </w:r>
@@ -3211,25 +3246,25 @@
         <w:jc w:val="both"/>
         <w:rPr>
           <w:rFonts w:ascii="Calibri" w:hAnsi="Calibri" w:cs="Calibri"/>
-          <w:sz w:val="36"/>
-          <w:szCs w:val="36"/>
-        </w:rPr>
-      </w:pPr>
-    </w:p>
-    <w:p>
-      <w:pPr>
-        <w:jc w:val="both"/>
-        <w:rPr>
-          <w:rFonts w:ascii="Calibri" w:hAnsi="Calibri" w:cs="Calibri"/>
-          <w:sz w:val="36"/>
-          <w:szCs w:val="36"/>
-        </w:rPr>
-      </w:pPr>
-      <w:r>
-        <w:rPr>
-          <w:rFonts w:ascii="Calibri" w:hAnsi="Calibri" w:cs="Calibri"/>
-          <w:sz w:val="36"/>
-          <w:szCs w:val="36"/>
+          <w:sz w:val="34"/>
+          <w:szCs w:val="34"/>
+        </w:rPr>
+      </w:pPr>
+    </w:p>
+    <w:p>
+      <w:pPr>
+        <w:jc w:val="both"/>
+        <w:rPr>
+          <w:rFonts w:ascii="Calibri" w:hAnsi="Calibri" w:cs="Calibri"/>
+          <w:sz w:val="34"/>
+          <w:szCs w:val="34"/>
+        </w:rPr>
+      </w:pPr>
+      <w:r>
+        <w:rPr>
+          <w:rFonts w:ascii="Calibri" w:hAnsi="Calibri" w:cs="Calibri"/>
+          <w:sz w:val="34"/>
+          <w:szCs w:val="34"/>
         </w:rPr>
         <w:t>Setting up a Web Connector:</w:t>
       </w:r>
@@ -3239,15 +3274,15 @@
         <w:jc w:val="both"/>
         <w:rPr>
           <w:rFonts w:ascii="Calibri" w:hAnsi="Calibri" w:cs="Calibri"/>
-          <w:sz w:val="36"/>
-          <w:szCs w:val="36"/>
-        </w:rPr>
-      </w:pPr>
-      <w:r>
-        <w:rPr>
-          <w:rFonts w:ascii="Calibri" w:hAnsi="Calibri" w:cs="Calibri"/>
-          <w:sz w:val="36"/>
-          <w:szCs w:val="36"/>
+          <w:sz w:val="34"/>
+          <w:szCs w:val="34"/>
+        </w:rPr>
+      </w:pPr>
+      <w:r>
+        <w:rPr>
+          <w:rFonts w:ascii="Calibri" w:hAnsi="Calibri" w:cs="Calibri"/>
+          <w:sz w:val="34"/>
+          <w:szCs w:val="34"/>
         </w:rPr>
         <w:t># Here's how to connect a cloud service:</w:t>
       </w:r>
@@ -3262,8 +3297,8 @@
         <w:jc w:val="both"/>
         <w:rPr>
           <w:rFonts w:ascii="Calibri" w:hAnsi="Calibri" w:cs="Calibri"/>
-          <w:sz w:val="36"/>
-          <w:szCs w:val="36"/>
+          <w:sz w:val="34"/>
+          <w:szCs w:val="34"/>
         </w:rPr>
       </w:pPr>
       <w:r>
@@ -3271,16 +3306,16 @@
           <w:rFonts w:ascii="Calibri" w:hAnsi="Calibri" w:cs="Calibri"/>
           <w:b/>
           <w:bCs/>
-          <w:sz w:val="36"/>
-          <w:szCs w:val="36"/>
+          <w:sz w:val="34"/>
+          <w:szCs w:val="34"/>
         </w:rPr>
         <w:t>Find the connector:</w:t>
       </w:r>
       <w:r>
         <w:rPr>
           <w:rFonts w:ascii="Calibri" w:hAnsi="Calibri" w:cs="Calibri"/>
-          <w:sz w:val="36"/>
-          <w:szCs w:val="36"/>
+          <w:sz w:val="34"/>
+          <w:szCs w:val="34"/>
         </w:rPr>
         <w:t xml:space="preserve"> Navigate to claude.ai/customize, or click + &gt; Connectors in any chat</w:t>
       </w:r>
@@ -3295,8 +3330,8 @@
         <w:jc w:val="both"/>
         <w:rPr>
           <w:rFonts w:ascii="Calibri" w:hAnsi="Calibri" w:cs="Calibri"/>
-          <w:sz w:val="36"/>
-          <w:szCs w:val="36"/>
+          <w:sz w:val="34"/>
+          <w:szCs w:val="34"/>
         </w:rPr>
       </w:pPr>
       <w:r>
@@ -3304,16 +3339,16 @@
           <w:rFonts w:ascii="Calibri" w:hAnsi="Calibri" w:cs="Calibri"/>
           <w:b/>
           <w:bCs/>
-          <w:sz w:val="36"/>
-          <w:szCs w:val="36"/>
+          <w:sz w:val="34"/>
+          <w:szCs w:val="34"/>
         </w:rPr>
         <w:t>Click Connect:</w:t>
       </w:r>
       <w:r>
         <w:rPr>
           <w:rFonts w:ascii="Calibri" w:hAnsi="Calibri" w:cs="Calibri"/>
-          <w:sz w:val="36"/>
-          <w:szCs w:val="36"/>
+          <w:sz w:val="34"/>
+          <w:szCs w:val="34"/>
         </w:rPr>
         <w:t xml:space="preserve"> Select the connector we want to add</w:t>
       </w:r>
@@ -3328,8 +3363,8 @@
         <w:jc w:val="both"/>
         <w:rPr>
           <w:rFonts w:ascii="Calibri" w:hAnsi="Calibri" w:cs="Calibri"/>
-          <w:sz w:val="36"/>
-          <w:szCs w:val="36"/>
+          <w:sz w:val="34"/>
+          <w:szCs w:val="34"/>
         </w:rPr>
       </w:pPr>
       <w:r>
@@ -3337,16 +3372,16 @@
           <w:rFonts w:ascii="Calibri" w:hAnsi="Calibri" w:cs="Calibri"/>
           <w:b/>
           <w:bCs/>
-          <w:sz w:val="36"/>
-          <w:szCs w:val="36"/>
+          <w:sz w:val="34"/>
+          <w:szCs w:val="34"/>
         </w:rPr>
         <w:t xml:space="preserve">Authenticate: </w:t>
       </w:r>
       <w:r>
         <w:rPr>
           <w:rFonts w:ascii="Calibri" w:hAnsi="Calibri" w:cs="Calibri"/>
-          <w:sz w:val="36"/>
-          <w:szCs w:val="36"/>
+          <w:sz w:val="34"/>
+          <w:szCs w:val="34"/>
         </w:rPr>
         <w:t>We'll be redirected to the service's login page. Sign in with our existing credentials</w:t>
       </w:r>
@@ -3361,8 +3396,8 @@
         <w:jc w:val="both"/>
         <w:rPr>
           <w:rFonts w:ascii="Calibri" w:hAnsi="Calibri" w:cs="Calibri"/>
-          <w:sz w:val="36"/>
-          <w:szCs w:val="36"/>
+          <w:sz w:val="34"/>
+          <w:szCs w:val="34"/>
         </w:rPr>
       </w:pPr>
       <w:r>
@@ -3370,16 +3405,17 @@
           <w:rFonts w:ascii="Calibri" w:hAnsi="Calibri" w:cs="Calibri"/>
           <w:b/>
           <w:bCs/>
-          <w:sz w:val="36"/>
-          <w:szCs w:val="36"/>
-        </w:rPr>
+          <w:sz w:val="34"/>
+          <w:szCs w:val="34"/>
+        </w:rPr>
+        <w:lastRenderedPageBreak/>
         <w:t>Grant permissions:</w:t>
       </w:r>
       <w:r>
         <w:rPr>
           <w:rFonts w:ascii="Calibri" w:hAnsi="Calibri" w:cs="Calibri"/>
-          <w:sz w:val="36"/>
-          <w:szCs w:val="36"/>
+          <w:sz w:val="34"/>
+          <w:szCs w:val="34"/>
         </w:rPr>
         <w:t xml:space="preserve"> Review the specific permissions Claude is requesting, then authorize access</w:t>
       </w:r>
@@ -3394,8 +3430,8 @@
         <w:jc w:val="both"/>
         <w:rPr>
           <w:rFonts w:ascii="Calibri" w:hAnsi="Calibri" w:cs="Calibri"/>
-          <w:sz w:val="36"/>
-          <w:szCs w:val="36"/>
+          <w:sz w:val="34"/>
+          <w:szCs w:val="34"/>
         </w:rPr>
       </w:pPr>
       <w:r>
@@ -3403,16 +3439,16 @@
           <w:rFonts w:ascii="Calibri" w:hAnsi="Calibri" w:cs="Calibri"/>
           <w:b/>
           <w:bCs/>
-          <w:sz w:val="36"/>
-          <w:szCs w:val="36"/>
+          <w:sz w:val="34"/>
+          <w:szCs w:val="34"/>
         </w:rPr>
         <w:t>Test the connection:</w:t>
       </w:r>
       <w:r>
         <w:rPr>
           <w:rFonts w:ascii="Calibri" w:hAnsi="Calibri" w:cs="Calibri"/>
-          <w:sz w:val="36"/>
-          <w:szCs w:val="36"/>
+          <w:sz w:val="34"/>
+          <w:szCs w:val="34"/>
         </w:rPr>
         <w:t xml:space="preserve"> Return to Claude and try a simple request, like "Can you access my [tool name]?"</w:t>
       </w:r>
@@ -3422,15 +3458,15 @@
         <w:jc w:val="both"/>
         <w:rPr>
           <w:rFonts w:ascii="Calibri" w:hAnsi="Calibri" w:cs="Calibri"/>
-          <w:sz w:val="36"/>
-          <w:szCs w:val="36"/>
-        </w:rPr>
-      </w:pPr>
-      <w:r>
-        <w:rPr>
-          <w:rFonts w:ascii="Calibri" w:hAnsi="Calibri" w:cs="Calibri"/>
-          <w:sz w:val="36"/>
-          <w:szCs w:val="36"/>
+          <w:sz w:val="34"/>
+          <w:szCs w:val="34"/>
+        </w:rPr>
+      </w:pPr>
+      <w:r>
+        <w:rPr>
+          <w:rFonts w:ascii="Calibri" w:hAnsi="Calibri" w:cs="Calibri"/>
+          <w:sz w:val="34"/>
+          <w:szCs w:val="34"/>
         </w:rPr>
         <w:t># Once connected, Claude can search, read, and in some cases take actions within that service, depending on the permissions we've granted.</w:t>
       </w:r>
@@ -3440,25 +3476,25 @@
         <w:jc w:val="both"/>
         <w:rPr>
           <w:rFonts w:ascii="Calibri" w:hAnsi="Calibri" w:cs="Calibri"/>
-          <w:sz w:val="36"/>
-          <w:szCs w:val="36"/>
-        </w:rPr>
-      </w:pPr>
-    </w:p>
-    <w:p>
-      <w:pPr>
-        <w:jc w:val="both"/>
-        <w:rPr>
-          <w:rFonts w:ascii="Calibri" w:hAnsi="Calibri" w:cs="Calibri"/>
-          <w:sz w:val="36"/>
-          <w:szCs w:val="36"/>
-        </w:rPr>
-      </w:pPr>
-      <w:r>
-        <w:rPr>
-          <w:rFonts w:ascii="Calibri" w:hAnsi="Calibri" w:cs="Calibri"/>
-          <w:sz w:val="36"/>
-          <w:szCs w:val="36"/>
+          <w:sz w:val="34"/>
+          <w:szCs w:val="34"/>
+        </w:rPr>
+      </w:pPr>
+    </w:p>
+    <w:p>
+      <w:pPr>
+        <w:jc w:val="both"/>
+        <w:rPr>
+          <w:rFonts w:ascii="Calibri" w:hAnsi="Calibri" w:cs="Calibri"/>
+          <w:sz w:val="34"/>
+          <w:szCs w:val="34"/>
+        </w:rPr>
+      </w:pPr>
+      <w:r>
+        <w:rPr>
+          <w:rFonts w:ascii="Calibri" w:hAnsi="Calibri" w:cs="Calibri"/>
+          <w:sz w:val="34"/>
+          <w:szCs w:val="34"/>
         </w:rPr>
         <w:t>Desktop Extensions:</w:t>
       </w:r>
@@ -3468,15 +3504,15 @@
         <w:jc w:val="both"/>
         <w:rPr>
           <w:rFonts w:ascii="Calibri" w:hAnsi="Calibri" w:cs="Calibri"/>
-          <w:sz w:val="36"/>
-          <w:szCs w:val="36"/>
-        </w:rPr>
-      </w:pPr>
-      <w:r>
-        <w:rPr>
-          <w:rFonts w:ascii="Calibri" w:hAnsi="Calibri" w:cs="Calibri"/>
-          <w:sz w:val="36"/>
-          <w:szCs w:val="36"/>
+          <w:sz w:val="34"/>
+          <w:szCs w:val="34"/>
+        </w:rPr>
+      </w:pPr>
+      <w:r>
+        <w:rPr>
+          <w:rFonts w:ascii="Calibri" w:hAnsi="Calibri" w:cs="Calibri"/>
+          <w:sz w:val="34"/>
+          <w:szCs w:val="34"/>
         </w:rPr>
         <w:t># Desktop extensions require the Claude Desktop app. These extensions let Claude interact with local applications, our file system, and native features on macOS or Windows. Some desktop extensions include:</w:t>
       </w:r>
@@ -3491,15 +3527,15 @@
         <w:jc w:val="both"/>
         <w:rPr>
           <w:rFonts w:ascii="Calibri" w:hAnsi="Calibri" w:cs="Calibri"/>
-          <w:sz w:val="36"/>
-          <w:szCs w:val="36"/>
-        </w:rPr>
-      </w:pPr>
-      <w:r>
-        <w:rPr>
-          <w:rFonts w:ascii="Calibri" w:hAnsi="Calibri" w:cs="Calibri"/>
-          <w:sz w:val="36"/>
-          <w:szCs w:val="36"/>
+          <w:sz w:val="34"/>
+          <w:szCs w:val="34"/>
+        </w:rPr>
+      </w:pPr>
+      <w:r>
+        <w:rPr>
+          <w:rFonts w:ascii="Calibri" w:hAnsi="Calibri" w:cs="Calibri"/>
+          <w:sz w:val="34"/>
+          <w:szCs w:val="34"/>
         </w:rPr>
         <w:t>Local file access for reading and organizing documents</w:t>
       </w:r>
@@ -3514,15 +3550,15 @@
         <w:jc w:val="both"/>
         <w:rPr>
           <w:rFonts w:ascii="Calibri" w:hAnsi="Calibri" w:cs="Calibri"/>
-          <w:sz w:val="36"/>
-          <w:szCs w:val="36"/>
-        </w:rPr>
-      </w:pPr>
-      <w:r>
-        <w:rPr>
-          <w:rFonts w:ascii="Calibri" w:hAnsi="Calibri" w:cs="Calibri"/>
-          <w:sz w:val="36"/>
-          <w:szCs w:val="36"/>
+          <w:sz w:val="34"/>
+          <w:szCs w:val="34"/>
+        </w:rPr>
+      </w:pPr>
+      <w:r>
+        <w:rPr>
+          <w:rFonts w:ascii="Calibri" w:hAnsi="Calibri" w:cs="Calibri"/>
+          <w:sz w:val="34"/>
+          <w:szCs w:val="34"/>
         </w:rPr>
         <w:t>Browser control for automated web tasks</w:t>
       </w:r>
@@ -3537,15 +3573,15 @@
         <w:jc w:val="both"/>
         <w:rPr>
           <w:rFonts w:ascii="Calibri" w:hAnsi="Calibri" w:cs="Calibri"/>
-          <w:sz w:val="36"/>
-          <w:szCs w:val="36"/>
-        </w:rPr>
-      </w:pPr>
-      <w:r>
-        <w:rPr>
-          <w:rFonts w:ascii="Calibri" w:hAnsi="Calibri" w:cs="Calibri"/>
-          <w:sz w:val="36"/>
-          <w:szCs w:val="36"/>
+          <w:sz w:val="34"/>
+          <w:szCs w:val="34"/>
+        </w:rPr>
+      </w:pPr>
+      <w:r>
+        <w:rPr>
+          <w:rFonts w:ascii="Calibri" w:hAnsi="Calibri" w:cs="Calibri"/>
+          <w:sz w:val="34"/>
+          <w:szCs w:val="34"/>
         </w:rPr>
         <w:t>Native application integration (like Figma for design work)</w:t>
       </w:r>
@@ -3555,15 +3591,15 @@
         <w:jc w:val="both"/>
         <w:rPr>
           <w:rFonts w:ascii="Calibri" w:hAnsi="Calibri" w:cs="Calibri"/>
-          <w:sz w:val="36"/>
-          <w:szCs w:val="36"/>
-        </w:rPr>
-      </w:pPr>
-      <w:r>
-        <w:rPr>
-          <w:rFonts w:ascii="Calibri" w:hAnsi="Calibri" w:cs="Calibri"/>
-          <w:sz w:val="36"/>
-          <w:szCs w:val="36"/>
+          <w:sz w:val="34"/>
+          <w:szCs w:val="34"/>
+        </w:rPr>
+      </w:pPr>
+      <w:r>
+        <w:rPr>
+          <w:rFonts w:ascii="Calibri" w:hAnsi="Calibri" w:cs="Calibri"/>
+          <w:sz w:val="34"/>
+          <w:szCs w:val="34"/>
         </w:rPr>
         <w:t># To install a desktop extension:</w:t>
       </w:r>
@@ -3578,15 +3614,15 @@
         <w:jc w:val="both"/>
         <w:rPr>
           <w:rFonts w:ascii="Calibri" w:hAnsi="Calibri" w:cs="Calibri"/>
-          <w:sz w:val="36"/>
-          <w:szCs w:val="36"/>
-        </w:rPr>
-      </w:pPr>
-      <w:r>
-        <w:rPr>
-          <w:rFonts w:ascii="Calibri" w:hAnsi="Calibri" w:cs="Calibri"/>
-          <w:sz w:val="36"/>
-          <w:szCs w:val="36"/>
+          <w:sz w:val="34"/>
+          <w:szCs w:val="34"/>
+        </w:rPr>
+      </w:pPr>
+      <w:r>
+        <w:rPr>
+          <w:rFonts w:ascii="Calibri" w:hAnsi="Calibri" w:cs="Calibri"/>
+          <w:sz w:val="34"/>
+          <w:szCs w:val="34"/>
         </w:rPr>
         <w:t>Download and install the Claude Desktop app</w:t>
       </w:r>
@@ -3601,15 +3637,15 @@
         <w:jc w:val="both"/>
         <w:rPr>
           <w:rFonts w:ascii="Calibri" w:hAnsi="Calibri" w:cs="Calibri"/>
-          <w:sz w:val="36"/>
-          <w:szCs w:val="36"/>
-        </w:rPr>
-      </w:pPr>
-      <w:r>
-        <w:rPr>
-          <w:rFonts w:ascii="Calibri" w:hAnsi="Calibri" w:cs="Calibri"/>
-          <w:sz w:val="36"/>
-          <w:szCs w:val="36"/>
+          <w:sz w:val="34"/>
+          <w:szCs w:val="34"/>
+        </w:rPr>
+      </w:pPr>
+      <w:r>
+        <w:rPr>
+          <w:rFonts w:ascii="Calibri" w:hAnsi="Calibri" w:cs="Calibri"/>
+          <w:sz w:val="34"/>
+          <w:szCs w:val="34"/>
         </w:rPr>
         <w:t>Open the app and navigate to Settings &gt; Extensions</w:t>
       </w:r>
@@ -3624,15 +3660,15 @@
         <w:jc w:val="both"/>
         <w:rPr>
           <w:rFonts w:ascii="Calibri" w:hAnsi="Calibri" w:cs="Calibri"/>
-          <w:sz w:val="36"/>
-          <w:szCs w:val="36"/>
-        </w:rPr>
-      </w:pPr>
-      <w:r>
-        <w:rPr>
-          <w:rFonts w:ascii="Calibri" w:hAnsi="Calibri" w:cs="Calibri"/>
-          <w:sz w:val="36"/>
-          <w:szCs w:val="36"/>
+          <w:sz w:val="34"/>
+          <w:szCs w:val="34"/>
+        </w:rPr>
+      </w:pPr>
+      <w:r>
+        <w:rPr>
+          <w:rFonts w:ascii="Calibri" w:hAnsi="Calibri" w:cs="Calibri"/>
+          <w:sz w:val="34"/>
+          <w:szCs w:val="34"/>
         </w:rPr>
         <w:t>Browse available extensions and click Install</w:t>
       </w:r>
@@ -3647,15 +3683,15 @@
         <w:jc w:val="both"/>
         <w:rPr>
           <w:rFonts w:ascii="Calibri" w:hAnsi="Calibri" w:cs="Calibri"/>
-          <w:sz w:val="36"/>
-          <w:szCs w:val="36"/>
-        </w:rPr>
-      </w:pPr>
-      <w:r>
-        <w:rPr>
-          <w:rFonts w:ascii="Calibri" w:hAnsi="Calibri" w:cs="Calibri"/>
-          <w:sz w:val="36"/>
-          <w:szCs w:val="36"/>
+          <w:sz w:val="34"/>
+          <w:szCs w:val="34"/>
+        </w:rPr>
+      </w:pPr>
+      <w:r>
+        <w:rPr>
+          <w:rFonts w:ascii="Calibri" w:hAnsi="Calibri" w:cs="Calibri"/>
+          <w:sz w:val="34"/>
+          <w:szCs w:val="34"/>
         </w:rPr>
         <w:t>Follow any additional setup steps specific to that extension</w:t>
       </w:r>
@@ -3665,25 +3701,25 @@
         <w:jc w:val="both"/>
         <w:rPr>
           <w:rFonts w:ascii="Calibri" w:hAnsi="Calibri" w:cs="Calibri"/>
-          <w:sz w:val="36"/>
-          <w:szCs w:val="36"/>
-        </w:rPr>
-      </w:pPr>
-    </w:p>
-    <w:p>
-      <w:pPr>
-        <w:jc w:val="both"/>
-        <w:rPr>
-          <w:rFonts w:ascii="Calibri" w:hAnsi="Calibri" w:cs="Calibri"/>
-          <w:sz w:val="36"/>
-          <w:szCs w:val="36"/>
-        </w:rPr>
-      </w:pPr>
-      <w:r>
-        <w:rPr>
-          <w:rFonts w:ascii="Calibri" w:hAnsi="Calibri" w:cs="Calibri"/>
-          <w:sz w:val="36"/>
-          <w:szCs w:val="36"/>
+          <w:sz w:val="34"/>
+          <w:szCs w:val="34"/>
+        </w:rPr>
+      </w:pPr>
+    </w:p>
+    <w:p>
+      <w:pPr>
+        <w:jc w:val="both"/>
+        <w:rPr>
+          <w:rFonts w:ascii="Calibri" w:hAnsi="Calibri" w:cs="Calibri"/>
+          <w:sz w:val="34"/>
+          <w:szCs w:val="34"/>
+        </w:rPr>
+      </w:pPr>
+      <w:r>
+        <w:rPr>
+          <w:rFonts w:ascii="Calibri" w:hAnsi="Calibri" w:cs="Calibri"/>
+          <w:sz w:val="34"/>
+          <w:szCs w:val="34"/>
         </w:rPr>
         <w:t>Usage Examples:</w:t>
       </w:r>
@@ -3693,15 +3729,15 @@
         <w:jc w:val="both"/>
         <w:rPr>
           <w:rFonts w:ascii="Calibri" w:hAnsi="Calibri" w:cs="Calibri"/>
-          <w:sz w:val="36"/>
-          <w:szCs w:val="36"/>
-        </w:rPr>
-      </w:pPr>
-      <w:r>
-        <w:rPr>
-          <w:rFonts w:ascii="Calibri" w:hAnsi="Calibri" w:cs="Calibri"/>
-          <w:sz w:val="36"/>
-          <w:szCs w:val="36"/>
+          <w:sz w:val="34"/>
+          <w:szCs w:val="34"/>
+        </w:rPr>
+      </w:pPr>
+      <w:r>
+        <w:rPr>
+          <w:rFonts w:ascii="Calibri" w:hAnsi="Calibri" w:cs="Calibri"/>
+          <w:sz w:val="34"/>
+          <w:szCs w:val="34"/>
         </w:rPr>
         <w:t># Project management (Asana, Linear, Jira):</w:t>
       </w:r>
@@ -3716,15 +3752,15 @@
         <w:jc w:val="both"/>
         <w:rPr>
           <w:rFonts w:ascii="Calibri" w:hAnsi="Calibri" w:cs="Calibri"/>
-          <w:sz w:val="36"/>
-          <w:szCs w:val="36"/>
-        </w:rPr>
-      </w:pPr>
-      <w:r>
-        <w:rPr>
-          <w:rFonts w:ascii="Calibri" w:hAnsi="Calibri" w:cs="Calibri"/>
-          <w:sz w:val="36"/>
-          <w:szCs w:val="36"/>
+          <w:sz w:val="34"/>
+          <w:szCs w:val="34"/>
+        </w:rPr>
+      </w:pPr>
+      <w:r>
+        <w:rPr>
+          <w:rFonts w:ascii="Calibri" w:hAnsi="Calibri" w:cs="Calibri"/>
+          <w:sz w:val="34"/>
+          <w:szCs w:val="34"/>
         </w:rPr>
         <w:t>"What are my highest priority tasks due this week?"</w:t>
       </w:r>
@@ -3739,16 +3775,17 @@
         <w:jc w:val="both"/>
         <w:rPr>
           <w:rFonts w:ascii="Calibri" w:hAnsi="Calibri" w:cs="Calibri"/>
-          <w:sz w:val="36"/>
-          <w:szCs w:val="36"/>
-        </w:rPr>
-      </w:pPr>
-      <w:r>
-        <w:rPr>
-          <w:rFonts w:ascii="Calibri" w:hAnsi="Calibri" w:cs="Calibri"/>
-          <w:sz w:val="36"/>
-          <w:szCs w:val="36"/>
-        </w:rPr>
+          <w:sz w:val="34"/>
+          <w:szCs w:val="34"/>
+        </w:rPr>
+      </w:pPr>
+      <w:r>
+        <w:rPr>
+          <w:rFonts w:ascii="Calibri" w:hAnsi="Calibri" w:cs="Calibri"/>
+          <w:sz w:val="34"/>
+          <w:szCs w:val="34"/>
+        </w:rPr>
+        <w:lastRenderedPageBreak/>
         <w:t>"Create a new task for reviewing the Q4 budget proposal"</w:t>
       </w:r>
     </w:p>
@@ -3757,15 +3794,15 @@
         <w:jc w:val="both"/>
         <w:rPr>
           <w:rFonts w:ascii="Calibri" w:hAnsi="Calibri" w:cs="Calibri"/>
-          <w:sz w:val="36"/>
-          <w:szCs w:val="36"/>
-        </w:rPr>
-      </w:pPr>
-      <w:r>
-        <w:rPr>
-          <w:rFonts w:ascii="Calibri" w:hAnsi="Calibri" w:cs="Calibri"/>
-          <w:sz w:val="36"/>
-          <w:szCs w:val="36"/>
+          <w:sz w:val="34"/>
+          <w:szCs w:val="34"/>
+        </w:rPr>
+      </w:pPr>
+      <w:r>
+        <w:rPr>
+          <w:rFonts w:ascii="Calibri" w:hAnsi="Calibri" w:cs="Calibri"/>
+          <w:sz w:val="34"/>
+          <w:szCs w:val="34"/>
         </w:rPr>
         <w:t># Communication (Slack, Gmail):</w:t>
       </w:r>
@@ -3780,15 +3817,15 @@
         <w:jc w:val="both"/>
         <w:rPr>
           <w:rFonts w:ascii="Calibri" w:hAnsi="Calibri" w:cs="Calibri"/>
-          <w:sz w:val="36"/>
-          <w:szCs w:val="36"/>
-        </w:rPr>
-      </w:pPr>
-      <w:r>
-        <w:rPr>
-          <w:rFonts w:ascii="Calibri" w:hAnsi="Calibri" w:cs="Calibri"/>
-          <w:sz w:val="36"/>
-          <w:szCs w:val="36"/>
+          <w:sz w:val="34"/>
+          <w:szCs w:val="34"/>
+        </w:rPr>
+      </w:pPr>
+      <w:r>
+        <w:rPr>
+          <w:rFonts w:ascii="Calibri" w:hAnsi="Calibri" w:cs="Calibri"/>
+          <w:sz w:val="34"/>
+          <w:szCs w:val="34"/>
         </w:rPr>
         <w:t>"Find the email thread where we discussed the vendor contract"</w:t>
       </w:r>
@@ -3803,17 +3840,16 @@
         <w:jc w:val="both"/>
         <w:rPr>
           <w:rFonts w:ascii="Calibri" w:hAnsi="Calibri" w:cs="Calibri"/>
-          <w:sz w:val="36"/>
-          <w:szCs w:val="36"/>
-        </w:rPr>
-      </w:pPr>
-      <w:r>
-        <w:rPr>
-          <w:rFonts w:ascii="Calibri" w:hAnsi="Calibri" w:cs="Calibri"/>
-          <w:sz w:val="36"/>
-          <w:szCs w:val="36"/>
-        </w:rPr>
-        <w:lastRenderedPageBreak/>
+          <w:sz w:val="34"/>
+          <w:szCs w:val="34"/>
+        </w:rPr>
+      </w:pPr>
+      <w:r>
+        <w:rPr>
+          <w:rFonts w:ascii="Calibri" w:hAnsi="Calibri" w:cs="Calibri"/>
+          <w:sz w:val="34"/>
+          <w:szCs w:val="34"/>
+        </w:rPr>
         <w:t>"Draft a reply to the latest message in the #marketing channel"</w:t>
       </w:r>
     </w:p>
@@ -3822,15 +3858,15 @@
         <w:jc w:val="both"/>
         <w:rPr>
           <w:rFonts w:ascii="Calibri" w:hAnsi="Calibri" w:cs="Calibri"/>
-          <w:sz w:val="36"/>
-          <w:szCs w:val="36"/>
-        </w:rPr>
-      </w:pPr>
-      <w:r>
-        <w:rPr>
-          <w:rFonts w:ascii="Calibri" w:hAnsi="Calibri" w:cs="Calibri"/>
-          <w:sz w:val="36"/>
-          <w:szCs w:val="36"/>
+          <w:sz w:val="34"/>
+          <w:szCs w:val="34"/>
+        </w:rPr>
+      </w:pPr>
+      <w:r>
+        <w:rPr>
+          <w:rFonts w:ascii="Calibri" w:hAnsi="Calibri" w:cs="Calibri"/>
+          <w:sz w:val="34"/>
+          <w:szCs w:val="34"/>
         </w:rPr>
         <w:t># Documentation (Notion, Google Drive, Confluence)</w:t>
       </w:r>
@@ -3845,15 +3881,15 @@
         <w:jc w:val="both"/>
         <w:rPr>
           <w:rFonts w:ascii="Calibri" w:hAnsi="Calibri" w:cs="Calibri"/>
-          <w:sz w:val="36"/>
-          <w:szCs w:val="36"/>
-        </w:rPr>
-      </w:pPr>
-      <w:r>
-        <w:rPr>
-          <w:rFonts w:ascii="Calibri" w:hAnsi="Calibri" w:cs="Calibri"/>
-          <w:sz w:val="36"/>
-          <w:szCs w:val="36"/>
+          <w:sz w:val="34"/>
+          <w:szCs w:val="34"/>
+        </w:rPr>
+      </w:pPr>
+      <w:r>
+        <w:rPr>
+          <w:rFonts w:ascii="Calibri" w:hAnsi="Calibri" w:cs="Calibri"/>
+          <w:sz w:val="34"/>
+          <w:szCs w:val="34"/>
         </w:rPr>
         <w:t>"Search our documentation for our brand voice guidelines"</w:t>
       </w:r>
@@ -3868,15 +3904,15 @@
         <w:jc w:val="both"/>
         <w:rPr>
           <w:rFonts w:ascii="Calibri" w:hAnsi="Calibri" w:cs="Calibri"/>
-          <w:sz w:val="36"/>
-          <w:szCs w:val="36"/>
-        </w:rPr>
-      </w:pPr>
-      <w:r>
-        <w:rPr>
-          <w:rFonts w:ascii="Calibri" w:hAnsi="Calibri" w:cs="Calibri"/>
-          <w:sz w:val="36"/>
-          <w:szCs w:val="36"/>
+          <w:sz w:val="34"/>
+          <w:szCs w:val="34"/>
+        </w:rPr>
+      </w:pPr>
+      <w:r>
+        <w:rPr>
+          <w:rFonts w:ascii="Calibri" w:hAnsi="Calibri" w:cs="Calibri"/>
+          <w:sz w:val="34"/>
+          <w:szCs w:val="34"/>
         </w:rPr>
         <w:t>"Summarize the meeting notes from last week's product review"</w:t>
       </w:r>
@@ -3886,15 +3922,15 @@
         <w:jc w:val="both"/>
         <w:rPr>
           <w:rFonts w:ascii="Calibri" w:hAnsi="Calibri" w:cs="Calibri"/>
-          <w:sz w:val="36"/>
-          <w:szCs w:val="36"/>
-        </w:rPr>
-      </w:pPr>
-      <w:r>
-        <w:rPr>
-          <w:rFonts w:ascii="Calibri" w:hAnsi="Calibri" w:cs="Calibri"/>
-          <w:sz w:val="36"/>
-          <w:szCs w:val="36"/>
+          <w:sz w:val="34"/>
+          <w:szCs w:val="34"/>
+        </w:rPr>
+      </w:pPr>
+      <w:r>
+        <w:rPr>
+          <w:rFonts w:ascii="Calibri" w:hAnsi="Calibri" w:cs="Calibri"/>
+          <w:sz w:val="34"/>
+          <w:szCs w:val="34"/>
         </w:rPr>
         <w:t># Business tools (Stripe, PayPal, Salesforce):</w:t>
       </w:r>
@@ -3909,15 +3945,15 @@
         <w:jc w:val="both"/>
         <w:rPr>
           <w:rFonts w:ascii="Calibri" w:hAnsi="Calibri" w:cs="Calibri"/>
-          <w:sz w:val="36"/>
-          <w:szCs w:val="36"/>
-        </w:rPr>
-      </w:pPr>
-      <w:r>
-        <w:rPr>
-          <w:rFonts w:ascii="Calibri" w:hAnsi="Calibri" w:cs="Calibri"/>
-          <w:sz w:val="36"/>
-          <w:szCs w:val="36"/>
+          <w:sz w:val="34"/>
+          <w:szCs w:val="34"/>
+        </w:rPr>
+      </w:pPr>
+      <w:r>
+        <w:rPr>
+          <w:rFonts w:ascii="Calibri" w:hAnsi="Calibri" w:cs="Calibri"/>
+          <w:sz w:val="34"/>
+          <w:szCs w:val="34"/>
         </w:rPr>
         <w:t>"Show me revenue trends for the past quarter"</w:t>
       </w:r>
@@ -3932,15 +3968,15 @@
         <w:jc w:val="both"/>
         <w:rPr>
           <w:rFonts w:ascii="Calibri" w:hAnsi="Calibri" w:cs="Calibri"/>
-          <w:sz w:val="36"/>
-          <w:szCs w:val="36"/>
-        </w:rPr>
-      </w:pPr>
-      <w:r>
-        <w:rPr>
-          <w:rFonts w:ascii="Calibri" w:hAnsi="Calibri" w:cs="Calibri"/>
-          <w:sz w:val="36"/>
-          <w:szCs w:val="36"/>
+          <w:sz w:val="34"/>
+          <w:szCs w:val="34"/>
+        </w:rPr>
+      </w:pPr>
+      <w:r>
+        <w:rPr>
+          <w:rFonts w:ascii="Calibri" w:hAnsi="Calibri" w:cs="Calibri"/>
+          <w:sz w:val="34"/>
+          <w:szCs w:val="34"/>
         </w:rPr>
         <w:t>"List recent transactions over $1,000"</w:t>
       </w:r>
@@ -3950,8 +3986,8 @@
         <w:jc w:val="both"/>
         <w:rPr>
           <w:rFonts w:ascii="Calibri" w:hAnsi="Calibri" w:cs="Calibri"/>
-          <w:sz w:val="36"/>
-          <w:szCs w:val="36"/>
+          <w:sz w:val="34"/>
+          <w:szCs w:val="34"/>
         </w:rPr>
       </w:pPr>
     </w:p>
@@ -3960,15 +3996,15 @@
         <w:jc w:val="center"/>
         <w:rPr>
           <w:rFonts w:ascii="Calibri" w:hAnsi="Calibri" w:cs="Calibri"/>
-          <w:sz w:val="36"/>
-          <w:szCs w:val="36"/>
-        </w:rPr>
-      </w:pPr>
-      <w:r>
-        <w:rPr>
-          <w:rFonts w:ascii="Calibri" w:hAnsi="Calibri" w:cs="Calibri"/>
-          <w:sz w:val="36"/>
-          <w:szCs w:val="36"/>
+          <w:sz w:val="34"/>
+          <w:szCs w:val="34"/>
+        </w:rPr>
+      </w:pPr>
+      <w:r>
+        <w:rPr>
+          <w:rFonts w:ascii="Calibri" w:hAnsi="Calibri" w:cs="Calibri"/>
+          <w:sz w:val="34"/>
+          <w:szCs w:val="34"/>
         </w:rPr>
         <w:t>Break</w:t>
       </w:r>
@@ -3978,8 +4014,8 @@
         <w:jc w:val="both"/>
         <w:rPr>
           <w:rFonts w:ascii="Calibri" w:hAnsi="Calibri" w:cs="Calibri"/>
-          <w:sz w:val="36"/>
-          <w:szCs w:val="36"/>
+          <w:sz w:val="34"/>
+          <w:szCs w:val="34"/>
         </w:rPr>
       </w:pPr>
     </w:p>
@@ -3990,8 +4026,8 @@
           <w:rFonts w:ascii="Calibri" w:hAnsi="Calibri" w:cs="Calibri"/>
           <w:b/>
           <w:bCs/>
-          <w:sz w:val="36"/>
-          <w:szCs w:val="36"/>
+          <w:sz w:val="34"/>
+          <w:szCs w:val="34"/>
         </w:rPr>
       </w:pPr>
       <w:r>
@@ -3999,8 +4035,8 @@
           <w:rFonts w:ascii="Calibri" w:hAnsi="Calibri" w:cs="Calibri"/>
           <w:b/>
           <w:bCs/>
-          <w:sz w:val="36"/>
-          <w:szCs w:val="36"/>
+          <w:sz w:val="34"/>
+          <w:szCs w:val="34"/>
         </w:rPr>
         <w:t>Claude Enterprise Search:</w:t>
       </w:r>
@@ -4010,15 +4046,15 @@
         <w:jc w:val="both"/>
         <w:rPr>
           <w:rFonts w:ascii="Calibri" w:hAnsi="Calibri" w:cs="Calibri"/>
-          <w:sz w:val="36"/>
-          <w:szCs w:val="36"/>
-        </w:rPr>
-      </w:pPr>
-      <w:r>
-        <w:rPr>
-          <w:rFonts w:ascii="Calibri" w:hAnsi="Calibri" w:cs="Calibri"/>
-          <w:sz w:val="36"/>
-          <w:szCs w:val="36"/>
+          <w:sz w:val="34"/>
+          <w:szCs w:val="34"/>
+        </w:rPr>
+      </w:pPr>
+      <w:r>
+        <w:rPr>
+          <w:rFonts w:ascii="Calibri" w:hAnsi="Calibri" w:cs="Calibri"/>
+          <w:sz w:val="34"/>
+          <w:szCs w:val="34"/>
         </w:rPr>
         <w:t xml:space="preserve"># Enterprise Search adds a dedicated </w:t>
       </w:r>
@@ -4027,16 +4063,16 @@
           <w:rFonts w:ascii="Calibri" w:hAnsi="Calibri" w:cs="Calibri"/>
           <w:b/>
           <w:bCs/>
-          <w:sz w:val="36"/>
-          <w:szCs w:val="36"/>
+          <w:sz w:val="34"/>
+          <w:szCs w:val="34"/>
         </w:rPr>
         <w:t xml:space="preserve">"Ask {Our Org Name}" </w:t>
       </w:r>
       <w:r>
         <w:rPr>
           <w:rFonts w:ascii="Calibri" w:hAnsi="Calibri" w:cs="Calibri"/>
-          <w:sz w:val="36"/>
-          <w:szCs w:val="36"/>
+          <w:sz w:val="34"/>
+          <w:szCs w:val="34"/>
         </w:rPr>
         <w:t>option to our sidebar. This is designed specifically for finding and synthesizing knowledge buried across our company's tools and data sources.</w:t>
       </w:r>
@@ -4046,15 +4082,15 @@
         <w:jc w:val="both"/>
         <w:rPr>
           <w:rFonts w:ascii="Calibri" w:hAnsi="Calibri" w:cs="Calibri"/>
-          <w:sz w:val="36"/>
-          <w:szCs w:val="36"/>
-        </w:rPr>
-      </w:pPr>
-      <w:r>
-        <w:rPr>
-          <w:rFonts w:ascii="Calibri" w:hAnsi="Calibri" w:cs="Calibri"/>
-          <w:sz w:val="36"/>
-          <w:szCs w:val="36"/>
+          <w:sz w:val="34"/>
+          <w:szCs w:val="34"/>
+        </w:rPr>
+      </w:pPr>
+      <w:r>
+        <w:rPr>
+          <w:rFonts w:ascii="Calibri" w:hAnsi="Calibri" w:cs="Calibri"/>
+          <w:sz w:val="34"/>
+          <w:szCs w:val="34"/>
         </w:rPr>
         <w:t># Enterprise Search is a pre-built Project for our entire organization. Our company's knowledge base is already loaded, so we can jump right in to get context-aware responses to our questions.</w:t>
       </w:r>
@@ -4064,15 +4100,15 @@
         <w:jc w:val="both"/>
         <w:rPr>
           <w:rFonts w:ascii="Calibri" w:hAnsi="Calibri" w:cs="Calibri"/>
-          <w:sz w:val="36"/>
-          <w:szCs w:val="36"/>
-        </w:rPr>
-      </w:pPr>
-      <w:r>
-        <w:rPr>
-          <w:rFonts w:ascii="Calibri" w:hAnsi="Calibri" w:cs="Calibri"/>
-          <w:sz w:val="36"/>
-          <w:szCs w:val="36"/>
+          <w:sz w:val="34"/>
+          <w:szCs w:val="34"/>
+        </w:rPr>
+      </w:pPr>
+      <w:r>
+        <w:rPr>
+          <w:rFonts w:ascii="Calibri" w:hAnsi="Calibri" w:cs="Calibri"/>
+          <w:sz w:val="34"/>
+          <w:szCs w:val="34"/>
         </w:rPr>
         <w:lastRenderedPageBreak/>
         <w:t># Unlike regular chats with connectors enabled, Enterprise Search is specifically designed for information gathering, using custom instructions configured by the Anthropic team.</w:t>
@@ -4083,25 +4119,25 @@
         <w:jc w:val="both"/>
         <w:rPr>
           <w:rFonts w:ascii="Calibri" w:hAnsi="Calibri" w:cs="Calibri"/>
-          <w:sz w:val="36"/>
-          <w:szCs w:val="36"/>
-        </w:rPr>
-      </w:pPr>
-    </w:p>
-    <w:p>
-      <w:pPr>
-        <w:jc w:val="both"/>
-        <w:rPr>
-          <w:rFonts w:ascii="Calibri" w:hAnsi="Calibri" w:cs="Calibri"/>
-          <w:sz w:val="36"/>
-          <w:szCs w:val="36"/>
-        </w:rPr>
-      </w:pPr>
-      <w:r>
-        <w:rPr>
-          <w:rFonts w:ascii="Calibri" w:hAnsi="Calibri" w:cs="Calibri"/>
-          <w:sz w:val="36"/>
-          <w:szCs w:val="36"/>
+          <w:sz w:val="34"/>
+          <w:szCs w:val="34"/>
+        </w:rPr>
+      </w:pPr>
+    </w:p>
+    <w:p>
+      <w:pPr>
+        <w:jc w:val="both"/>
+        <w:rPr>
+          <w:rFonts w:ascii="Calibri" w:hAnsi="Calibri" w:cs="Calibri"/>
+          <w:sz w:val="34"/>
+          <w:szCs w:val="34"/>
+        </w:rPr>
+      </w:pPr>
+      <w:r>
+        <w:rPr>
+          <w:rFonts w:ascii="Calibri" w:hAnsi="Calibri" w:cs="Calibri"/>
+          <w:sz w:val="34"/>
+          <w:szCs w:val="34"/>
         </w:rPr>
         <w:t>Usage Examples:</w:t>
       </w:r>
@@ -4111,15 +4147,15 @@
         <w:jc w:val="both"/>
         <w:rPr>
           <w:rFonts w:ascii="Calibri" w:hAnsi="Calibri" w:cs="Calibri"/>
-          <w:sz w:val="36"/>
-          <w:szCs w:val="36"/>
-        </w:rPr>
-      </w:pPr>
-      <w:r>
-        <w:rPr>
-          <w:rFonts w:ascii="Calibri" w:hAnsi="Calibri" w:cs="Calibri"/>
-          <w:sz w:val="36"/>
-          <w:szCs w:val="36"/>
+          <w:sz w:val="34"/>
+          <w:szCs w:val="34"/>
+        </w:rPr>
+      </w:pPr>
+      <w:r>
+        <w:rPr>
+          <w:rFonts w:ascii="Calibri" w:hAnsi="Calibri" w:cs="Calibri"/>
+          <w:sz w:val="34"/>
+          <w:szCs w:val="34"/>
         </w:rPr>
         <w:t># Getting up to speed:</w:t>
       </w:r>
@@ -4134,15 +4170,15 @@
         <w:jc w:val="both"/>
         <w:rPr>
           <w:rFonts w:ascii="Calibri" w:hAnsi="Calibri" w:cs="Calibri"/>
-          <w:sz w:val="36"/>
-          <w:szCs w:val="36"/>
-        </w:rPr>
-      </w:pPr>
-      <w:r>
-        <w:rPr>
-          <w:rFonts w:ascii="Calibri" w:hAnsi="Calibri" w:cs="Calibri"/>
-          <w:sz w:val="36"/>
-          <w:szCs w:val="36"/>
+          <w:sz w:val="34"/>
+          <w:szCs w:val="34"/>
+        </w:rPr>
+      </w:pPr>
+      <w:r>
+        <w:rPr>
+          <w:rFonts w:ascii="Calibri" w:hAnsi="Calibri" w:cs="Calibri"/>
+          <w:sz w:val="34"/>
+          <w:szCs w:val="34"/>
         </w:rPr>
         <w:t>"What happened yesterday while I was out?"</w:t>
       </w:r>
@@ -4157,15 +4193,15 @@
         <w:jc w:val="both"/>
         <w:rPr>
           <w:rFonts w:ascii="Calibri" w:hAnsi="Calibri" w:cs="Calibri"/>
-          <w:sz w:val="36"/>
-          <w:szCs w:val="36"/>
-        </w:rPr>
-      </w:pPr>
-      <w:r>
-        <w:rPr>
-          <w:rFonts w:ascii="Calibri" w:hAnsi="Calibri" w:cs="Calibri"/>
-          <w:sz w:val="36"/>
-          <w:szCs w:val="36"/>
+          <w:sz w:val="34"/>
+          <w:szCs w:val="34"/>
+        </w:rPr>
+      </w:pPr>
+      <w:r>
+        <w:rPr>
+          <w:rFonts w:ascii="Calibri" w:hAnsi="Calibri" w:cs="Calibri"/>
+          <w:sz w:val="34"/>
+          <w:szCs w:val="34"/>
         </w:rPr>
         <w:t>"Summarize key updates across the business from the last week"</w:t>
       </w:r>
@@ -4175,15 +4211,15 @@
         <w:jc w:val="both"/>
         <w:rPr>
           <w:rFonts w:ascii="Calibri" w:hAnsi="Calibri" w:cs="Calibri"/>
-          <w:sz w:val="36"/>
-          <w:szCs w:val="36"/>
-        </w:rPr>
-      </w:pPr>
-      <w:r>
-        <w:rPr>
-          <w:rFonts w:ascii="Calibri" w:hAnsi="Calibri" w:cs="Calibri"/>
-          <w:sz w:val="36"/>
-          <w:szCs w:val="36"/>
+          <w:sz w:val="34"/>
+          <w:szCs w:val="34"/>
+        </w:rPr>
+      </w:pPr>
+      <w:r>
+        <w:rPr>
+          <w:rFonts w:ascii="Calibri" w:hAnsi="Calibri" w:cs="Calibri"/>
+          <w:sz w:val="34"/>
+          <w:szCs w:val="34"/>
         </w:rPr>
         <w:t># Policy and process questions</w:t>
       </w:r>
@@ -4198,15 +4234,15 @@
         <w:jc w:val="both"/>
         <w:rPr>
           <w:rFonts w:ascii="Calibri" w:hAnsi="Calibri" w:cs="Calibri"/>
-          <w:sz w:val="36"/>
-          <w:szCs w:val="36"/>
-        </w:rPr>
-      </w:pPr>
-      <w:r>
-        <w:rPr>
-          <w:rFonts w:ascii="Calibri" w:hAnsi="Calibri" w:cs="Calibri"/>
-          <w:sz w:val="36"/>
-          <w:szCs w:val="36"/>
+          <w:sz w:val="34"/>
+          <w:szCs w:val="34"/>
+        </w:rPr>
+      </w:pPr>
+      <w:r>
+        <w:rPr>
+          <w:rFonts w:ascii="Calibri" w:hAnsi="Calibri" w:cs="Calibri"/>
+          <w:sz w:val="34"/>
+          <w:szCs w:val="34"/>
         </w:rPr>
         <w:t>"What is our company's remote work policy?"</w:t>
       </w:r>
@@ -4221,15 +4257,15 @@
         <w:jc w:val="both"/>
         <w:rPr>
           <w:rFonts w:ascii="Calibri" w:hAnsi="Calibri" w:cs="Calibri"/>
-          <w:sz w:val="36"/>
-          <w:szCs w:val="36"/>
-        </w:rPr>
-      </w:pPr>
-      <w:r>
-        <w:rPr>
-          <w:rFonts w:ascii="Calibri" w:hAnsi="Calibri" w:cs="Calibri"/>
-          <w:sz w:val="36"/>
-          <w:szCs w:val="36"/>
+          <w:sz w:val="34"/>
+          <w:szCs w:val="34"/>
+        </w:rPr>
+      </w:pPr>
+      <w:r>
+        <w:rPr>
+          <w:rFonts w:ascii="Calibri" w:hAnsi="Calibri" w:cs="Calibri"/>
+          <w:sz w:val="34"/>
+          <w:szCs w:val="34"/>
         </w:rPr>
         <w:t>"How do I submit an expense report?"</w:t>
       </w:r>
@@ -4239,15 +4275,15 @@
         <w:jc w:val="both"/>
         <w:rPr>
           <w:rFonts w:ascii="Calibri" w:hAnsi="Calibri" w:cs="Calibri"/>
-          <w:sz w:val="36"/>
-          <w:szCs w:val="36"/>
-        </w:rPr>
-      </w:pPr>
-      <w:r>
-        <w:rPr>
-          <w:rFonts w:ascii="Calibri" w:hAnsi="Calibri" w:cs="Calibri"/>
-          <w:sz w:val="36"/>
-          <w:szCs w:val="36"/>
+          <w:sz w:val="34"/>
+          <w:szCs w:val="34"/>
+        </w:rPr>
+      </w:pPr>
+      <w:r>
+        <w:rPr>
+          <w:rFonts w:ascii="Calibri" w:hAnsi="Calibri" w:cs="Calibri"/>
+          <w:sz w:val="34"/>
+          <w:szCs w:val="34"/>
         </w:rPr>
         <w:t># Performance and project tracking</w:t>
       </w:r>
@@ -4262,15 +4298,15 @@
         <w:jc w:val="both"/>
         <w:rPr>
           <w:rFonts w:ascii="Calibri" w:hAnsi="Calibri" w:cs="Calibri"/>
-          <w:sz w:val="36"/>
-          <w:szCs w:val="36"/>
-        </w:rPr>
-      </w:pPr>
-      <w:r>
-        <w:rPr>
-          <w:rFonts w:ascii="Calibri" w:hAnsi="Calibri" w:cs="Calibri"/>
-          <w:sz w:val="36"/>
-          <w:szCs w:val="36"/>
+          <w:sz w:val="34"/>
+          <w:szCs w:val="34"/>
+        </w:rPr>
+      </w:pPr>
+      <w:r>
+        <w:rPr>
+          <w:rFonts w:ascii="Calibri" w:hAnsi="Calibri" w:cs="Calibri"/>
+          <w:sz w:val="34"/>
+          <w:szCs w:val="34"/>
         </w:rPr>
         <w:t>"Find discussions and documents related to the marketing campaign"</w:t>
       </w:r>
@@ -4285,15 +4321,15 @@
         <w:jc w:val="both"/>
         <w:rPr>
           <w:rFonts w:ascii="Calibri" w:hAnsi="Calibri" w:cs="Calibri"/>
-          <w:sz w:val="36"/>
-          <w:szCs w:val="36"/>
-        </w:rPr>
-      </w:pPr>
-      <w:r>
-        <w:rPr>
-          <w:rFonts w:ascii="Calibri" w:hAnsi="Calibri" w:cs="Calibri"/>
-          <w:sz w:val="36"/>
-          <w:szCs w:val="36"/>
+          <w:sz w:val="34"/>
+          <w:szCs w:val="34"/>
+        </w:rPr>
+      </w:pPr>
+      <w:r>
+        <w:rPr>
+          <w:rFonts w:ascii="Calibri" w:hAnsi="Calibri" w:cs="Calibri"/>
+          <w:sz w:val="34"/>
+          <w:szCs w:val="34"/>
         </w:rPr>
         <w:t>"What were the key decisions from last week's leadership meetings?"</w:t>
       </w:r>
@@ -4303,88 +4339,88 @@
         <w:jc w:val="both"/>
         <w:rPr>
           <w:rFonts w:ascii="Calibri" w:hAnsi="Calibri" w:cs="Calibri"/>
-          <w:sz w:val="36"/>
-          <w:szCs w:val="36"/>
-        </w:rPr>
-      </w:pPr>
-    </w:p>
-    <w:p>
-      <w:pPr>
-        <w:jc w:val="both"/>
-        <w:rPr>
-          <w:rFonts w:ascii="Calibri" w:hAnsi="Calibri" w:cs="Calibri"/>
-          <w:sz w:val="36"/>
-          <w:szCs w:val="36"/>
-        </w:rPr>
-      </w:pPr>
-    </w:p>
-    <w:p>
-      <w:pPr>
-        <w:jc w:val="both"/>
-        <w:rPr>
-          <w:rFonts w:ascii="Calibri" w:hAnsi="Calibri" w:cs="Calibri"/>
-          <w:sz w:val="36"/>
-          <w:szCs w:val="36"/>
-        </w:rPr>
-      </w:pPr>
-    </w:p>
-    <w:p>
-      <w:pPr>
-        <w:jc w:val="both"/>
-        <w:rPr>
-          <w:rFonts w:ascii="Calibri" w:hAnsi="Calibri" w:cs="Calibri"/>
-          <w:sz w:val="36"/>
-          <w:szCs w:val="36"/>
-        </w:rPr>
-      </w:pPr>
-    </w:p>
-    <w:p>
-      <w:pPr>
-        <w:jc w:val="both"/>
-        <w:rPr>
-          <w:rFonts w:ascii="Calibri" w:hAnsi="Calibri" w:cs="Calibri"/>
-          <w:sz w:val="36"/>
-          <w:szCs w:val="36"/>
-        </w:rPr>
-      </w:pPr>
-    </w:p>
-    <w:p>
-      <w:pPr>
-        <w:jc w:val="both"/>
-        <w:rPr>
-          <w:rFonts w:ascii="Calibri" w:hAnsi="Calibri" w:cs="Calibri"/>
-          <w:sz w:val="36"/>
-          <w:szCs w:val="36"/>
-        </w:rPr>
-      </w:pPr>
-    </w:p>
-    <w:p>
-      <w:pPr>
-        <w:jc w:val="both"/>
-        <w:rPr>
-          <w:rFonts w:ascii="Calibri" w:hAnsi="Calibri" w:cs="Calibri"/>
-          <w:sz w:val="36"/>
-          <w:szCs w:val="36"/>
-        </w:rPr>
-      </w:pPr>
-    </w:p>
-    <w:p>
-      <w:pPr>
-        <w:jc w:val="both"/>
-        <w:rPr>
-          <w:rFonts w:ascii="Calibri" w:hAnsi="Calibri" w:cs="Calibri"/>
-          <w:sz w:val="36"/>
-          <w:szCs w:val="36"/>
-        </w:rPr>
-      </w:pPr>
-    </w:p>
-    <w:p>
-      <w:pPr>
-        <w:jc w:val="both"/>
-        <w:rPr>
-          <w:rFonts w:ascii="Calibri" w:hAnsi="Calibri" w:cs="Calibri"/>
-          <w:sz w:val="36"/>
-          <w:szCs w:val="36"/>
+          <w:sz w:val="34"/>
+          <w:szCs w:val="34"/>
+        </w:rPr>
+      </w:pPr>
+    </w:p>
+    <w:p>
+      <w:pPr>
+        <w:jc w:val="both"/>
+        <w:rPr>
+          <w:rFonts w:ascii="Calibri" w:hAnsi="Calibri" w:cs="Calibri"/>
+          <w:sz w:val="34"/>
+          <w:szCs w:val="34"/>
+        </w:rPr>
+      </w:pPr>
+    </w:p>
+    <w:p>
+      <w:pPr>
+        <w:jc w:val="both"/>
+        <w:rPr>
+          <w:rFonts w:ascii="Calibri" w:hAnsi="Calibri" w:cs="Calibri"/>
+          <w:sz w:val="34"/>
+          <w:szCs w:val="34"/>
+        </w:rPr>
+      </w:pPr>
+    </w:p>
+    <w:p>
+      <w:pPr>
+        <w:jc w:val="both"/>
+        <w:rPr>
+          <w:rFonts w:ascii="Calibri" w:hAnsi="Calibri" w:cs="Calibri"/>
+          <w:sz w:val="34"/>
+          <w:szCs w:val="34"/>
+        </w:rPr>
+      </w:pPr>
+    </w:p>
+    <w:p>
+      <w:pPr>
+        <w:jc w:val="both"/>
+        <w:rPr>
+          <w:rFonts w:ascii="Calibri" w:hAnsi="Calibri" w:cs="Calibri"/>
+          <w:sz w:val="34"/>
+          <w:szCs w:val="34"/>
+        </w:rPr>
+      </w:pPr>
+    </w:p>
+    <w:p>
+      <w:pPr>
+        <w:jc w:val="both"/>
+        <w:rPr>
+          <w:rFonts w:ascii="Calibri" w:hAnsi="Calibri" w:cs="Calibri"/>
+          <w:sz w:val="34"/>
+          <w:szCs w:val="34"/>
+        </w:rPr>
+      </w:pPr>
+    </w:p>
+    <w:p>
+      <w:pPr>
+        <w:jc w:val="both"/>
+        <w:rPr>
+          <w:rFonts w:ascii="Calibri" w:hAnsi="Calibri" w:cs="Calibri"/>
+          <w:sz w:val="34"/>
+          <w:szCs w:val="34"/>
+        </w:rPr>
+      </w:pPr>
+    </w:p>
+    <w:p>
+      <w:pPr>
+        <w:jc w:val="both"/>
+        <w:rPr>
+          <w:rFonts w:ascii="Calibri" w:hAnsi="Calibri" w:cs="Calibri"/>
+          <w:sz w:val="34"/>
+          <w:szCs w:val="34"/>
+        </w:rPr>
+      </w:pPr>
+    </w:p>
+    <w:p>
+      <w:pPr>
+        <w:jc w:val="both"/>
+        <w:rPr>
+          <w:rFonts w:ascii="Calibri" w:hAnsi="Calibri" w:cs="Calibri"/>
+          <w:sz w:val="34"/>
+          <w:szCs w:val="34"/>
         </w:rPr>
       </w:pPr>
     </w:p>
